--- a/src/Tests/Inputs/cover-letters/05/input.docx
+++ b/src/Tests/Inputs/cover-letters/05/input.docx
@@ -1,6 +1,6 @@
 
 <file path=word/document.xml><?xml version="1.0" encoding="utf-8"?>
-<w:document xmlns:wpc="http://schemas.microsoft.com/office/word/2010/wordprocessingCanvas" xmlns:cx="http://schemas.microsoft.com/office/drawing/2014/chartex" xmlns:cx1="http://schemas.microsoft.com/office/drawing/2015/9/8/chartex" xmlns:cx2="http://schemas.microsoft.com/office/drawing/2015/10/21/chartex" xmlns:cx3="http://schemas.microsoft.com/office/drawing/2016/5/9/chartex" xmlns:cx4="http://schemas.microsoft.com/office/drawing/2016/5/10/chartex" xmlns:cx5="http://schemas.microsoft.com/office/drawing/2016/5/11/chartex" xmlns:cx6="http://schemas.microsoft.com/office/drawing/2016/5/12/chartex" xmlns:cx7="http://schemas.microsoft.com/office/drawing/2016/5/13/chartex" xmlns:cx8="http://schemas.microsoft.com/office/drawing/2016/5/14/chartex" xmlns:mc="http://schemas.openxmlformats.org/markup-compatibility/2006" xmlns:aink="http://schemas.microsoft.com/office/drawing/2016/ink" xmlns:am3d="http://schemas.microsoft.com/office/drawing/2017/model3d" xmlns:o="urn:schemas-microsoft-com:office:office" xmlns:oel="http://schemas.microsoft.com/office/2019/extlst" xmlns:r="http://schemas.openxmlformats.org/officeDocument/2006/relationships" xmlns:m="http://schemas.openxmlformats.org/officeDocument/2006/math" xmlns:v="urn:schemas-microsoft-com:vml" xmlns:wp14="http://schemas.microsoft.com/office/word/2010/wordprocessingDrawing" xmlns:wp="http://schemas.openxmlformats.org/drawingml/2006/wordprocessingDrawing" xmlns:w10="urn:schemas-microsoft-com:office:word" xmlns:w="http://schemas.openxmlformats.org/wordprocessingml/2006/main" xmlns:w14="http://schemas.microsoft.com/office/word/2010/wordml" xmlns:w15="http://schemas.microsoft.com/office/word/2012/wordml" xmlns:w16cex="http://schemas.microsoft.com/office/word/2018/wordml/cex" xmlns:w16cid="http://schemas.microsoft.com/office/word/2016/wordml/cid" xmlns:w16="http://schemas.microsoft.com/office/word/2018/wordml" xmlns:w16du="http://schemas.microsoft.com/office/word/2023/wordml/word16du" xmlns:w16sdtdh="http://schemas.microsoft.com/office/word/2020/wordml/sdtdatahash" xmlns:w16se="http://schemas.microsoft.com/office/word/2015/wordml/symex" xmlns:wpg="http://schemas.microsoft.com/office/word/2010/wordprocessingGroup" xmlns:wpi="http://schemas.microsoft.com/office/word/2010/wordprocessingInk" xmlns:wne="http://schemas.microsoft.com/office/word/2006/wordml" xmlns:wps="http://schemas.microsoft.com/office/word/2010/wordprocessingShape" mc:Ignorable="w14 w15 w16se w16cid w16 w16cex w16sdtdh wp14">
+<w:document xmlns:a="http://schemas.openxmlformats.org/drawingml/2006/main" xmlns:adec="http://schemas.microsoft.com/office/drawing/2017/decorative" xmlns:a14="http://schemas.microsoft.com/office/drawing/2010/main" xmlns:wpc="http://schemas.microsoft.com/office/word/2010/wordprocessingCanvas" xmlns:cx="http://schemas.microsoft.com/office/drawing/2014/chartex" xmlns:cx1="http://schemas.microsoft.com/office/drawing/2015/9/8/chartex" xmlns:cx2="http://schemas.microsoft.com/office/drawing/2015/10/21/chartex" xmlns:cx3="http://schemas.microsoft.com/office/drawing/2016/5/9/chartex" xmlns:cx4="http://schemas.microsoft.com/office/drawing/2016/5/10/chartex" xmlns:cx5="http://schemas.microsoft.com/office/drawing/2016/5/11/chartex" xmlns:cx6="http://schemas.microsoft.com/office/drawing/2016/5/12/chartex" xmlns:cx7="http://schemas.microsoft.com/office/drawing/2016/5/13/chartex" xmlns:cx8="http://schemas.microsoft.com/office/drawing/2016/5/14/chartex" xmlns:mc="http://schemas.openxmlformats.org/markup-compatibility/2006" xmlns:aink="http://schemas.microsoft.com/office/drawing/2016/ink" xmlns:am3d="http://schemas.microsoft.com/office/drawing/2017/model3d" xmlns:o="urn:schemas-microsoft-com:office:office" xmlns:oel="http://schemas.microsoft.com/office/2019/extlst" xmlns:r="http://schemas.openxmlformats.org/officeDocument/2006/relationships" xmlns:m="http://schemas.openxmlformats.org/officeDocument/2006/math" xmlns:v="urn:schemas-microsoft-com:vml" xmlns:wp14="http://schemas.microsoft.com/office/word/2010/wordprocessingDrawing" xmlns:wp="http://schemas.openxmlformats.org/drawingml/2006/wordprocessingDrawing" xmlns:w10="urn:schemas-microsoft-com:office:word" xmlns:w="http://schemas.openxmlformats.org/wordprocessingml/2006/main" xmlns:w14="http://schemas.microsoft.com/office/word/2010/wordml" xmlns:w15="http://schemas.microsoft.com/office/word/2012/wordml" xmlns:w16cex="http://schemas.microsoft.com/office/word/2018/wordml/cex" xmlns:w16cid="http://schemas.microsoft.com/office/word/2016/wordml/cid" xmlns:w16="http://schemas.microsoft.com/office/word/2018/wordml" xmlns:w16du="http://schemas.microsoft.com/office/word/2023/wordml/word16du" xmlns:w16sdtdh="http://schemas.microsoft.com/office/word/2020/wordml/sdtdatahash" xmlns:w16se="http://schemas.microsoft.com/office/word/2015/wordml/symex" xmlns:wpg="http://schemas.microsoft.com/office/word/2010/wordprocessingGroup" xmlns:wpi="http://schemas.microsoft.com/office/word/2010/wordprocessingInk" xmlns:wne="http://schemas.microsoft.com/office/word/2006/wordml" xmlns:wps="http://schemas.microsoft.com/office/word/2010/wordprocessingShape" mc:Ignorable="w14 w15 w16se w16cid w16 w16cex w16sdtdh wp14">
   <w:body>
     <w:p>
       <w:pPr>
@@ -20,7 +20,7 @@
         <mc:AlternateContent>
           <mc:Choice Requires="wpg">
             <w:drawing>
-              <wp:anchor distT="0" distB="0" distL="114300" distR="114300" simplePos="0" relativeHeight="251668480" behindDoc="1" locked="1" layoutInCell="1" allowOverlap="1" wp14:anchorId="5D203CC3" wp14:editId="38C7DA1C">
+              <wp:anchor distT="0" distB="0" distL="114300" distR="114300" simplePos="0" relativeHeight="251668480" behindDoc="1" locked="1" layoutInCell="1" allowOverlap="1" wp14:editId="38C7DA1C" wp14:anchorId="5D203CC3">
                 <wp:simplePos x="0" y="0"/>
                 <wp:positionH relativeFrom="column">
                   <wp:posOffset>-457200</wp:posOffset>
@@ -867,32 +867,32 @@
           </mc:Choice>
           <mc:Fallback>
             <w:pict>
-              <v:group w14:anchorId="1B37849E" id="Group 22" o:spid="_x0000_s1026" alt="Decorative" style="position:absolute;margin-left:-36pt;margin-top:-1in;width:597.6pt;height:11in;z-index:-251648000" coordsize="11955,15841" o:gfxdata="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">
-                <v:group id="Group 23" o:spid="_x0000_s1027" style="position:absolute;left:6586;width:5369;height:2980" coordorigin="6586" coordsize="5369,2980" o:gfxdata="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">
-                  <v:shape id="AutoShape 24" o:spid="_x0000_s1028" style="position:absolute;left:6586;width:3578;height:2980;visibility:visible;mso-wrap-style:square;v-text-anchor:top" coordsize="3578,2980" o:gfxdata="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" path="m1786,591l1194,,,,1188,1188,1786,591m3577,2383l2980,1786r-597,597l2980,2980r597,-597e" fillcolor="#4495a2 [3206]" stroked="f">
+              <v:group id="Group 22" style="position:absolute;margin-left:-36pt;margin-top:-1in;width:597.6pt;height:11in;z-index:-251648000" alt="Decorative" coordsize="11955,15841" o:spid="_x0000_s1026" o:gfxdata="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" w14:anchorId="1B37849E">
+                <v:group id="Group 23" style="position:absolute;left:6586;width:5369;height:2980" coordsize="5369,2980" coordorigin="6586" o:spid="_x0000_s1027" o:gfxdata="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">
+                  <v:shape id="AutoShape 24" style="position:absolute;left:6586;width:3578;height:2980;visibility:visible;mso-wrap-style:square;v-text-anchor:top" coordsize="3578,2980" o:spid="_x0000_s1028" fillcolor="#4495a2 [3206]" stroked="f" path="m1786,591l1194,,,,1188,1188,1786,591m3577,2383l2980,1786r-597,597l2980,2980r597,-597e" o:gfxdata="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">
                     <v:path arrowok="t" o:connecttype="custom" o:connectlocs="1786,591;1194,0;0,0;1188,1188;1786,591;3577,2383;2980,1786;2383,2383;2980,2980;3577,2383" o:connectangles="0,0,0,0,0,0,0,0,0,0"/>
                   </v:shape>
-                  <v:shape id="Freeform 25" o:spid="_x0000_s1029" style="position:absolute;left:7177;top:1188;width:1792;height:1792;visibility:visible;mso-wrap-style:square;v-text-anchor:top" coordsize="1792,1792" o:gfxdata="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" path="m597,l,598,1195,1792r597,-597l597,xe" fillcolor="#f9d448 [3209]" stroked="f">
+                  <v:shape id="Freeform 25" style="position:absolute;left:7177;top:1188;width:1792;height:1792;visibility:visible;mso-wrap-style:square;v-text-anchor:top" coordsize="1792,1792" o:spid="_x0000_s1029" fillcolor="#f9d448 [3209]" stroked="f" path="m597,l,598,1195,1792r597,-597l597,xe" o:gfxdata="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">
                     <v:path arrowok="t" o:connecttype="custom" o:connectlocs="597,1188;0,1786;1195,2980;1792,2383;597,1188" o:connectangles="0,0,0,0,0"/>
                   </v:shape>
-                  <v:shape id="Freeform 26" o:spid="_x0000_s1030" style="position:absolute;left:8974;width:1183;height:592;visibility:visible;mso-wrap-style:square;v-text-anchor:top" coordsize="1183,592" o:gfxdata="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" path="m1183,l,,591,591,1183,xe" fillcolor="#4495a2 [3206]" stroked="f">
+                  <v:shape id="Freeform 26" style="position:absolute;left:8974;width:1183;height:592;visibility:visible;mso-wrap-style:square;v-text-anchor:top" coordsize="1183,592" o:spid="_x0000_s1030" fillcolor="#4495a2 [3206]" stroked="f" path="m1183,l,,591,591,1183,xe" o:gfxdata="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">
                     <v:path arrowok="t" o:connecttype="custom" o:connectlocs="1183,0;0,0;591,591;1183,0" o:connectangles="0,0,0,0"/>
                   </v:shape>
-                  <v:shape id="Freeform 27" o:spid="_x0000_s1031" style="position:absolute;left:7774;top:591;width:1792;height:1792;visibility:visible;mso-wrap-style:square;v-text-anchor:top" coordsize="1792,1792" o:gfxdata="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" path="m598,l,597,1195,1792r597,-597l598,xe" fillcolor="#7ca655 [3215]" stroked="f">
+                  <v:shape id="Freeform 27" style="position:absolute;left:7774;top:591;width:1792;height:1792;visibility:visible;mso-wrap-style:square;v-text-anchor:top" coordsize="1792,1792" o:spid="_x0000_s1031" fillcolor="#7ca655 [3215]" stroked="f" path="m598,l,597,1195,1792r597,-597l598,xe" o:gfxdata="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">
                     <v:path arrowok="t" o:connecttype="custom" o:connectlocs="598,591;0,1188;1195,2383;1792,1786;598,591" o:connectangles="0,0,0,0,0"/>
                   </v:shape>
-                  <v:shape id="Freeform 28" o:spid="_x0000_s1032" style="position:absolute;left:9566;top:591;width:2389;height:2389;visibility:visible;mso-wrap-style:square;v-text-anchor:top" coordsize="2389,2389" o:gfxdata="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" path="m2389,1195l1194,,,1195,1194,2389,2389,1195e" fillcolor="#f9d448 [3209]" stroked="f">
+                  <v:shape id="Freeform 28" style="position:absolute;left:9566;top:591;width:2389;height:2389;visibility:visible;mso-wrap-style:square;v-text-anchor:top" coordsize="2389,2389" o:spid="_x0000_s1032" fillcolor="#f9d448 [3209]" stroked="f" path="m2389,1195l1194,,,1195,1194,2389,2389,1195e" o:gfxdata="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">
                     <v:path arrowok="t" o:connecttype="custom" o:connectlocs="2389,1786;1194,591;0,1786;1194,2980;2389,1786" o:connectangles="0,0,0,0,0"/>
                   </v:shape>
                 </v:group>
-                <v:group id="Group 29" o:spid="_x0000_s1033" style="position:absolute;top:12290;width:3551;height:3551" coordorigin=",12290" coordsize="3551,3551" o:gfxdata="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">
-                  <v:shape id="Freeform 30" o:spid="_x0000_s1034" style="position:absolute;top:12289;width:1789;height:2386;visibility:visible;mso-wrap-style:square;v-text-anchor:top" coordsize="1789,2386" o:gfxdata="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" path="m,l,1194,1192,2386r597,-597l,xe" fillcolor="#4495a2 [3206]" stroked="f">
+                <v:group id="Group 29" style="position:absolute;top:12290;width:3551;height:3551" coordsize="3551,3551" coordorigin=",12290" o:spid="_x0000_s1033" o:gfxdata="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">
+                  <v:shape id="Freeform 30" style="position:absolute;top:12289;width:1789;height:2386;visibility:visible;mso-wrap-style:square;v-text-anchor:top" coordsize="1789,2386" o:spid="_x0000_s1034" fillcolor="#4495a2 [3206]" stroked="f" path="m,l,1194,1192,2386r597,-597l,xe" o:gfxdata="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">
                     <v:path arrowok="t" o:connecttype="custom" o:connectlocs="0,12290;0,13484;1192,14676;1789,14079;0,12290" o:connectangles="0,0,0,0,0"/>
                   </v:shape>
-                  <v:shape id="Freeform 31" o:spid="_x0000_s1035" style="position:absolute;top:14678;width:1162;height:1162;visibility:visible;mso-wrap-style:square;v-text-anchor:top" coordsize="1162,1162" o:gfxdata="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" path="m,l,1161r1161,l,xe" fillcolor="#7ca655 [3215]" stroked="f">
+                  <v:shape id="Freeform 31" style="position:absolute;top:14678;width:1162;height:1162;visibility:visible;mso-wrap-style:square;v-text-anchor:top" coordsize="1162,1162" o:spid="_x0000_s1035" fillcolor="#7ca655 [3215]" stroked="f" path="m,l,1161r1161,l,xe" o:gfxdata="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">
                     <v:path arrowok="t" o:connecttype="custom" o:connectlocs="0,14679;0,15840;1161,15840;0,14679" o:connectangles="0,0,0,0"/>
                   </v:shape>
-                  <v:shape id="Freeform 32" o:spid="_x0000_s1036" style="position:absolute;left:1221;top:14675;width:2329;height:1165;visibility:visible;mso-wrap-style:square;v-text-anchor:top" coordsize="2329,1165" o:gfxdata="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" path="m2329,1164l1165,,,1164r2329,e" fillcolor="#f9d448 [3209]" stroked="f">
+                  <v:shape id="Freeform 32" style="position:absolute;left:1221;top:14675;width:2329;height:1165;visibility:visible;mso-wrap-style:square;v-text-anchor:top" coordsize="2329,1165" o:spid="_x0000_s1036" fillcolor="#f9d448 [3209]" stroked="f" path="m2329,1164l1165,,,1164r2329,e" o:gfxdata="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">
                     <v:path arrowok="t" o:connecttype="custom" o:connectlocs="2329,15840;1165,14676;0,15840;2329,15840" o:connectangles="0,0,0,0"/>
                   </v:shape>
                 </v:group>
@@ -1122,7 +1122,7 @@
           <w:tcPr>
             <w:tcW w:w="846" w:type="pct"/>
             <w:tcBorders>
-              <w:top w:val="single" w:sz="48" w:space="0" w:color="7CA655" w:themeColor="text2"/>
+              <w:top w:val="single" w:color="7CA655" w:themeColor="text2" w:sz="48" w:space="0"/>
             </w:tcBorders>
             <w:shd w:val="clear" w:color="auto" w:fill="auto"/>
           </w:tcPr>
@@ -1146,7 +1146,7 @@
           <w:tcPr>
             <w:tcW w:w="1330" w:type="pct"/>
             <w:tcBorders>
-              <w:top w:val="single" w:sz="48" w:space="0" w:color="000000" w:themeColor="text1"/>
+              <w:top w:val="single" w:color="000000" w:themeColor="text1" w:sz="48" w:space="0"/>
             </w:tcBorders>
             <w:shd w:val="clear" w:color="auto" w:fill="auto"/>
           </w:tcPr>
@@ -1480,7 +1480,7 @@
         <mc:AlternateContent>
           <mc:Choice Requires="wpg">
             <w:drawing>
-              <wp:anchor distT="0" distB="0" distL="114300" distR="114300" simplePos="0" relativeHeight="251669504" behindDoc="1" locked="1" layoutInCell="1" allowOverlap="1" wp14:anchorId="660732C5" wp14:editId="3D339E29">
+              <wp:anchor distT="0" distB="0" distL="114300" distR="114300" simplePos="0" relativeHeight="251669504" behindDoc="1" locked="1" layoutInCell="1" allowOverlap="1" wp14:editId="3D339E29" wp14:anchorId="660732C5">
                 <wp:simplePos x="0" y="0"/>
                 <wp:positionH relativeFrom="column">
                   <wp:posOffset>-457835</wp:posOffset>
@@ -2483,38 +2483,38 @@
           </mc:Choice>
           <mc:Fallback>
             <w:pict>
-              <v:group w14:anchorId="3D0C280A" id="Group 59" o:spid="_x0000_s1026" alt="Decorative" style="position:absolute;margin-left:-36.05pt;margin-top:-1in;width:597.6pt;height:11in;z-index:-251646976" coordorigin="-15" coordsize="11953,15841" o:gfxdata="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">
-                <v:group id="Group 46" o:spid="_x0000_s1027" style="position:absolute;left:6569;width:5369;height:2980" coordorigin="6586" coordsize="5369,2980" o:gfxdata="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">
-                  <v:shape id="AutoShape 47" o:spid="_x0000_s1028" style="position:absolute;left:6586;width:3578;height:2980;visibility:visible;mso-wrap-style:square;v-text-anchor:top" coordsize="3578,2980" o:gfxdata="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" path="m1786,591l1194,,,,1188,1188,1786,591m3577,2383l2980,1786r-597,597l2980,2980r597,-597e" fillcolor="#4495a2 [3206]" stroked="f">
+              <v:group id="Group 59" style="position:absolute;margin-left:-36.05pt;margin-top:-1in;width:597.6pt;height:11in;z-index:-251646976" alt="Decorative" coordsize="11953,15841" coordorigin="-15" o:spid="_x0000_s1026" o:gfxdata="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" w14:anchorId="3D0C280A">
+                <v:group id="Group 46" style="position:absolute;left:6569;width:5369;height:2980" coordsize="5369,2980" coordorigin="6586" o:spid="_x0000_s1027" o:gfxdata="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">
+                  <v:shape id="AutoShape 47" style="position:absolute;left:6586;width:3578;height:2980;visibility:visible;mso-wrap-style:square;v-text-anchor:top" coordsize="3578,2980" o:spid="_x0000_s1028" fillcolor="#4495a2 [3206]" stroked="f" path="m1786,591l1194,,,,1188,1188,1786,591m3577,2383l2980,1786r-597,597l2980,2980r597,-597e" o:gfxdata="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">
                     <v:path arrowok="t" o:connecttype="custom" o:connectlocs="1786,591;1194,0;0,0;1188,1188;1786,591;3577,2383;2980,1786;2383,2383;2980,2980;3577,2383" o:connectangles="0,0,0,0,0,0,0,0,0,0"/>
                   </v:shape>
-                  <v:shape id="Freeform 48" o:spid="_x0000_s1029" style="position:absolute;left:7177;top:1188;width:1792;height:1792;visibility:visible;mso-wrap-style:square;v-text-anchor:top" coordsize="1792,1792" o:gfxdata="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" path="m597,l,598,1195,1792r597,-597l597,xe" fillcolor="#e06742 [3208]" stroked="f">
+                  <v:shape id="Freeform 48" style="position:absolute;left:7177;top:1188;width:1792;height:1792;visibility:visible;mso-wrap-style:square;v-text-anchor:top" coordsize="1792,1792" o:spid="_x0000_s1029" fillcolor="#e06742 [3208]" stroked="f" path="m597,l,598,1195,1792r597,-597l597,xe" o:gfxdata="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">
                     <v:path arrowok="t" o:connecttype="custom" o:connectlocs="597,1188;0,1786;1195,2980;1792,2383;597,1188" o:connectangles="0,0,0,0,0"/>
                   </v:shape>
-                  <v:shape id="Freeform 49" o:spid="_x0000_s1030" style="position:absolute;left:8974;width:1183;height:592;visibility:visible;mso-wrap-style:square;v-text-anchor:top" coordsize="1183,592" o:gfxdata="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" path="m1183,l,,591,591,1183,xe" fillcolor="#4495a2 [3206]" stroked="f">
+                  <v:shape id="Freeform 49" style="position:absolute;left:8974;width:1183;height:592;visibility:visible;mso-wrap-style:square;v-text-anchor:top" coordsize="1183,592" o:spid="_x0000_s1030" fillcolor="#4495a2 [3206]" stroked="f" path="m1183,l,,591,591,1183,xe" o:gfxdata="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">
                     <v:path arrowok="t" o:connecttype="custom" o:connectlocs="1183,0;0,0;591,591;1183,0" o:connectangles="0,0,0,0"/>
                   </v:shape>
-                  <v:shape id="Freeform 50" o:spid="_x0000_s1031" style="position:absolute;left:7774;top:591;width:1792;height:1792;visibility:visible;mso-wrap-style:square;v-text-anchor:top" coordsize="1792,1792" o:gfxdata="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" path="m598,l,597,1195,1792r597,-597l598,xe" fillcolor="#aa5881 [3207]" stroked="f">
+                  <v:shape id="Freeform 50" style="position:absolute;left:7774;top:591;width:1792;height:1792;visibility:visible;mso-wrap-style:square;v-text-anchor:top" coordsize="1792,1792" o:spid="_x0000_s1031" fillcolor="#aa5881 [3207]" stroked="f" path="m598,l,597,1195,1792r597,-597l598,xe" o:gfxdata="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">
                     <v:path arrowok="t" o:connecttype="custom" o:connectlocs="598,591;0,1188;1195,2383;1792,1786;598,591" o:connectangles="0,0,0,0,0"/>
                   </v:shape>
-                  <v:shape id="Freeform 51" o:spid="_x0000_s1032" style="position:absolute;left:10760;top:591;width:1195;height:1195;visibility:visible;mso-wrap-style:square;v-text-anchor:top" coordsize="1195,1195" o:gfxdata="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" path="m,l1195,1195,,xe" fillcolor="#f15d35" stroked="f">
+                  <v:shape id="Freeform 51" style="position:absolute;left:10760;top:591;width:1195;height:1195;visibility:visible;mso-wrap-style:square;v-text-anchor:top" coordsize="1195,1195" o:spid="_x0000_s1032" fillcolor="#f15d35" stroked="f" path="m,l1195,1195,,xe" o:gfxdata="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">
                     <v:path arrowok="t" o:connecttype="custom" o:connectlocs="0,591;1195,1786;0,591" o:connectangles="0,0,0"/>
                   </v:shape>
-                  <v:shape id="Freeform 52" o:spid="_x0000_s1033" style="position:absolute;left:9566;top:591;width:2389;height:2389;visibility:visible;mso-wrap-style:square;v-text-anchor:top" coordsize="2389,2389" o:gfxdata="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" path="m1194,l,1195,1194,2389,2389,1195,1194,xe" fillcolor="#e06742 [3208]" stroked="f">
+                  <v:shape id="Freeform 52" style="position:absolute;left:9566;top:591;width:2389;height:2389;visibility:visible;mso-wrap-style:square;v-text-anchor:top" coordsize="2389,2389" o:spid="_x0000_s1033" fillcolor="#e06742 [3208]" stroked="f" path="m1194,l,1195,1194,2389,2389,1195,1194,xe" o:gfxdata="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">
                     <v:path arrowok="t" o:connecttype="custom" o:connectlocs="1194,591;0,1786;1194,2980;2389,1786;1194,591" o:connectangles="0,0,0,0,0"/>
                   </v:shape>
                 </v:group>
-                <v:group id="Group 53" o:spid="_x0000_s1034" style="position:absolute;left:-15;top:12290;width:3551;height:3551" coordorigin=",12290" coordsize="3551,3551" o:gfxdata="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">
-                  <v:shape id="Freeform 54" o:spid="_x0000_s1035" style="position:absolute;top:12289;width:1789;height:2386;visibility:visible;mso-wrap-style:square;v-text-anchor:top" coordsize="1789,2386" o:gfxdata="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" path="m,l,1194,1192,2386r597,-597l,xe" fillcolor="#4495a2 [3206]" stroked="f">
+                <v:group id="Group 53" style="position:absolute;left:-15;top:12290;width:3551;height:3551" coordsize="3551,3551" coordorigin=",12290" o:spid="_x0000_s1034" o:gfxdata="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">
+                  <v:shape id="Freeform 54" style="position:absolute;top:12289;width:1789;height:2386;visibility:visible;mso-wrap-style:square;v-text-anchor:top" coordsize="1789,2386" o:spid="_x0000_s1035" fillcolor="#4495a2 [3206]" stroked="f" path="m,l,1194,1192,2386r597,-597l,xe" o:gfxdata="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">
                     <v:path arrowok="t" o:connecttype="custom" o:connectlocs="0,12290;0,13484;1192,14676;1789,14079;0,12290" o:connectangles="0,0,0,0,0"/>
                   </v:shape>
-                  <v:shape id="Freeform 55" o:spid="_x0000_s1036" style="position:absolute;top:14678;width:1162;height:1162;visibility:visible;mso-wrap-style:square;v-text-anchor:top" coordsize="1162,1162" o:gfxdata="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" path="m,l,1161r1161,l,xe" fillcolor="#aa5881 [3207]" stroked="f">
+                  <v:shape id="Freeform 55" style="position:absolute;top:14678;width:1162;height:1162;visibility:visible;mso-wrap-style:square;v-text-anchor:top" coordsize="1162,1162" o:spid="_x0000_s1036" fillcolor="#aa5881 [3207]" stroked="f" path="m,l,1161r1161,l,xe" o:gfxdata="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">
                     <v:path arrowok="t" o:connecttype="custom" o:connectlocs="0,14679;0,15840;1161,15840;0,14679" o:connectangles="0,0,0,0"/>
                   </v:shape>
-                  <v:shape id="Freeform 56" o:spid="_x0000_s1037" style="position:absolute;left:2385;top:14675;width:1165;height:1165;visibility:visible;mso-wrap-style:square;v-text-anchor:top" coordsize="1165,1165" o:gfxdata="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" path="m,l1164,1165,,xe" fillcolor="#f15d35" stroked="f">
+                  <v:shape id="Freeform 56" style="position:absolute;left:2385;top:14675;width:1165;height:1165;visibility:visible;mso-wrap-style:square;v-text-anchor:top" coordsize="1165,1165" o:spid="_x0000_s1037" fillcolor="#f15d35" stroked="f" path="m,l1164,1165,,xe" o:gfxdata="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">
                     <v:path arrowok="t" o:connecttype="custom" o:connectlocs="0,14675;1164,15840;0,14675" o:connectangles="0,0,0"/>
                   </v:shape>
-                  <v:shape id="Freeform 57" o:spid="_x0000_s1038" style="position:absolute;left:1221;top:14675;width:2330;height:1165;visibility:visible;mso-wrap-style:square;v-text-anchor:top" coordsize="2330,1165" o:gfxdata="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" path="m1165,l,1164r2329,l1165,xe" fillcolor="#e06742 [3208]" stroked="f">
+                  <v:shape id="Freeform 57" style="position:absolute;left:1221;top:14675;width:2330;height:1165;visibility:visible;mso-wrap-style:square;v-text-anchor:top" coordsize="2330,1165" o:spid="_x0000_s1038" fillcolor="#e06742 [3208]" stroked="f" path="m1165,l,1164r2329,l1165,xe" o:gfxdata="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">
                     <v:path arrowok="t" o:connecttype="custom" o:connectlocs="1165,14676;0,15840;2329,15840;1165,14676" o:connectangles="0,0,0,0"/>
                   </v:shape>
                 </v:group>
@@ -2744,7 +2744,7 @@
           <w:tcPr>
             <w:tcW w:w="846" w:type="pct"/>
             <w:tcBorders>
-              <w:top w:val="single" w:sz="48" w:space="0" w:color="AA5881" w:themeColor="accent4"/>
+              <w:top w:val="single" w:color="AA5881" w:themeColor="accent4" w:sz="48" w:space="0"/>
             </w:tcBorders>
             <w:shd w:val="clear" w:color="auto" w:fill="auto"/>
           </w:tcPr>
@@ -2768,7 +2768,7 @@
           <w:tcPr>
             <w:tcW w:w="1330" w:type="pct"/>
             <w:tcBorders>
-              <w:top w:val="single" w:sz="48" w:space="0" w:color="000000" w:themeColor="text1"/>
+              <w:top w:val="single" w:color="000000" w:themeColor="text1" w:sz="48" w:space="0"/>
             </w:tcBorders>
             <w:shd w:val="clear" w:color="auto" w:fill="auto"/>
           </w:tcPr>
@@ -3101,7 +3101,7 @@
         <mc:AlternateContent>
           <mc:Choice Requires="wpg">
             <w:drawing>
-              <wp:anchor distT="0" distB="0" distL="114300" distR="114300" simplePos="0" relativeHeight="251670528" behindDoc="1" locked="1" layoutInCell="1" allowOverlap="1" wp14:anchorId="004768A2" wp14:editId="4E85CB3E">
+              <wp:anchor distT="0" distB="0" distL="114300" distR="114300" simplePos="0" relativeHeight="251670528" behindDoc="1" locked="1" layoutInCell="1" allowOverlap="1" wp14:editId="4E85CB3E" wp14:anchorId="004768A2">
                 <wp:simplePos x="0" y="0"/>
                 <wp:positionH relativeFrom="column">
                   <wp:posOffset>-457200</wp:posOffset>
@@ -4110,38 +4110,38 @@
           </mc:Choice>
           <mc:Fallback>
             <w:pict>
-              <v:group w14:anchorId="2B682AE6" id="Group 72" o:spid="_x0000_s1026" alt="Decorative" style="position:absolute;margin-left:-36pt;margin-top:-1in;width:597.6pt;height:11in;z-index:-251645952" coordsize="11955,15841" o:gfxdata="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">
-                <v:group id="Group 59" o:spid="_x0000_s1027" style="position:absolute;left:6586;width:5369;height:2980" coordorigin="6586" coordsize="5369,2980" o:gfxdata="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">
-                  <v:shape id="AutoShape 60" o:spid="_x0000_s1028" style="position:absolute;left:6586;width:3578;height:2980;visibility:visible;mso-wrap-style:square;v-text-anchor:top" coordsize="3578,2980" o:gfxdata="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" path="m1786,591l1194,,,,1188,1188,1786,591m3577,2383l2980,1786r-597,597l2980,2980r597,-597e" fillcolor="#7f7f7f [1612]" stroked="f">
+              <v:group id="Group 72" style="position:absolute;margin-left:-36pt;margin-top:-1in;width:597.6pt;height:11in;z-index:-251645952" alt="Decorative" coordsize="11955,15841" o:spid="_x0000_s1026" o:gfxdata="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" w14:anchorId="2B682AE6">
+                <v:group id="Group 59" style="position:absolute;left:6586;width:5369;height:2980" coordsize="5369,2980" coordorigin="6586" o:spid="_x0000_s1027" o:gfxdata="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">
+                  <v:shape id="AutoShape 60" style="position:absolute;left:6586;width:3578;height:2980;visibility:visible;mso-wrap-style:square;v-text-anchor:top" coordsize="3578,2980" o:spid="_x0000_s1028" fillcolor="#7f7f7f [1612]" stroked="f" path="m1786,591l1194,,,,1188,1188,1786,591m3577,2383l2980,1786r-597,597l2980,2980r597,-597e" o:gfxdata="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">
                     <v:path arrowok="t" o:connecttype="custom" o:connectlocs="1786,591;1194,0;0,0;1188,1188;1786,591;3577,2383;2980,1786;2383,2383;2980,2980;3577,2383" o:connectangles="0,0,0,0,0,0,0,0,0,0"/>
                   </v:shape>
-                  <v:shape id="Freeform 61" o:spid="_x0000_s1029" style="position:absolute;left:7177;top:1188;width:1792;height:1792;visibility:visible;mso-wrap-style:square;v-text-anchor:top" coordsize="1792,1792" o:gfxdata="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" path="m597,l,598,1195,1792r597,-597l597,xe" fillcolor="#e4e4e4 [3214]" stroked="f">
+                  <v:shape id="Freeform 61" style="position:absolute;left:7177;top:1188;width:1792;height:1792;visibility:visible;mso-wrap-style:square;v-text-anchor:top" coordsize="1792,1792" o:spid="_x0000_s1029" fillcolor="#e4e4e4 [3214]" stroked="f" path="m597,l,598,1195,1792r597,-597l597,xe" o:gfxdata="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">
                     <v:path arrowok="t" o:connecttype="custom" o:connectlocs="597,1188;0,1786;1195,2980;1792,2383;597,1188" o:connectangles="0,0,0,0,0"/>
                   </v:shape>
-                  <v:shape id="Freeform 62" o:spid="_x0000_s1030" style="position:absolute;left:8974;width:1183;height:592;visibility:visible;mso-wrap-style:square;v-text-anchor:top" coordsize="1183,592" o:gfxdata="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" path="m1183,l,,591,591,1183,xe" fillcolor="#7f7f7f [1612]" stroked="f">
+                  <v:shape id="Freeform 62" style="position:absolute;left:8974;width:1183;height:592;visibility:visible;mso-wrap-style:square;v-text-anchor:top" coordsize="1183,592" o:spid="_x0000_s1030" fillcolor="#7f7f7f [1612]" stroked="f" path="m1183,l,,591,591,1183,xe" o:gfxdata="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">
                     <v:path arrowok="t" o:connecttype="custom" o:connectlocs="1183,0;0,0;591,591;1183,0" o:connectangles="0,0,0,0"/>
                   </v:shape>
-                  <v:shape id="Freeform 63" o:spid="_x0000_s1031" style="position:absolute;left:7774;top:591;width:1792;height:1792;visibility:visible;mso-wrap-style:square;v-text-anchor:top" coordsize="1792,1792" o:gfxdata="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" path="m598,l,597,1195,1792r597,-597l598,xe" fillcolor="black [3213]" stroked="f">
+                  <v:shape id="Freeform 63" style="position:absolute;left:7774;top:591;width:1792;height:1792;visibility:visible;mso-wrap-style:square;v-text-anchor:top" coordsize="1792,1792" o:spid="_x0000_s1031" fillcolor="black [3213]" stroked="f" path="m598,l,597,1195,1792r597,-597l598,xe" o:gfxdata="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">
                     <v:path arrowok="t" o:connecttype="custom" o:connectlocs="598,591;0,1188;1195,2383;1792,1786;598,591" o:connectangles="0,0,0,0,0"/>
                   </v:shape>
-                  <v:shape id="Freeform 64" o:spid="_x0000_s1032" style="position:absolute;left:10760;top:591;width:1195;height:1195;visibility:visible;mso-wrap-style:square;v-text-anchor:top" coordsize="1195,1195" o:gfxdata="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" path="m,l1195,1195,,xe" fillcolor="#f15d35" stroked="f">
+                  <v:shape id="Freeform 64" style="position:absolute;left:10760;top:591;width:1195;height:1195;visibility:visible;mso-wrap-style:square;v-text-anchor:top" coordsize="1195,1195" o:spid="_x0000_s1032" fillcolor="#f15d35" stroked="f" path="m,l1195,1195,,xe" o:gfxdata="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">
                     <v:path arrowok="t" o:connecttype="custom" o:connectlocs="0,591;1195,1786;0,591" o:connectangles="0,0,0"/>
                   </v:shape>
-                  <v:shape id="Freeform 65" o:spid="_x0000_s1033" style="position:absolute;left:9566;top:591;width:2389;height:2389;visibility:visible;mso-wrap-style:square;v-text-anchor:top" coordsize="2389,2389" o:gfxdata="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" path="m1194,l,1195,1194,2389,2389,1195,1194,xe" fillcolor="#e4e4e4 [3214]" stroked="f">
+                  <v:shape id="Freeform 65" style="position:absolute;left:9566;top:591;width:2389;height:2389;visibility:visible;mso-wrap-style:square;v-text-anchor:top" coordsize="2389,2389" o:spid="_x0000_s1033" fillcolor="#e4e4e4 [3214]" stroked="f" path="m1194,l,1195,1194,2389,2389,1195,1194,xe" o:gfxdata="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">
                     <v:path arrowok="t" o:connecttype="custom" o:connectlocs="1194,591;0,1786;1194,2980;2389,1786;1194,591" o:connectangles="0,0,0,0,0"/>
                   </v:shape>
                 </v:group>
-                <v:group id="Group 66" o:spid="_x0000_s1034" style="position:absolute;top:12290;width:3551;height:3551" coordorigin=",12290" coordsize="3551,3551" o:gfxdata="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">
-                  <v:shape id="Freeform 67" o:spid="_x0000_s1035" style="position:absolute;top:12289;width:1789;height:2386;visibility:visible;mso-wrap-style:square;v-text-anchor:top" coordsize="1789,2386" o:gfxdata="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" path="m,l,1194,1192,2386r597,-597l,xe" fillcolor="#7f7f7f [1612]" stroked="f">
+                <v:group id="Group 66" style="position:absolute;top:12290;width:3551;height:3551" coordsize="3551,3551" coordorigin=",12290" o:spid="_x0000_s1034" o:gfxdata="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">
+                  <v:shape id="Freeform 67" style="position:absolute;top:12289;width:1789;height:2386;visibility:visible;mso-wrap-style:square;v-text-anchor:top" coordsize="1789,2386" o:spid="_x0000_s1035" fillcolor="#7f7f7f [1612]" stroked="f" path="m,l,1194,1192,2386r597,-597l,xe" o:gfxdata="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">
                     <v:path arrowok="t" o:connecttype="custom" o:connectlocs="0,12290;0,13484;1192,14676;1789,14079;0,12290" o:connectangles="0,0,0,0,0"/>
                   </v:shape>
-                  <v:shape id="Freeform 68" o:spid="_x0000_s1036" style="position:absolute;top:14678;width:1162;height:1162;visibility:visible;mso-wrap-style:square;v-text-anchor:top" coordsize="1162,1162" o:gfxdata="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" path="m,l,1161r1161,l,xe" fillcolor="black [3213]" stroked="f">
+                  <v:shape id="Freeform 68" style="position:absolute;top:14678;width:1162;height:1162;visibility:visible;mso-wrap-style:square;v-text-anchor:top" coordsize="1162,1162" o:spid="_x0000_s1036" fillcolor="black [3213]" stroked="f" path="m,l,1161r1161,l,xe" o:gfxdata="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">
                     <v:path arrowok="t" o:connecttype="custom" o:connectlocs="0,14679;0,15840;1161,15840;0,14679" o:connectangles="0,0,0,0"/>
                   </v:shape>
-                  <v:shape id="Freeform 69" o:spid="_x0000_s1037" style="position:absolute;left:2385;top:14675;width:1165;height:1165;visibility:visible;mso-wrap-style:square;v-text-anchor:top" coordsize="1165,1165" o:gfxdata="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" path="m,l1164,1165,,xe" fillcolor="#f15d35" stroked="f">
+                  <v:shape id="Freeform 69" style="position:absolute;left:2385;top:14675;width:1165;height:1165;visibility:visible;mso-wrap-style:square;v-text-anchor:top" coordsize="1165,1165" o:spid="_x0000_s1037" fillcolor="#f15d35" stroked="f" path="m,l1164,1165,,xe" o:gfxdata="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">
                     <v:path arrowok="t" o:connecttype="custom" o:connectlocs="0,14675;1164,15840;0,14675" o:connectangles="0,0,0"/>
                   </v:shape>
-                  <v:shape id="Freeform 70" o:spid="_x0000_s1038" style="position:absolute;left:1221;top:14675;width:2330;height:1165;visibility:visible;mso-wrap-style:square;v-text-anchor:top" coordsize="2330,1165" o:gfxdata="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" path="m1165,l,1164r2329,l1165,xe" fillcolor="#e4e4e4 [3214]" stroked="f">
+                  <v:shape id="Freeform 70" style="position:absolute;left:1221;top:14675;width:2330;height:1165;visibility:visible;mso-wrap-style:square;v-text-anchor:top" coordsize="2330,1165" o:spid="_x0000_s1038" fillcolor="#e4e4e4 [3214]" stroked="f" path="m1165,l,1164r2329,l1165,xe" o:gfxdata="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">
                     <v:path arrowok="t" o:connecttype="custom" o:connectlocs="1165,14676;0,15840;2329,15840;1165,14676" o:connectangles="0,0,0,0"/>
                   </v:shape>
                 </v:group>
@@ -4371,7 +4371,7 @@
           <w:tcPr>
             <w:tcW w:w="846" w:type="pct"/>
             <w:tcBorders>
-              <w:top w:val="single" w:sz="48" w:space="0" w:color="808080" w:themeColor="background1" w:themeShade="80"/>
+              <w:top w:val="single" w:color="808080" w:themeColor="background1" w:themeShade="80" w:sz="48" w:space="0"/>
             </w:tcBorders>
             <w:shd w:val="clear" w:color="auto" w:fill="auto"/>
           </w:tcPr>
@@ -4395,7 +4395,7 @@
           <w:tcPr>
             <w:tcW w:w="1330" w:type="pct"/>
             <w:tcBorders>
-              <w:top w:val="single" w:sz="48" w:space="0" w:color="auto"/>
+              <w:top w:val="single" w:color="auto" w:sz="48" w:space="0"/>
             </w:tcBorders>
             <w:shd w:val="clear" w:color="auto" w:fill="auto"/>
           </w:tcPr>

--- a/src/Tests/Inputs/cover-letters/05/input.docx
+++ b/src/Tests/Inputs/cover-letters/05/input.docx
@@ -6684,2826 +6684,6 @@
 <w:webSettings xmlns:mc="http://schemas.openxmlformats.org/markup-compatibility/2006" xmlns:r="http://schemas.openxmlformats.org/officeDocument/2006/relationships" xmlns:w="http://schemas.openxmlformats.org/wordprocessingml/2006/main" xmlns:w14="http://schemas.microsoft.com/office/word/2010/wordml" xmlns:w15="http://schemas.microsoft.com/office/word/2012/wordml" xmlns:w16cex="http://schemas.microsoft.com/office/word/2018/wordml/cex" xmlns:w16cid="http://schemas.microsoft.com/office/word/2016/wordml/cid" xmlns:w16="http://schemas.microsoft.com/office/word/2018/wordml" xmlns:w16sdtdh="http://schemas.microsoft.com/office/word/2020/wordml/sdtdatahash" xmlns:w16se="http://schemas.microsoft.com/office/word/2015/wordml/symex" mc:Ignorable="w14 w15 w16se w16cid w16 w16cex w16sdtdh"/>
 </file>
 
-<file path=word/glossary/document.xml><?xml version="1.0" encoding="utf-8"?>
-<w:glossaryDocument xmlns:wpc="http://schemas.microsoft.com/office/word/2010/wordprocessingCanvas" xmlns:cx="http://schemas.microsoft.com/office/drawing/2014/chartex" xmlns:cx1="http://schemas.microsoft.com/office/drawing/2015/9/8/chartex" xmlns:cx2="http://schemas.microsoft.com/office/drawing/2015/10/21/chartex" xmlns:cx3="http://schemas.microsoft.com/office/drawing/2016/5/9/chartex" xmlns:cx4="http://schemas.microsoft.com/office/drawing/2016/5/10/chartex" xmlns:cx5="http://schemas.microsoft.com/office/drawing/2016/5/11/chartex" xmlns:cx6="http://schemas.microsoft.com/office/drawing/2016/5/12/chartex" xmlns:cx7="http://schemas.microsoft.com/office/drawing/2016/5/13/chartex" xmlns:cx8="http://schemas.microsoft.com/office/drawing/2016/5/14/chartex" xmlns:mc="http://schemas.openxmlformats.org/markup-compatibility/2006" xmlns:aink="http://schemas.microsoft.com/office/drawing/2016/ink" xmlns:am3d="http://schemas.microsoft.com/office/drawing/2017/model3d" xmlns:o="urn:schemas-microsoft-com:office:office" xmlns:oel="http://schemas.microsoft.com/office/2019/extlst" xmlns:r="http://schemas.openxmlformats.org/officeDocument/2006/relationships" xmlns:m="http://schemas.openxmlformats.org/officeDocument/2006/math" xmlns:v="urn:schemas-microsoft-com:vml" xmlns:wp14="http://schemas.microsoft.com/office/word/2010/wordprocessingDrawing" xmlns:wp="http://schemas.openxmlformats.org/drawingml/2006/wordprocessingDrawing" xmlns:w10="urn:schemas-microsoft-com:office:word" xmlns:w="http://schemas.openxmlformats.org/wordprocessingml/2006/main" xmlns:w14="http://schemas.microsoft.com/office/word/2010/wordml" xmlns:w15="http://schemas.microsoft.com/office/word/2012/wordml" xmlns:w16cex="http://schemas.microsoft.com/office/word/2018/wordml/cex" xmlns:w16cid="http://schemas.microsoft.com/office/word/2016/wordml/cid" xmlns:w16="http://schemas.microsoft.com/office/word/2018/wordml" xmlns:w16du="http://schemas.microsoft.com/office/word/2023/wordml/word16du" xmlns:w16sdtdh="http://schemas.microsoft.com/office/word/2020/wordml/sdtdatahash" xmlns:w16se="http://schemas.microsoft.com/office/word/2015/wordml/symex" xmlns:wpg="http://schemas.microsoft.com/office/word/2010/wordprocessingGroup" xmlns:wpi="http://schemas.microsoft.com/office/word/2010/wordprocessingInk" xmlns:wne="http://schemas.microsoft.com/office/word/2006/wordml" xmlns:wps="http://schemas.microsoft.com/office/word/2010/wordprocessingShape" mc:Ignorable="w14 w15 w16se w16cid w16 w16cex w16sdtdh wp14">
-  <w:docParts>
-    <w:docPart>
-      <w:docPartPr>
-        <w:name w:val="FAC7976402A94F1D99331F7979AE94A3"/>
-        <w:category>
-          <w:name w:val="General"/>
-          <w:gallery w:val="placeholder"/>
-        </w:category>
-        <w:types>
-          <w:type w:val="bbPlcHdr"/>
-        </w:types>
-        <w:behaviors>
-          <w:behavior w:val="content"/>
-        </w:behaviors>
-        <w:guid w:val="{8D9E0130-BBC9-4683-B951-60A9EC6EA619}"/>
-      </w:docPartPr>
-      <w:docPartBody>
-        <w:p>
-          <w:pPr>
-            <w:pStyle w:val="FAC7976402A94F1D99331F7979AE94A32"/>
-          </w:pPr>
-          <w:r>
-            <w:rPr>
-              <w:rStyle w:val="Greentext"/>
-            </w:rPr>
-            <w:t>4567 Main Street</w:t>
-          </w:r>
-        </w:p>
-      </w:docPartBody>
-    </w:docPart>
-    <w:docPart>
-      <w:docPartPr>
-        <w:name w:val="2A5552181EB64701BDD21D50549C09A1"/>
-        <w:category>
-          <w:name w:val="General"/>
-          <w:gallery w:val="placeholder"/>
-        </w:category>
-        <w:types>
-          <w:type w:val="bbPlcHdr"/>
-        </w:types>
-        <w:behaviors>
-          <w:behavior w:val="content"/>
-        </w:behaviors>
-        <w:guid w:val="{AB373D66-5F1D-4973-8168-45EAEB7D70EA}"/>
-      </w:docPartPr>
-      <w:docPartBody>
-        <w:p>
-          <w:pPr>
-            <w:pStyle w:val="2A5552181EB64701BDD21D50549C09A12"/>
-          </w:pPr>
-          <w:r>
-            <w:rPr>
-              <w:rStyle w:val="Greentext"/>
-            </w:rPr>
-            <w:t>City, State 98052</w:t>
-          </w:r>
-        </w:p>
-      </w:docPartBody>
-    </w:docPart>
-    <w:docPart>
-      <w:docPartPr>
-        <w:name w:val="23177E64A2FF42B59A3993EC4CD11589"/>
-        <w:category>
-          <w:name w:val="General"/>
-          <w:gallery w:val="placeholder"/>
-        </w:category>
-        <w:types>
-          <w:type w:val="bbPlcHdr"/>
-        </w:types>
-        <w:behaviors>
-          <w:behavior w:val="content"/>
-        </w:behaviors>
-        <w:guid w:val="{071027CB-7708-4FC8-893E-1CBF46680BD8}"/>
-      </w:docPartPr>
-      <w:docPartBody>
-        <w:p>
-          <w:pPr>
-            <w:pStyle w:val="23177E64A2FF42B59A3993EC4CD115892"/>
-          </w:pPr>
-          <w:r>
-            <w:rPr>
-              <w:rStyle w:val="Greentext"/>
-            </w:rPr>
-            <w:t>(718) 555–0100</w:t>
-          </w:r>
-        </w:p>
-      </w:docPartBody>
-    </w:docPart>
-    <w:docPart>
-      <w:docPartPr>
-        <w:name w:val="153FB254CDC14AE397392F67C570036A"/>
-        <w:category>
-          <w:name w:val="General"/>
-          <w:gallery w:val="placeholder"/>
-        </w:category>
-        <w:types>
-          <w:type w:val="bbPlcHdr"/>
-        </w:types>
-        <w:behaviors>
-          <w:behavior w:val="content"/>
-        </w:behaviors>
-        <w:guid w:val="{650B6C12-745F-4F66-9CD8-AB77FEAD2425}"/>
-      </w:docPartPr>
-      <w:docPartBody>
-        <w:p>
-          <w:pPr>
-            <w:pStyle w:val="153FB254CDC14AE397392F67C570036A"/>
-          </w:pPr>
-          <w:r>
-            <w:t>Yuuri Tanaka</w:t>
-          </w:r>
-        </w:p>
-      </w:docPartBody>
-    </w:docPart>
-    <w:docPart>
-      <w:docPartPr>
-        <w:name w:val="20712E2918E349ADA45B16ACDE2E8C17"/>
-        <w:category>
-          <w:name w:val="General"/>
-          <w:gallery w:val="placeholder"/>
-        </w:category>
-        <w:types>
-          <w:type w:val="bbPlcHdr"/>
-        </w:types>
-        <w:behaviors>
-          <w:behavior w:val="content"/>
-        </w:behaviors>
-        <w:guid w:val="{6845CF38-D58F-477F-B98A-F2C4654F3C2E}"/>
-      </w:docPartPr>
-      <w:docPartBody>
-        <w:p>
-          <w:pPr>
-            <w:pStyle w:val="20712E2918E349ADA45B16ACDE2E8C172"/>
-          </w:pPr>
-          <w:r>
-            <w:rPr>
-              <w:rStyle w:val="Greentext"/>
-            </w:rPr>
-            <w:t>Adrian King</w:t>
-          </w:r>
-        </w:p>
-      </w:docPartBody>
-    </w:docPart>
-    <w:docPart>
-      <w:docPartPr>
-        <w:name w:val="059413147D204E73B148C69F75BB9513"/>
-        <w:category>
-          <w:name w:val="General"/>
-          <w:gallery w:val="placeholder"/>
-        </w:category>
-        <w:types>
-          <w:type w:val="bbPlcHdr"/>
-        </w:types>
-        <w:behaviors>
-          <w:behavior w:val="content"/>
-        </w:behaviors>
-        <w:guid w:val="{3A0F7A87-10BB-4E97-B2FF-FD44769E501E}"/>
-      </w:docPartPr>
-      <w:docPartBody>
-        <w:p>
-          <w:pPr>
-            <w:pStyle w:val="059413147D204E73B148C69F75BB95132"/>
-          </w:pPr>
-          <w:r>
-            <w:rPr>
-              <w:rStyle w:val="Greentext"/>
-            </w:rPr>
-            <w:t xml:space="preserve">Hiring Manager </w:t>
-          </w:r>
-        </w:p>
-      </w:docPartBody>
-    </w:docPart>
-    <w:docPart>
-      <w:docPartPr>
-        <w:name w:val="C4CD7CC7A1554CA3AD1B3BF316DDDDBD"/>
-        <w:category>
-          <w:name w:val="General"/>
-          <w:gallery w:val="placeholder"/>
-        </w:category>
-        <w:types>
-          <w:type w:val="bbPlcHdr"/>
-        </w:types>
-        <w:behaviors>
-          <w:behavior w:val="content"/>
-        </w:behaviors>
-        <w:guid w:val="{2882820E-03DF-4020-808F-097E49C8C70B}"/>
-      </w:docPartPr>
-      <w:docPartBody>
-        <w:p>
-          <w:pPr>
-            <w:pStyle w:val="C4CD7CC7A1554CA3AD1B3BF316DDDDBD2"/>
-          </w:pPr>
-          <w:r>
-            <w:rPr>
-              <w:rStyle w:val="Greentext"/>
-            </w:rPr>
-            <w:t>VanArsdel, Ltd.</w:t>
-          </w:r>
-        </w:p>
-      </w:docPartBody>
-    </w:docPart>
-    <w:docPart>
-      <w:docPartPr>
-        <w:name w:val="53D3778ABB734EA4A101B56FC9D66807"/>
-        <w:category>
-          <w:name w:val="General"/>
-          <w:gallery w:val="placeholder"/>
-        </w:category>
-        <w:types>
-          <w:type w:val="bbPlcHdr"/>
-        </w:types>
-        <w:behaviors>
-          <w:behavior w:val="content"/>
-        </w:behaviors>
-        <w:guid w:val="{F91F57CD-720F-480C-B840-CAFE67AFFE16}"/>
-      </w:docPartPr>
-      <w:docPartBody>
-        <w:p>
-          <w:pPr>
-            <w:pStyle w:val="53D3778ABB734EA4A101B56FC9D668072"/>
-          </w:pPr>
-          <w:r>
-            <w:rPr>
-              <w:rStyle w:val="Greentext"/>
-            </w:rPr>
-            <w:t>123 Elm Avenue</w:t>
-          </w:r>
-        </w:p>
-      </w:docPartBody>
-    </w:docPart>
-    <w:docPart>
-      <w:docPartPr>
-        <w:name w:val="ED6B75D25AAC4FCA8AECF217976D1E15"/>
-        <w:category>
-          <w:name w:val="General"/>
-          <w:gallery w:val="placeholder"/>
-        </w:category>
-        <w:types>
-          <w:type w:val="bbPlcHdr"/>
-        </w:types>
-        <w:behaviors>
-          <w:behavior w:val="content"/>
-        </w:behaviors>
-        <w:guid w:val="{D04F3021-22DA-4B3C-BBA8-D1D96EAEBD11}"/>
-      </w:docPartPr>
-      <w:docPartBody>
-        <w:p>
-          <w:pPr>
-            <w:pStyle w:val="ED6B75D25AAC4FCA8AECF217976D1E152"/>
-          </w:pPr>
-          <w:r>
-            <w:rPr>
-              <w:rStyle w:val="Greentext"/>
-            </w:rPr>
-            <w:t>City, State 98052</w:t>
-          </w:r>
-        </w:p>
-      </w:docPartBody>
-    </w:docPart>
-    <w:docPart>
-      <w:docPartPr>
-        <w:name w:val="AED3BA2F9C254CEE92B923DA74A693BC"/>
-        <w:category>
-          <w:name w:val="General"/>
-          <w:gallery w:val="placeholder"/>
-        </w:category>
-        <w:types>
-          <w:type w:val="bbPlcHdr"/>
-        </w:types>
-        <w:behaviors>
-          <w:behavior w:val="content"/>
-        </w:behaviors>
-        <w:guid w:val="{3E74E677-CDF1-45CC-A3D6-0764D1A8EB11}"/>
-      </w:docPartPr>
-      <w:docPartBody>
-        <w:p>
-          <w:pPr>
-            <w:pStyle w:val="AED3BA2F9C254CEE92B923DA74A693BC"/>
-          </w:pPr>
-          <w:r>
-            <w:t>Dear Adrian King</w:t>
-          </w:r>
-          <w:r>
-            <w:t>,</w:t>
-          </w:r>
-        </w:p>
-      </w:docPartBody>
-    </w:docPart>
-    <w:docPart>
-      <w:docPartPr>
-        <w:name w:val="16DC3120EA2F4A86BB829644EB410F68"/>
-        <w:category>
-          <w:name w:val="General"/>
-          <w:gallery w:val="placeholder"/>
-        </w:category>
-        <w:types>
-          <w:type w:val="bbPlcHdr"/>
-        </w:types>
-        <w:behaviors>
-          <w:behavior w:val="content"/>
-        </w:behaviors>
-        <w:guid w:val="{7547585C-569F-44D0-A600-A1F42E8C768F}"/>
-      </w:docPartPr>
-      <w:docPartBody>
-        <w:p>
-          <w:r>
-            <w:t xml:space="preserve">Start with a statement about why you are excited about the job you are seeking. Enthusiasm is key, and your personal connection to the role is much more important than flashy words and exclamation marks. Keep it brief and easy to read quickly. </w:t>
-          </w:r>
-        </w:p>
-        <w:p>
-          <w:r>
-            <w:t xml:space="preserve">If you feel a second paragraph is needed, touch on areas of the role that interest you. State your desire to learn more, suggest a follow up call or email. Be clear about your respect for busy schedules. </w:t>
-          </w:r>
-        </w:p>
-        <w:p>
-          <w:pPr>
-            <w:pStyle w:val="16DC3120EA2F4A86BB829644EB410F68"/>
-          </w:pPr>
-          <w:r>
-            <w:t>(Here’s a tip: be sure to try Word Editor for suggestions on how to make this cover letter the best it can be.)</w:t>
-          </w:r>
-        </w:p>
-      </w:docPartBody>
-    </w:docPart>
-    <w:docPart>
-      <w:docPartPr>
-        <w:name w:val="EA92A0A04B9547629D44370032FD1445"/>
-        <w:category>
-          <w:name w:val="General"/>
-          <w:gallery w:val="placeholder"/>
-        </w:category>
-        <w:types>
-          <w:type w:val="bbPlcHdr"/>
-        </w:types>
-        <w:behaviors>
-          <w:behavior w:val="content"/>
-        </w:behaviors>
-        <w:guid w:val="{23C1315C-6B5F-43C9-8A22-28B27F7DD4DD}"/>
-      </w:docPartPr>
-      <w:docPartBody>
-        <w:p>
-          <w:pPr>
-            <w:pStyle w:val="EA92A0A04B9547629D44370032FD1445"/>
-          </w:pPr>
-          <w:r>
-            <w:t>Sincerely,</w:t>
-          </w:r>
-        </w:p>
-      </w:docPartBody>
-    </w:docPart>
-    <w:docPart>
-      <w:docPartPr>
-        <w:name w:val="BB7CADBE052C44CD8F802E6ED1398A71"/>
-        <w:category>
-          <w:name w:val="General"/>
-          <w:gallery w:val="placeholder"/>
-        </w:category>
-        <w:types>
-          <w:type w:val="bbPlcHdr"/>
-        </w:types>
-        <w:behaviors>
-          <w:behavior w:val="content"/>
-        </w:behaviors>
-        <w:guid w:val="{83F877D9-0F94-454C-8DC3-79D11231A05F}"/>
-      </w:docPartPr>
-      <w:docPartBody>
-        <w:p>
-          <w:pPr>
-            <w:pStyle w:val="BB7CADBE052C44CD8F802E6ED1398A712"/>
-          </w:pPr>
-          <w:r>
-            <w:rPr>
-              <w:b w:val="0"/>
-              <w:bCs w:val="0"/>
-            </w:rPr>
-            <w:t>Yuuri Tanaka</w:t>
-          </w:r>
-        </w:p>
-      </w:docPartBody>
-    </w:docPart>
-    <w:docPart>
-      <w:docPartPr>
-        <w:name w:val="511AB2C636AE48F3A526304CA92F0C72"/>
-        <w:category>
-          <w:name w:val="General"/>
-          <w:gallery w:val="placeholder"/>
-        </w:category>
-        <w:types>
-          <w:type w:val="bbPlcHdr"/>
-        </w:types>
-        <w:behaviors>
-          <w:behavior w:val="content"/>
-        </w:behaviors>
-        <w:guid w:val="{62811A8D-F367-464D-96BC-49FE2CACCF03}"/>
-      </w:docPartPr>
-      <w:docPartBody>
-        <w:p>
-          <w:pPr>
-            <w:pStyle w:val="511AB2C636AE48F3A526304CA92F0C722"/>
-          </w:pPr>
-          <w:r>
-            <w:rPr>
-              <w:rStyle w:val="Magentatext"/>
-            </w:rPr>
-            <w:t>4567 Main Street</w:t>
-          </w:r>
-        </w:p>
-      </w:docPartBody>
-    </w:docPart>
-    <w:docPart>
-      <w:docPartPr>
-        <w:name w:val="EC3E2B2D6F8B48CDB7004E893D7B105F"/>
-        <w:category>
-          <w:name w:val="General"/>
-          <w:gallery w:val="placeholder"/>
-        </w:category>
-        <w:types>
-          <w:type w:val="bbPlcHdr"/>
-        </w:types>
-        <w:behaviors>
-          <w:behavior w:val="content"/>
-        </w:behaviors>
-        <w:guid w:val="{1249AA60-1190-4A7D-8EF7-3FF57BD015DB}"/>
-      </w:docPartPr>
-      <w:docPartBody>
-        <w:p>
-          <w:pPr>
-            <w:pStyle w:val="EC3E2B2D6F8B48CDB7004E893D7B105F2"/>
-          </w:pPr>
-          <w:r>
-            <w:rPr>
-              <w:rStyle w:val="Magentatext"/>
-            </w:rPr>
-            <w:t>City, State 98052</w:t>
-          </w:r>
-        </w:p>
-      </w:docPartBody>
-    </w:docPart>
-    <w:docPart>
-      <w:docPartPr>
-        <w:name w:val="99F0DDF0BE5C4A2E883912439E5B7BED"/>
-        <w:category>
-          <w:name w:val="General"/>
-          <w:gallery w:val="placeholder"/>
-        </w:category>
-        <w:types>
-          <w:type w:val="bbPlcHdr"/>
-        </w:types>
-        <w:behaviors>
-          <w:behavior w:val="content"/>
-        </w:behaviors>
-        <w:guid w:val="{6C25104D-322F-4997-B5E7-DDD0F731153C}"/>
-      </w:docPartPr>
-      <w:docPartBody>
-        <w:p>
-          <w:pPr>
-            <w:pStyle w:val="99F0DDF0BE5C4A2E883912439E5B7BED2"/>
-          </w:pPr>
-          <w:r>
-            <w:rPr>
-              <w:rStyle w:val="Magentatext"/>
-            </w:rPr>
-            <w:t>(718) 555–0100</w:t>
-          </w:r>
-        </w:p>
-      </w:docPartBody>
-    </w:docPart>
-    <w:docPart>
-      <w:docPartPr>
-        <w:name w:val="8FCA699DBB3A4532BB6FB352EAC91590"/>
-        <w:category>
-          <w:name w:val="General"/>
-          <w:gallery w:val="placeholder"/>
-        </w:category>
-        <w:types>
-          <w:type w:val="bbPlcHdr"/>
-        </w:types>
-        <w:behaviors>
-          <w:behavior w:val="content"/>
-        </w:behaviors>
-        <w:guid w:val="{AA0AD1A0-DE4D-4F64-9955-F741FF793957}"/>
-      </w:docPartPr>
-      <w:docPartBody>
-        <w:p>
-          <w:pPr>
-            <w:pStyle w:val="8FCA699DBB3A4532BB6FB352EAC91590"/>
-          </w:pPr>
-          <w:r>
-            <w:t>Yuuri Tanaka</w:t>
-          </w:r>
-        </w:p>
-      </w:docPartBody>
-    </w:docPart>
-    <w:docPart>
-      <w:docPartPr>
-        <w:name w:val="C4B6023E76AC4C0FB419E82F67ED5688"/>
-        <w:category>
-          <w:name w:val="General"/>
-          <w:gallery w:val="placeholder"/>
-        </w:category>
-        <w:types>
-          <w:type w:val="bbPlcHdr"/>
-        </w:types>
-        <w:behaviors>
-          <w:behavior w:val="content"/>
-        </w:behaviors>
-        <w:guid w:val="{6E034F33-79E5-4ACD-B0BA-5FB7870BCA92}"/>
-      </w:docPartPr>
-      <w:docPartBody>
-        <w:p>
-          <w:pPr>
-            <w:pStyle w:val="C4B6023E76AC4C0FB419E82F67ED56882"/>
-          </w:pPr>
-          <w:r>
-            <w:rPr>
-              <w:rStyle w:val="Magentatext"/>
-            </w:rPr>
-            <w:t>Adrian King</w:t>
-          </w:r>
-        </w:p>
-      </w:docPartBody>
-    </w:docPart>
-    <w:docPart>
-      <w:docPartPr>
-        <w:name w:val="D357333E7E684C0A82EECE3CBD617262"/>
-        <w:category>
-          <w:name w:val="General"/>
-          <w:gallery w:val="placeholder"/>
-        </w:category>
-        <w:types>
-          <w:type w:val="bbPlcHdr"/>
-        </w:types>
-        <w:behaviors>
-          <w:behavior w:val="content"/>
-        </w:behaviors>
-        <w:guid w:val="{72B7722C-30B4-4AE4-B4DE-5BCC423D6B4D}"/>
-      </w:docPartPr>
-      <w:docPartBody>
-        <w:p>
-          <w:pPr>
-            <w:pStyle w:val="D357333E7E684C0A82EECE3CBD6172622"/>
-          </w:pPr>
-          <w:r>
-            <w:rPr>
-              <w:rStyle w:val="Magentatext"/>
-            </w:rPr>
-            <w:t xml:space="preserve">Hiring Manager </w:t>
-          </w:r>
-        </w:p>
-      </w:docPartBody>
-    </w:docPart>
-    <w:docPart>
-      <w:docPartPr>
-        <w:name w:val="C18254285D454222833568703442E8E1"/>
-        <w:category>
-          <w:name w:val="General"/>
-          <w:gallery w:val="placeholder"/>
-        </w:category>
-        <w:types>
-          <w:type w:val="bbPlcHdr"/>
-        </w:types>
-        <w:behaviors>
-          <w:behavior w:val="content"/>
-        </w:behaviors>
-        <w:guid w:val="{3616C1A7-87BC-45D7-9016-E58CD33DE749}"/>
-      </w:docPartPr>
-      <w:docPartBody>
-        <w:p>
-          <w:pPr>
-            <w:pStyle w:val="C18254285D454222833568703442E8E12"/>
-          </w:pPr>
-          <w:r>
-            <w:rPr>
-              <w:rStyle w:val="Magentatext"/>
-            </w:rPr>
-            <w:t>VanArsdel, Ltd.</w:t>
-          </w:r>
-        </w:p>
-      </w:docPartBody>
-    </w:docPart>
-    <w:docPart>
-      <w:docPartPr>
-        <w:name w:val="DF745161791840118250FA7672A41D07"/>
-        <w:category>
-          <w:name w:val="General"/>
-          <w:gallery w:val="placeholder"/>
-        </w:category>
-        <w:types>
-          <w:type w:val="bbPlcHdr"/>
-        </w:types>
-        <w:behaviors>
-          <w:behavior w:val="content"/>
-        </w:behaviors>
-        <w:guid w:val="{485EBA5E-B550-4219-B34A-4EE92149BDB8}"/>
-      </w:docPartPr>
-      <w:docPartBody>
-        <w:p>
-          <w:pPr>
-            <w:pStyle w:val="DF745161791840118250FA7672A41D072"/>
-          </w:pPr>
-          <w:r>
-            <w:rPr>
-              <w:rStyle w:val="Magentatext"/>
-            </w:rPr>
-            <w:t>123 Elm Avenue</w:t>
-          </w:r>
-        </w:p>
-      </w:docPartBody>
-    </w:docPart>
-    <w:docPart>
-      <w:docPartPr>
-        <w:name w:val="D9A5F8FC821947C0A561A3BABE4CCE6B"/>
-        <w:category>
-          <w:name w:val="General"/>
-          <w:gallery w:val="placeholder"/>
-        </w:category>
-        <w:types>
-          <w:type w:val="bbPlcHdr"/>
-        </w:types>
-        <w:behaviors>
-          <w:behavior w:val="content"/>
-        </w:behaviors>
-        <w:guid w:val="{0BF71E1E-6562-4D48-B120-FAFB54411F56}"/>
-      </w:docPartPr>
-      <w:docPartBody>
-        <w:p>
-          <w:pPr>
-            <w:pStyle w:val="D9A5F8FC821947C0A561A3BABE4CCE6B2"/>
-          </w:pPr>
-          <w:r>
-            <w:rPr>
-              <w:rStyle w:val="Magentatext"/>
-            </w:rPr>
-            <w:t>City, State 98052</w:t>
-          </w:r>
-        </w:p>
-      </w:docPartBody>
-    </w:docPart>
-    <w:docPart>
-      <w:docPartPr>
-        <w:name w:val="C544A0F824A24FA9904C13611E79D3B0"/>
-        <w:category>
-          <w:name w:val="General"/>
-          <w:gallery w:val="placeholder"/>
-        </w:category>
-        <w:types>
-          <w:type w:val="bbPlcHdr"/>
-        </w:types>
-        <w:behaviors>
-          <w:behavior w:val="content"/>
-        </w:behaviors>
-        <w:guid w:val="{6B3B20EC-0D5D-4DE1-9A86-B5BDF74638B3}"/>
-      </w:docPartPr>
-      <w:docPartBody>
-        <w:p>
-          <w:pPr>
-            <w:pStyle w:val="C544A0F824A24FA9904C13611E79D3B0"/>
-          </w:pPr>
-          <w:r>
-            <w:t>Dear Adrian King</w:t>
-          </w:r>
-          <w:r>
-            <w:t>,</w:t>
-          </w:r>
-        </w:p>
-      </w:docPartBody>
-    </w:docPart>
-    <w:docPart>
-      <w:docPartPr>
-        <w:name w:val="F6508237139549168D9AC1931B7B4A64"/>
-        <w:category>
-          <w:name w:val="General"/>
-          <w:gallery w:val="placeholder"/>
-        </w:category>
-        <w:types>
-          <w:type w:val="bbPlcHdr"/>
-        </w:types>
-        <w:behaviors>
-          <w:behavior w:val="content"/>
-        </w:behaviors>
-        <w:guid w:val="{59CAA844-934D-40DF-85B6-980892B311EE}"/>
-      </w:docPartPr>
-      <w:docPartBody>
-        <w:p>
-          <w:r>
-            <w:t xml:space="preserve">Start with a statement about why you are excited about the job you are seeking. Enthusiasm is key, and your personal connection to the role is much more important than flashy words and exclamation marks. Keep it brief and easy to read quickly. </w:t>
-          </w:r>
-        </w:p>
-        <w:p>
-          <w:r>
-            <w:t xml:space="preserve">If you feel a second paragraph is needed, touch on areas of the role that interest you. State your desire to learn more, suggest a follow up call or email. Be clear about your respect for busy schedules. </w:t>
-          </w:r>
-        </w:p>
-        <w:p>
-          <w:pPr>
-            <w:pStyle w:val="F6508237139549168D9AC1931B7B4A64"/>
-          </w:pPr>
-          <w:r>
-            <w:t>(Here’s a tip: be sure to try Word Editor for suggestions on how to make this cover letter the best it can be.)</w:t>
-          </w:r>
-        </w:p>
-      </w:docPartBody>
-    </w:docPart>
-    <w:docPart>
-      <w:docPartPr>
-        <w:name w:val="8DDC6436279549B1A4255EDC26221661"/>
-        <w:category>
-          <w:name w:val="General"/>
-          <w:gallery w:val="placeholder"/>
-        </w:category>
-        <w:types>
-          <w:type w:val="bbPlcHdr"/>
-        </w:types>
-        <w:behaviors>
-          <w:behavior w:val="content"/>
-        </w:behaviors>
-        <w:guid w:val="{FE86FDC8-B487-41E7-904A-11EC1E4DFAD0}"/>
-      </w:docPartPr>
-      <w:docPartBody>
-        <w:p>
-          <w:pPr>
-            <w:pStyle w:val="8DDC6436279549B1A4255EDC26221661"/>
-          </w:pPr>
-          <w:r>
-            <w:t>Sincerely,</w:t>
-          </w:r>
-        </w:p>
-      </w:docPartBody>
-    </w:docPart>
-    <w:docPart>
-      <w:docPartPr>
-        <w:name w:val="3937A52C5CC84FE7BBFBADF7D1179348"/>
-        <w:category>
-          <w:name w:val="General"/>
-          <w:gallery w:val="placeholder"/>
-        </w:category>
-        <w:types>
-          <w:type w:val="bbPlcHdr"/>
-        </w:types>
-        <w:behaviors>
-          <w:behavior w:val="content"/>
-        </w:behaviors>
-        <w:guid w:val="{DC3A33C3-618C-4EDE-B333-70AAD3D0C1CE}"/>
-      </w:docPartPr>
-      <w:docPartBody>
-        <w:p>
-          <w:pPr>
-            <w:pStyle w:val="3937A52C5CC84FE7BBFBADF7D11793482"/>
-          </w:pPr>
-          <w:r>
-            <w:rPr>
-              <w:b w:val="0"/>
-              <w:bCs w:val="0"/>
-            </w:rPr>
-            <w:t>Yuuri Tanaka</w:t>
-          </w:r>
-        </w:p>
-      </w:docPartBody>
-    </w:docPart>
-    <w:docPart>
-      <w:docPartPr>
-        <w:name w:val="F71C7EAC85F3444D9F51789A9941F212"/>
-        <w:category>
-          <w:name w:val="General"/>
-          <w:gallery w:val="placeholder"/>
-        </w:category>
-        <w:types>
-          <w:type w:val="bbPlcHdr"/>
-        </w:types>
-        <w:behaviors>
-          <w:behavior w:val="content"/>
-        </w:behaviors>
-        <w:guid w:val="{33029B5F-D69D-4C5F-86C8-94C788C72001}"/>
-      </w:docPartPr>
-      <w:docPartBody>
-        <w:p>
-          <w:pPr>
-            <w:pStyle w:val="F71C7EAC85F3444D9F51789A9941F2122"/>
-          </w:pPr>
-          <w:r>
-            <w:rPr>
-              <w:rStyle w:val="Graytext"/>
-            </w:rPr>
-            <w:t>4567 Main Street</w:t>
-          </w:r>
-        </w:p>
-      </w:docPartBody>
-    </w:docPart>
-    <w:docPart>
-      <w:docPartPr>
-        <w:name w:val="AFA24005233C452DA1B3445DAD06D1B7"/>
-        <w:category>
-          <w:name w:val="General"/>
-          <w:gallery w:val="placeholder"/>
-        </w:category>
-        <w:types>
-          <w:type w:val="bbPlcHdr"/>
-        </w:types>
-        <w:behaviors>
-          <w:behavior w:val="content"/>
-        </w:behaviors>
-        <w:guid w:val="{A5705271-A51A-44FA-A6EE-747AE4AD0D0D}"/>
-      </w:docPartPr>
-      <w:docPartBody>
-        <w:p>
-          <w:pPr>
-            <w:pStyle w:val="AFA24005233C452DA1B3445DAD06D1B72"/>
-          </w:pPr>
-          <w:r>
-            <w:rPr>
-              <w:rStyle w:val="Graytext"/>
-            </w:rPr>
-            <w:t>City, State 98052</w:t>
-          </w:r>
-        </w:p>
-      </w:docPartBody>
-    </w:docPart>
-    <w:docPart>
-      <w:docPartPr>
-        <w:name w:val="304E0DA1BC874549834C8BEA6D2748EE"/>
-        <w:category>
-          <w:name w:val="General"/>
-          <w:gallery w:val="placeholder"/>
-        </w:category>
-        <w:types>
-          <w:type w:val="bbPlcHdr"/>
-        </w:types>
-        <w:behaviors>
-          <w:behavior w:val="content"/>
-        </w:behaviors>
-        <w:guid w:val="{F7033979-537F-4D40-8880-69AFFCB74447}"/>
-      </w:docPartPr>
-      <w:docPartBody>
-        <w:p>
-          <w:pPr>
-            <w:pStyle w:val="304E0DA1BC874549834C8BEA6D2748EE2"/>
-          </w:pPr>
-          <w:r>
-            <w:rPr>
-              <w:rStyle w:val="Graytext"/>
-            </w:rPr>
-            <w:t>(718) 555–0100</w:t>
-          </w:r>
-        </w:p>
-      </w:docPartBody>
-    </w:docPart>
-    <w:docPart>
-      <w:docPartPr>
-        <w:name w:val="4008A9B935CE4951BC4F2A9118801A56"/>
-        <w:category>
-          <w:name w:val="General"/>
-          <w:gallery w:val="placeholder"/>
-        </w:category>
-        <w:types>
-          <w:type w:val="bbPlcHdr"/>
-        </w:types>
-        <w:behaviors>
-          <w:behavior w:val="content"/>
-        </w:behaviors>
-        <w:guid w:val="{C5FC2503-7E55-4B5F-A95E-4EF7B7B5A73D}"/>
-      </w:docPartPr>
-      <w:docPartBody>
-        <w:p>
-          <w:pPr>
-            <w:pStyle w:val="4008A9B935CE4951BC4F2A9118801A56"/>
-          </w:pPr>
-          <w:r>
-            <w:t>Yuuri Tanaka</w:t>
-          </w:r>
-        </w:p>
-      </w:docPartBody>
-    </w:docPart>
-    <w:docPart>
-      <w:docPartPr>
-        <w:name w:val="82672E26A4F24B73A4AAD12EF90F8795"/>
-        <w:category>
-          <w:name w:val="General"/>
-          <w:gallery w:val="placeholder"/>
-        </w:category>
-        <w:types>
-          <w:type w:val="bbPlcHdr"/>
-        </w:types>
-        <w:behaviors>
-          <w:behavior w:val="content"/>
-        </w:behaviors>
-        <w:guid w:val="{0F802695-6687-43F2-87B1-0B175E720515}"/>
-      </w:docPartPr>
-      <w:docPartBody>
-        <w:p>
-          <w:pPr>
-            <w:pStyle w:val="82672E26A4F24B73A4AAD12EF90F87952"/>
-          </w:pPr>
-          <w:r>
-            <w:rPr>
-              <w:rStyle w:val="Graytext"/>
-            </w:rPr>
-            <w:t>Adrian King</w:t>
-          </w:r>
-        </w:p>
-      </w:docPartBody>
-    </w:docPart>
-    <w:docPart>
-      <w:docPartPr>
-        <w:name w:val="A3783EF5E1DB4661BE640116F5345909"/>
-        <w:category>
-          <w:name w:val="General"/>
-          <w:gallery w:val="placeholder"/>
-        </w:category>
-        <w:types>
-          <w:type w:val="bbPlcHdr"/>
-        </w:types>
-        <w:behaviors>
-          <w:behavior w:val="content"/>
-        </w:behaviors>
-        <w:guid w:val="{DE6A0C5C-3A05-4074-8B9B-503C4CFC7A14}"/>
-      </w:docPartPr>
-      <w:docPartBody>
-        <w:p>
-          <w:pPr>
-            <w:pStyle w:val="A3783EF5E1DB4661BE640116F53459092"/>
-          </w:pPr>
-          <w:r>
-            <w:rPr>
-              <w:rStyle w:val="Graytext"/>
-            </w:rPr>
-            <w:t xml:space="preserve">Hiring Manager </w:t>
-          </w:r>
-        </w:p>
-      </w:docPartBody>
-    </w:docPart>
-    <w:docPart>
-      <w:docPartPr>
-        <w:name w:val="E619020C17C048C89567348AB2925FC2"/>
-        <w:category>
-          <w:name w:val="General"/>
-          <w:gallery w:val="placeholder"/>
-        </w:category>
-        <w:types>
-          <w:type w:val="bbPlcHdr"/>
-        </w:types>
-        <w:behaviors>
-          <w:behavior w:val="content"/>
-        </w:behaviors>
-        <w:guid w:val="{D61B173C-3F7D-4CE5-BB86-EFD504EA694B}"/>
-      </w:docPartPr>
-      <w:docPartBody>
-        <w:p>
-          <w:pPr>
-            <w:pStyle w:val="E619020C17C048C89567348AB2925FC22"/>
-          </w:pPr>
-          <w:r>
-            <w:rPr>
-              <w:rStyle w:val="Graytext"/>
-            </w:rPr>
-            <w:t>VanArsdel, Ltd.</w:t>
-          </w:r>
-        </w:p>
-      </w:docPartBody>
-    </w:docPart>
-    <w:docPart>
-      <w:docPartPr>
-        <w:name w:val="4CDC57DBF13642569D048CEFFF05C232"/>
-        <w:category>
-          <w:name w:val="General"/>
-          <w:gallery w:val="placeholder"/>
-        </w:category>
-        <w:types>
-          <w:type w:val="bbPlcHdr"/>
-        </w:types>
-        <w:behaviors>
-          <w:behavior w:val="content"/>
-        </w:behaviors>
-        <w:guid w:val="{E3CEA0FC-EE9F-4645-9FC5-188DAE610F20}"/>
-      </w:docPartPr>
-      <w:docPartBody>
-        <w:p>
-          <w:pPr>
-            <w:pStyle w:val="4CDC57DBF13642569D048CEFFF05C2322"/>
-          </w:pPr>
-          <w:r>
-            <w:rPr>
-              <w:rStyle w:val="Graytext"/>
-            </w:rPr>
-            <w:t>123 Elm Avenue</w:t>
-          </w:r>
-        </w:p>
-      </w:docPartBody>
-    </w:docPart>
-    <w:docPart>
-      <w:docPartPr>
-        <w:name w:val="CF361A41DDA1407FB259BA052F5503D2"/>
-        <w:category>
-          <w:name w:val="General"/>
-          <w:gallery w:val="placeholder"/>
-        </w:category>
-        <w:types>
-          <w:type w:val="bbPlcHdr"/>
-        </w:types>
-        <w:behaviors>
-          <w:behavior w:val="content"/>
-        </w:behaviors>
-        <w:guid w:val="{70FE8367-C253-4998-ABF0-F96B2ED8FBF1}"/>
-      </w:docPartPr>
-      <w:docPartBody>
-        <w:p>
-          <w:pPr>
-            <w:pStyle w:val="CF361A41DDA1407FB259BA052F5503D22"/>
-          </w:pPr>
-          <w:r>
-            <w:rPr>
-              <w:rStyle w:val="Graytext"/>
-            </w:rPr>
-            <w:t>City, State 98052</w:t>
-          </w:r>
-        </w:p>
-      </w:docPartBody>
-    </w:docPart>
-    <w:docPart>
-      <w:docPartPr>
-        <w:name w:val="5C9D072640EB4A34B5002C700EAB8FAB"/>
-        <w:category>
-          <w:name w:val="General"/>
-          <w:gallery w:val="placeholder"/>
-        </w:category>
-        <w:types>
-          <w:type w:val="bbPlcHdr"/>
-        </w:types>
-        <w:behaviors>
-          <w:behavior w:val="content"/>
-        </w:behaviors>
-        <w:guid w:val="{8930A06E-05C5-402C-8768-0BEB02190DEB}"/>
-      </w:docPartPr>
-      <w:docPartBody>
-        <w:p>
-          <w:pPr>
-            <w:pStyle w:val="5C9D072640EB4A34B5002C700EAB8FAB"/>
-          </w:pPr>
-          <w:r>
-            <w:t>Dear Adrian King</w:t>
-          </w:r>
-          <w:r>
-            <w:t>,</w:t>
-          </w:r>
-        </w:p>
-      </w:docPartBody>
-    </w:docPart>
-    <w:docPart>
-      <w:docPartPr>
-        <w:name w:val="B43D5F169E3A49E2A606FC1969FE1A77"/>
-        <w:category>
-          <w:name w:val="General"/>
-          <w:gallery w:val="placeholder"/>
-        </w:category>
-        <w:types>
-          <w:type w:val="bbPlcHdr"/>
-        </w:types>
-        <w:behaviors>
-          <w:behavior w:val="content"/>
-        </w:behaviors>
-        <w:guid w:val="{FBADEDE6-F279-461B-A838-8A44F231155A}"/>
-      </w:docPartPr>
-      <w:docPartBody>
-        <w:p>
-          <w:r>
-            <w:t xml:space="preserve">Start with a statement about why you are excited about the job you are seeking. Enthusiasm is key, and your personal connection to the role is much more important than flashy words and exclamation marks. Keep it brief and easy to read quickly. </w:t>
-          </w:r>
-        </w:p>
-        <w:p>
-          <w:r>
-            <w:t xml:space="preserve">If you feel a second paragraph is needed, touch on areas of the role that interest you. State your desire to learn more, suggest a follow up call or email. Be clear about your respect for busy schedules. </w:t>
-          </w:r>
-        </w:p>
-        <w:p>
-          <w:pPr>
-            <w:pStyle w:val="B43D5F169E3A49E2A606FC1969FE1A77"/>
-          </w:pPr>
-          <w:r>
-            <w:t>(Here’s a tip: be sure to try Word Editor for suggestions on how to make this cover letter the best it can be.)</w:t>
-          </w:r>
-        </w:p>
-      </w:docPartBody>
-    </w:docPart>
-    <w:docPart>
-      <w:docPartPr>
-        <w:name w:val="082E97DE59B74074A018B8B24AFD418F"/>
-        <w:category>
-          <w:name w:val="General"/>
-          <w:gallery w:val="placeholder"/>
-        </w:category>
-        <w:types>
-          <w:type w:val="bbPlcHdr"/>
-        </w:types>
-        <w:behaviors>
-          <w:behavior w:val="content"/>
-        </w:behaviors>
-        <w:guid w:val="{A74DD6A9-89AE-48B3-BF84-6A9084F113E6}"/>
-      </w:docPartPr>
-      <w:docPartBody>
-        <w:p>
-          <w:pPr>
-            <w:pStyle w:val="082E97DE59B74074A018B8B24AFD418F"/>
-          </w:pPr>
-          <w:r>
-            <w:t>Sincerely,</w:t>
-          </w:r>
-        </w:p>
-      </w:docPartBody>
-    </w:docPart>
-    <w:docPart>
-      <w:docPartPr>
-        <w:name w:val="94B66C319C6F48DB8598CB2B4900E269"/>
-        <w:category>
-          <w:name w:val="General"/>
-          <w:gallery w:val="placeholder"/>
-        </w:category>
-        <w:types>
-          <w:type w:val="bbPlcHdr"/>
-        </w:types>
-        <w:behaviors>
-          <w:behavior w:val="content"/>
-        </w:behaviors>
-        <w:guid w:val="{CB8AC002-3CC4-4EAF-AEFC-5D2F5390F94A}"/>
-      </w:docPartPr>
-      <w:docPartBody>
-        <w:p>
-          <w:pPr>
-            <w:pStyle w:val="94B66C319C6F48DB8598CB2B4900E2692"/>
-          </w:pPr>
-          <w:r>
-            <w:rPr>
-              <w:b w:val="0"/>
-              <w:bCs w:val="0"/>
-            </w:rPr>
-            <w:t>Yuuri Tanaka</w:t>
-          </w:r>
-        </w:p>
-      </w:docPartBody>
-    </w:docPart>
-    <w:docPart>
-      <w:docPartPr>
-        <w:name w:val="DefaultPlaceholder_-1854013440"/>
-        <w:category>
-          <w:name w:val="General"/>
-          <w:gallery w:val="placeholder"/>
-        </w:category>
-        <w:types>
-          <w:type w:val="bbPlcHdr"/>
-        </w:types>
-        <w:behaviors>
-          <w:behavior w:val="content"/>
-        </w:behaviors>
-        <w:guid w:val="{F2283B8E-82BB-43BF-A1F8-DD52018476F8}"/>
-      </w:docPartPr>
-      <w:docPartBody>
-        <w:p>
-          <w:r>
-            <w:rPr>
-              <w:rStyle w:val="PlaceholderText"/>
-            </w:rPr>
-            <w:t>Click or tap here to enter text.</w:t>
-          </w:r>
-        </w:p>
-      </w:docPartBody>
-    </w:docPart>
-  </w:docParts>
-</w:glossaryDocument>
-</file>
-
-<file path=word/glossary/fontTable.xml><?xml version="1.0" encoding="utf-8"?>
-<w:fonts xmlns:mc="http://schemas.openxmlformats.org/markup-compatibility/2006" xmlns:r="http://schemas.openxmlformats.org/officeDocument/2006/relationships" xmlns:w="http://schemas.openxmlformats.org/wordprocessingml/2006/main" xmlns:w14="http://schemas.microsoft.com/office/word/2010/wordml" xmlns:w15="http://schemas.microsoft.com/office/word/2012/wordml" xmlns:w16cex="http://schemas.microsoft.com/office/word/2018/wordml/cex" xmlns:w16cid="http://schemas.microsoft.com/office/word/2016/wordml/cid" xmlns:w16="http://schemas.microsoft.com/office/word/2018/wordml" xmlns:w16sdtdh="http://schemas.microsoft.com/office/word/2020/wordml/sdtdatahash" xmlns:w16se="http://schemas.microsoft.com/office/word/2015/wordml/symex" mc:Ignorable="w14 w15 w16se w16cid w16 w16cex w16sdtdh">
-  <w:font w:name="Symbol">
-    <w:panose1 w:val="05050102010706020507"/>
-    <w:charset w:val="02"/>
-    <w:family w:val="roman"/>
-    <w:pitch w:val="variable"/>
-    <w:sig w:usb0="00000000" w:usb1="10000000" w:usb2="00000000" w:usb3="00000000" w:csb0="80000000" w:csb1="00000000"/>
-  </w:font>
-  <w:font w:name="Times New Roman">
-    <w:panose1 w:val="02020603050405020304"/>
-    <w:charset w:val="00"/>
-    <w:family w:val="roman"/>
-    <w:pitch w:val="variable"/>
-    <w:sig w:usb0="E0002EFF" w:usb1="C000785B" w:usb2="00000009" w:usb3="00000000" w:csb0="000001FF" w:csb1="00000000"/>
-  </w:font>
-  <w:font w:name="Courier New">
-    <w:panose1 w:val="02070309020205020404"/>
-    <w:charset w:val="00"/>
-    <w:family w:val="modern"/>
-    <w:pitch w:val="fixed"/>
-    <w:sig w:usb0="E0002EFF" w:usb1="C0007843" w:usb2="00000009" w:usb3="00000000" w:csb0="000001FF" w:csb1="00000000"/>
-  </w:font>
-  <w:font w:name="Wingdings">
-    <w:panose1 w:val="05000000000000000000"/>
-    <w:charset w:val="02"/>
-    <w:family w:val="auto"/>
-    <w:pitch w:val="variable"/>
-    <w:sig w:usb0="00000000" w:usb1="10000000" w:usb2="00000000" w:usb3="00000000" w:csb0="80000000" w:csb1="00000000"/>
-  </w:font>
-  <w:font w:name="Franklin Gothic Book">
-    <w:panose1 w:val="020B0503020102020204"/>
-    <w:charset w:val="00"/>
-    <w:family w:val="swiss"/>
-    <w:pitch w:val="variable"/>
-    <w:sig w:usb0="00000287" w:usb1="00000000" w:usb2="00000000" w:usb3="00000000" w:csb0="0000009F" w:csb1="00000000"/>
-  </w:font>
-  <w:font w:name="Arial">
-    <w:panose1 w:val="020B0604020202020204"/>
-    <w:charset w:val="00"/>
-    <w:family w:val="swiss"/>
-    <w:pitch w:val="variable"/>
-    <w:sig w:usb0="E0002EFF" w:usb1="C000785B" w:usb2="00000009" w:usb3="00000000" w:csb0="000001FF" w:csb1="00000000"/>
-  </w:font>
-  <w:font w:name="Arial Nova">
-    <w:charset w:val="00"/>
-    <w:family w:val="swiss"/>
-    <w:pitch w:val="variable"/>
-    <w:sig w:usb0="0000028F" w:usb1="00000002" w:usb2="00000000" w:usb3="00000000" w:csb0="0000019F" w:csb1="00000000"/>
-  </w:font>
-  <w:font w:name="Franklin Gothic Medium">
-    <w:panose1 w:val="020B0603020102020204"/>
-    <w:charset w:val="00"/>
-    <w:family w:val="swiss"/>
-    <w:pitch w:val="variable"/>
-    <w:sig w:usb0="00000287" w:usb1="00000000" w:usb2="00000000" w:usb3="00000000" w:csb0="0000009F" w:csb1="00000000"/>
-  </w:font>
-  <w:font w:name="Calibri">
-    <w:panose1 w:val="020F0502020204030204"/>
-    <w:charset w:val="00"/>
-    <w:family w:val="swiss"/>
-    <w:pitch w:val="variable"/>
-    <w:sig w:usb0="E4002EFF" w:usb1="C000247B" w:usb2="00000009" w:usb3="00000000" w:csb0="000001FF" w:csb1="00000000"/>
-  </w:font>
-  <w:font w:name="Calibri Light">
-    <w:panose1 w:val="020F0302020204030204"/>
-    <w:charset w:val="00"/>
-    <w:family w:val="swiss"/>
-    <w:pitch w:val="variable"/>
-    <w:sig w:usb0="E4002EFF" w:usb1="C000247B" w:usb2="00000009" w:usb3="00000000" w:csb0="000001FF" w:csb1="00000000"/>
-  </w:font>
-</w:fonts>
-</file>
-
-<file path=word/glossary/settings.xml><?xml version="1.0" encoding="utf-8"?>
-<w:settings xmlns:mc="http://schemas.openxmlformats.org/markup-compatibility/2006" xmlns:o="urn:schemas-microsoft-com:office:office" xmlns:r="http://schemas.openxmlformats.org/officeDocument/2006/relationships" xmlns:m="http://schemas.openxmlformats.org/officeDocument/2006/math" xmlns:v="urn:schemas-microsoft-com:vml" xmlns:w10="urn:schemas-microsoft-com:office:word" xmlns:w="http://schemas.openxmlformats.org/wordprocessingml/2006/main" xmlns:w14="http://schemas.microsoft.com/office/word/2010/wordml" xmlns:w15="http://schemas.microsoft.com/office/word/2012/wordml" xmlns:w16cex="http://schemas.microsoft.com/office/word/2018/wordml/cex" xmlns:w16cid="http://schemas.microsoft.com/office/word/2016/wordml/cid" xmlns:w16="http://schemas.microsoft.com/office/word/2018/wordml" xmlns:w16sdtdh="http://schemas.microsoft.com/office/word/2020/wordml/sdtdatahash" xmlns:w16se="http://schemas.microsoft.com/office/word/2015/wordml/symex" xmlns:sl="http://schemas.openxmlformats.org/schemaLibrary/2006/main" mc:Ignorable="w14 w15 w16se w16cid w16 w16cex w16sdtdh">
-  <w:view w:val="normal"/>
-  <w:defaultTabStop w:val="720"/>
-  <w:characterSpacingControl w:val="doNotCompress"/>
-  <w:compat>
-    <w:useFELayout/>
-    <w:compatSetting w:name="compatibilityMode" w:uri="http://schemas.microsoft.com/office/word" w:val="15"/>
-    <w:compatSetting w:name="overrideTableStyleFontSizeAndJustification" w:uri="http://schemas.microsoft.com/office/word" w:val="1"/>
-    <w:compatSetting w:name="enableOpenTypeFeatures" w:uri="http://schemas.microsoft.com/office/word" w:val="1"/>
-    <w:compatSetting w:name="doNotFlipMirrorIndents" w:uri="http://schemas.microsoft.com/office/word" w:val="1"/>
-    <w:compatSetting w:name="differentiateMultirowTableHeaders" w:uri="http://schemas.microsoft.com/office/word" w:val="1"/>
-    <w:compatSetting w:name="useWord2013TrackBottomHyphenation" w:uri="http://schemas.microsoft.com/office/word" w:val="1"/>
-  </w:compat>
-  <w:rsids>
-    <w:rsidRoot w:val="00D22C0A"/>
-    <w:rsid w:val="00855C29"/>
-    <w:rsid w:val="009E57C3"/>
-    <w:rsid w:val="009E7CDE"/>
-    <w:rsid w:val="00B73F81"/>
-    <w:rsid w:val="00C71214"/>
-    <w:rsid w:val="00D22C0A"/>
-    <w:rsid w:val="00D84794"/>
-  </w:rsids>
-  <m:mathPr>
-    <m:mathFont m:val="Cambria Math"/>
-    <m:brkBin m:val="before"/>
-    <m:brkBinSub m:val="--"/>
-    <m:smallFrac m:val="0"/>
-    <m:dispDef/>
-    <m:lMargin m:val="0"/>
-    <m:rMargin m:val="0"/>
-    <m:defJc m:val="centerGroup"/>
-    <m:wrapIndent m:val="1440"/>
-    <m:intLim m:val="subSup"/>
-    <m:naryLim m:val="undOvr"/>
-  </m:mathPr>
-  <w:themeFontLang w:val="en-AU"/>
-  <w:clrSchemeMapping w:bg1="light1" w:t1="dark1" w:bg2="light2" w:t2="dark2" w:accent1="accent1" w:accent2="accent2" w:accent3="accent3" w:accent4="accent4" w:accent5="accent5" w:accent6="accent6" w:hyperlink="hyperlink" w:followedHyperlink="followedHyperlink"/>
-  <w:decimalSymbol w:val="."/>
-  <w:listSeparator w:val=","/>
-  <w15:chartTrackingRefBased/>
-</w:settings>
-</file>
-
-<file path=word/glossary/styles.xml><?xml version="1.0" encoding="utf-8"?>
-<w:styles xmlns:mc="http://schemas.openxmlformats.org/markup-compatibility/2006" xmlns:r="http://schemas.openxmlformats.org/officeDocument/2006/relationships" xmlns:w="http://schemas.openxmlformats.org/wordprocessingml/2006/main" xmlns:w14="http://schemas.microsoft.com/office/word/2010/wordml" xmlns:w15="http://schemas.microsoft.com/office/word/2012/wordml" xmlns:w16cex="http://schemas.microsoft.com/office/word/2018/wordml/cex" xmlns:w16cid="http://schemas.microsoft.com/office/word/2016/wordml/cid" xmlns:w16="http://schemas.microsoft.com/office/word/2018/wordml" xmlns:w16sdtdh="http://schemas.microsoft.com/office/word/2020/wordml/sdtdatahash" xmlns:w16se="http://schemas.microsoft.com/office/word/2015/wordml/symex" mc:Ignorable="w14 w15 w16se w16cid w16 w16cex w16sdtdh">
-  <w:docDefaults>
-    <w:rPrDefault>
-      <w:rPr>
-        <w:rFonts w:asciiTheme="minorHAnsi" w:eastAsiaTheme="minorEastAsia" w:hAnsiTheme="minorHAnsi" w:cstheme="minorBidi"/>
-        <w:sz w:val="22"/>
-        <w:szCs w:val="22"/>
-        <w:lang w:val="en-AU" w:eastAsia="en-AU" w:bidi="ar-SA"/>
-      </w:rPr>
-    </w:rPrDefault>
-    <w:pPrDefault>
-      <w:pPr>
-        <w:spacing w:after="160" w:line="259" w:lineRule="auto"/>
-      </w:pPr>
-    </w:pPrDefault>
-  </w:docDefaults>
-  <w:latentStyles w:defLockedState="0" w:defUIPriority="99" w:defSemiHidden="0" w:defUnhideWhenUsed="0" w:defQFormat="0" w:count="376">
-    <w:lsdException w:name="Normal" w:uiPriority="0" w:qFormat="1"/>
-    <w:lsdException w:name="heading 1" w:uiPriority="9" w:qFormat="1"/>
-    <w:lsdException w:name="heading 2" w:semiHidden="1" w:uiPriority="9" w:unhideWhenUsed="1" w:qFormat="1"/>
-    <w:lsdException w:name="heading 3" w:semiHidden="1" w:uiPriority="9" w:unhideWhenUsed="1" w:qFormat="1"/>
-    <w:lsdException w:name="heading 4" w:semiHidden="1" w:uiPriority="9" w:unhideWhenUsed="1" w:qFormat="1"/>
-    <w:lsdException w:name="heading 5" w:semiHidden="1" w:uiPriority="9" w:unhideWhenUsed="1" w:qFormat="1"/>
-    <w:lsdException w:name="heading 6" w:semiHidden="1" w:uiPriority="9" w:unhideWhenUsed="1" w:qFormat="1"/>
-    <w:lsdException w:name="heading 7" w:semiHidden="1" w:uiPriority="9" w:unhideWhenUsed="1" w:qFormat="1"/>
-    <w:lsdException w:name="heading 8" w:semiHidden="1" w:uiPriority="9" w:unhideWhenUsed="1" w:qFormat="1"/>
-    <w:lsdException w:name="heading 9" w:semiHidden="1" w:uiPriority="9" w:unhideWhenUsed="1" w:qFormat="1"/>
-    <w:lsdException w:name="index 1" w:semiHidden="1" w:unhideWhenUsed="1"/>
-    <w:lsdException w:name="index 2" w:semiHidden="1" w:unhideWhenUsed="1"/>
-    <w:lsdException w:name="index 3" w:semiHidden="1" w:unhideWhenUsed="1"/>
-    <w:lsdException w:name="index 4" w:semiHidden="1" w:unhideWhenUsed="1"/>
-    <w:lsdException w:name="index 5" w:semiHidden="1" w:unhideWhenUsed="1"/>
-    <w:lsdException w:name="index 6" w:semiHidden="1" w:unhideWhenUsed="1"/>
-    <w:lsdException w:name="index 7" w:semiHidden="1" w:unhideWhenUsed="1"/>
-    <w:lsdException w:name="index 8" w:semiHidden="1" w:unhideWhenUsed="1"/>
-    <w:lsdException w:name="index 9" w:semiHidden="1" w:unhideWhenUsed="1"/>
-    <w:lsdException w:name="toc 1" w:semiHidden="1" w:uiPriority="39" w:unhideWhenUsed="1"/>
-    <w:lsdException w:name="toc 2" w:semiHidden="1" w:uiPriority="39" w:unhideWhenUsed="1"/>
-    <w:lsdException w:name="toc 3" w:semiHidden="1" w:uiPriority="39" w:unhideWhenUsed="1"/>
-    <w:lsdException w:name="toc 4" w:semiHidden="1" w:uiPriority="39" w:unhideWhenUsed="1"/>
-    <w:lsdException w:name="toc 5" w:semiHidden="1" w:uiPriority="39" w:unhideWhenUsed="1"/>
-    <w:lsdException w:name="toc 6" w:semiHidden="1" w:uiPriority="39" w:unhideWhenUsed="1"/>
-    <w:lsdException w:name="toc 7" w:semiHidden="1" w:uiPriority="39" w:unhideWhenUsed="1"/>
-    <w:lsdException w:name="toc 8" w:semiHidden="1" w:uiPriority="39" w:unhideWhenUsed="1"/>
-    <w:lsdException w:name="toc 9" w:semiHidden="1" w:uiPriority="39" w:unhideWhenUsed="1"/>
-    <w:lsdException w:name="Normal Indent" w:semiHidden="1" w:unhideWhenUsed="1"/>
-    <w:lsdException w:name="footnote text" w:semiHidden="1" w:unhideWhenUsed="1"/>
-    <w:lsdException w:name="annotation text" w:semiHidden="1" w:unhideWhenUsed="1"/>
-    <w:lsdException w:name="header" w:semiHidden="1" w:unhideWhenUsed="1"/>
-    <w:lsdException w:name="footer" w:semiHidden="1" w:unhideWhenUsed="1"/>
-    <w:lsdException w:name="index heading" w:semiHidden="1" w:unhideWhenUsed="1"/>
-    <w:lsdException w:name="caption" w:semiHidden="1" w:uiPriority="35" w:unhideWhenUsed="1" w:qFormat="1"/>
-    <w:lsdException w:name="table of figures" w:semiHidden="1" w:unhideWhenUsed="1"/>
-    <w:lsdException w:name="envelope address" w:semiHidden="1" w:unhideWhenUsed="1"/>
-    <w:lsdException w:name="envelope return" w:semiHidden="1" w:unhideWhenUsed="1"/>
-    <w:lsdException w:name="footnote reference" w:semiHidden="1" w:unhideWhenUsed="1"/>
-    <w:lsdException w:name="annotation reference" w:semiHidden="1" w:unhideWhenUsed="1"/>
-    <w:lsdException w:name="line number" w:semiHidden="1" w:unhideWhenUsed="1"/>
-    <w:lsdException w:name="page number" w:semiHidden="1" w:unhideWhenUsed="1"/>
-    <w:lsdException w:name="endnote reference" w:semiHidden="1" w:unhideWhenUsed="1"/>
-    <w:lsdException w:name="endnote text" w:semiHidden="1" w:unhideWhenUsed="1"/>
-    <w:lsdException w:name="table of authorities" w:semiHidden="1" w:unhideWhenUsed="1"/>
-    <w:lsdException w:name="macro" w:semiHidden="1" w:unhideWhenUsed="1"/>
-    <w:lsdException w:name="toa heading" w:semiHidden="1" w:unhideWhenUsed="1"/>
-    <w:lsdException w:name="List" w:semiHidden="1" w:unhideWhenUsed="1"/>
-    <w:lsdException w:name="List Bullet" w:semiHidden="1" w:unhideWhenUsed="1"/>
-    <w:lsdException w:name="List Number" w:semiHidden="1" w:unhideWhenUsed="1"/>
-    <w:lsdException w:name="List 2" w:semiHidden="1" w:unhideWhenUsed="1"/>
-    <w:lsdException w:name="List 3" w:semiHidden="1" w:unhideWhenUsed="1"/>
-    <w:lsdException w:name="List 4" w:semiHidden="1" w:unhideWhenUsed="1"/>
-    <w:lsdException w:name="List 5" w:semiHidden="1" w:unhideWhenUsed="1"/>
-    <w:lsdException w:name="List Bullet 2" w:semiHidden="1" w:unhideWhenUsed="1"/>
-    <w:lsdException w:name="List Bullet 3" w:semiHidden="1" w:unhideWhenUsed="1"/>
-    <w:lsdException w:name="List Bullet 4" w:semiHidden="1" w:unhideWhenUsed="1"/>
-    <w:lsdException w:name="List Bullet 5" w:semiHidden="1" w:unhideWhenUsed="1"/>
-    <w:lsdException w:name="List Number 2" w:semiHidden="1" w:unhideWhenUsed="1"/>
-    <w:lsdException w:name="List Number 3" w:semiHidden="1" w:unhideWhenUsed="1"/>
-    <w:lsdException w:name="List Number 4" w:semiHidden="1" w:unhideWhenUsed="1"/>
-    <w:lsdException w:name="List Number 5" w:semiHidden="1" w:unhideWhenUsed="1"/>
-    <w:lsdException w:name="Title" w:uiPriority="10" w:qFormat="1"/>
-    <w:lsdException w:name="Closing" w:semiHidden="1" w:unhideWhenUsed="1"/>
-    <w:lsdException w:name="Signature" w:semiHidden="1" w:unhideWhenUsed="1"/>
-    <w:lsdException w:name="Default Paragraph Font" w:semiHidden="1" w:uiPriority="1" w:unhideWhenUsed="1"/>
-    <w:lsdException w:name="Body Text" w:semiHidden="1" w:unhideWhenUsed="1"/>
-    <w:lsdException w:name="Body Text Indent" w:semiHidden="1" w:unhideWhenUsed="1"/>
-    <w:lsdException w:name="List Continue" w:semiHidden="1" w:unhideWhenUsed="1"/>
-    <w:lsdException w:name="List Continue 2" w:semiHidden="1" w:unhideWhenUsed="1"/>
-    <w:lsdException w:name="List Continue 3" w:semiHidden="1" w:unhideWhenUsed="1"/>
-    <w:lsdException w:name="List Continue 4" w:semiHidden="1" w:unhideWhenUsed="1"/>
-    <w:lsdException w:name="List Continue 5" w:semiHidden="1" w:unhideWhenUsed="1"/>
-    <w:lsdException w:name="Message Header" w:semiHidden="1" w:unhideWhenUsed="1"/>
-    <w:lsdException w:name="Subtitle" w:uiPriority="11" w:qFormat="1"/>
-    <w:lsdException w:name="Salutation" w:semiHidden="1" w:unhideWhenUsed="1"/>
-    <w:lsdException w:name="Date" w:semiHidden="1" w:unhideWhenUsed="1"/>
-    <w:lsdException w:name="Body Text First Indent" w:semiHidden="1" w:unhideWhenUsed="1"/>
-    <w:lsdException w:name="Body Text First Indent 2" w:semiHidden="1" w:unhideWhenUsed="1"/>
-    <w:lsdException w:name="Note Heading" w:semiHidden="1" w:unhideWhenUsed="1"/>
-    <w:lsdException w:name="Body Text 2" w:semiHidden="1" w:unhideWhenUsed="1"/>
-    <w:lsdException w:name="Body Text 3" w:semiHidden="1" w:unhideWhenUsed="1"/>
-    <w:lsdException w:name="Body Text Indent 2" w:semiHidden="1" w:unhideWhenUsed="1"/>
-    <w:lsdException w:name="Body Text Indent 3" w:semiHidden="1" w:unhideWhenUsed="1"/>
-    <w:lsdException w:name="Block Text" w:semiHidden="1" w:unhideWhenUsed="1"/>
-    <w:lsdException w:name="Hyperlink" w:semiHidden="1" w:unhideWhenUsed="1"/>
-    <w:lsdException w:name="FollowedHyperlink" w:semiHidden="1" w:unhideWhenUsed="1"/>
-    <w:lsdException w:name="Strong" w:uiPriority="22" w:qFormat="1"/>
-    <w:lsdException w:name="Emphasis" w:uiPriority="20" w:qFormat="1"/>
-    <w:lsdException w:name="Document Map" w:semiHidden="1" w:unhideWhenUsed="1"/>
-    <w:lsdException w:name="Plain Text" w:semiHidden="1" w:unhideWhenUsed="1"/>
-    <w:lsdException w:name="E-mail Signature" w:semiHidden="1" w:unhideWhenUsed="1"/>
-    <w:lsdException w:name="HTML Top of Form" w:semiHidden="1" w:unhideWhenUsed="1"/>
-    <w:lsdException w:name="HTML Bottom of Form" w:semiHidden="1" w:unhideWhenUsed="1"/>
-    <w:lsdException w:name="Normal (Web)" w:semiHidden="1" w:unhideWhenUsed="1"/>
-    <w:lsdException w:name="HTML Acronym" w:semiHidden="1" w:unhideWhenUsed="1"/>
-    <w:lsdException w:name="HTML Address" w:semiHidden="1" w:unhideWhenUsed="1"/>
-    <w:lsdException w:name="HTML Cite" w:semiHidden="1" w:unhideWhenUsed="1"/>
-    <w:lsdException w:name="HTML Code" w:semiHidden="1" w:unhideWhenUsed="1"/>
-    <w:lsdException w:name="HTML Definition" w:semiHidden="1" w:unhideWhenUsed="1"/>
-    <w:lsdException w:name="HTML Keyboard" w:semiHidden="1" w:unhideWhenUsed="1"/>
-    <w:lsdException w:name="HTML Preformatted" w:semiHidden="1" w:unhideWhenUsed="1"/>
-    <w:lsdException w:name="HTML Sample" w:semiHidden="1" w:unhideWhenUsed="1"/>
-    <w:lsdException w:name="HTML Typewriter" w:semiHidden="1" w:unhideWhenUsed="1"/>
-    <w:lsdException w:name="HTML Variable" w:semiHidden="1" w:unhideWhenUsed="1"/>
-    <w:lsdException w:name="Normal Table" w:semiHidden="1" w:unhideWhenUsed="1"/>
-    <w:lsdException w:name="annotation subject" w:semiHidden="1" w:unhideWhenUsed="1"/>
-    <w:lsdException w:name="No List" w:semiHidden="1" w:unhideWhenUsed="1"/>
-    <w:lsdException w:name="Outline List 1" w:semiHidden="1" w:unhideWhenUsed="1"/>
-    <w:lsdException w:name="Outline List 2" w:semiHidden="1" w:unhideWhenUsed="1"/>
-    <w:lsdException w:name="Outline List 3" w:semiHidden="1" w:unhideWhenUsed="1"/>
-    <w:lsdException w:name="Table Simple 1" w:semiHidden="1" w:unhideWhenUsed="1"/>
-    <w:lsdException w:name="Table Simple 2" w:semiHidden="1" w:unhideWhenUsed="1"/>
-    <w:lsdException w:name="Table Simple 3" w:semiHidden="1" w:unhideWhenUsed="1"/>
-    <w:lsdException w:name="Table Classic 1" w:semiHidden="1" w:unhideWhenUsed="1"/>
-    <w:lsdException w:name="Table Classic 2" w:semiHidden="1" w:unhideWhenUsed="1"/>
-    <w:lsdException w:name="Table Classic 3" w:semiHidden="1" w:unhideWhenUsed="1"/>
-    <w:lsdException w:name="Table Classic 4" w:semiHidden="1" w:unhideWhenUsed="1"/>
-    <w:lsdException w:name="Table Colorful 1" w:semiHidden="1" w:unhideWhenUsed="1"/>
-    <w:lsdException w:name="Table Colorful 2" w:semiHidden="1" w:unhideWhenUsed="1"/>
-    <w:lsdException w:name="Table Colorful 3" w:semiHidden="1" w:unhideWhenUsed="1"/>
-    <w:lsdException w:name="Table Columns 1" w:semiHidden="1" w:unhideWhenUsed="1"/>
-    <w:lsdException w:name="Table Columns 2" w:semiHidden="1" w:unhideWhenUsed="1"/>
-    <w:lsdException w:name="Table Columns 3" w:semiHidden="1" w:unhideWhenUsed="1"/>
-    <w:lsdException w:name="Table Columns 4" w:semiHidden="1" w:unhideWhenUsed="1"/>
-    <w:lsdException w:name="Table Columns 5" w:semiHidden="1" w:unhideWhenUsed="1"/>
-    <w:lsdException w:name="Table Grid 1" w:semiHidden="1" w:unhideWhenUsed="1"/>
-    <w:lsdException w:name="Table Grid 2" w:semiHidden="1" w:unhideWhenUsed="1"/>
-    <w:lsdException w:name="Table Grid 3" w:semiHidden="1" w:unhideWhenUsed="1"/>
-    <w:lsdException w:name="Table Grid 4" w:semiHidden="1" w:unhideWhenUsed="1"/>
-    <w:lsdException w:name="Table Grid 5" w:semiHidden="1" w:unhideWhenUsed="1"/>
-    <w:lsdException w:name="Table Grid 6" w:semiHidden="1" w:unhideWhenUsed="1"/>
-    <w:lsdException w:name="Table Grid 7" w:semiHidden="1" w:unhideWhenUsed="1"/>
-    <w:lsdException w:name="Table Grid 8" w:semiHidden="1" w:unhideWhenUsed="1"/>
-    <w:lsdException w:name="Table List 1" w:semiHidden="1" w:unhideWhenUsed="1"/>
-    <w:lsdException w:name="Table List 2" w:semiHidden="1" w:unhideWhenUsed="1"/>
-    <w:lsdException w:name="Table List 3" w:semiHidden="1" w:unhideWhenUsed="1"/>
-    <w:lsdException w:name="Table List 4" w:semiHidden="1" w:unhideWhenUsed="1"/>
-    <w:lsdException w:name="Table List 5" w:semiHidden="1" w:unhideWhenUsed="1"/>
-    <w:lsdException w:name="Table List 6" w:semiHidden="1" w:unhideWhenUsed="1"/>
-    <w:lsdException w:name="Table List 7" w:semiHidden="1" w:unhideWhenUsed="1"/>
-    <w:lsdException w:name="Table List 8" w:semiHidden="1" w:unhideWhenUsed="1"/>
-    <w:lsdException w:name="Table 3D effects 1" w:semiHidden="1" w:unhideWhenUsed="1"/>
-    <w:lsdException w:name="Table 3D effects 2" w:semiHidden="1" w:unhideWhenUsed="1"/>
-    <w:lsdException w:name="Table 3D effects 3" w:semiHidden="1" w:unhideWhenUsed="1"/>
-    <w:lsdException w:name="Table Contemporary" w:semiHidden="1" w:unhideWhenUsed="1"/>
-    <w:lsdException w:name="Table Elegant" w:semiHidden="1" w:unhideWhenUsed="1"/>
-    <w:lsdException w:name="Table Professional" w:semiHidden="1" w:unhideWhenUsed="1"/>
-    <w:lsdException w:name="Table Subtle 1" w:semiHidden="1" w:unhideWhenUsed="1"/>
-    <w:lsdException w:name="Table Subtle 2" w:semiHidden="1" w:unhideWhenUsed="1"/>
-    <w:lsdException w:name="Table Web 1" w:semiHidden="1" w:unhideWhenUsed="1"/>
-    <w:lsdException w:name="Table Web 2" w:semiHidden="1" w:unhideWhenUsed="1"/>
-    <w:lsdException w:name="Table Web 3" w:semiHidden="1" w:unhideWhenUsed="1"/>
-    <w:lsdException w:name="Balloon Text" w:semiHidden="1" w:unhideWhenUsed="1"/>
-    <w:lsdException w:name="Table Grid" w:uiPriority="39"/>
-    <w:lsdException w:name="Table Theme" w:semiHidden="1" w:unhideWhenUsed="1"/>
-    <w:lsdException w:name="Placeholder Text" w:semiHidden="1"/>
-    <w:lsdException w:name="No Spacing" w:uiPriority="1" w:qFormat="1"/>
-    <w:lsdException w:name="Light Shading" w:uiPriority="60"/>
-    <w:lsdException w:name="Light List" w:uiPriority="61"/>
-    <w:lsdException w:name="Light Grid" w:uiPriority="62"/>
-    <w:lsdException w:name="Medium Shading 1" w:uiPriority="63"/>
-    <w:lsdException w:name="Medium Shading 2" w:uiPriority="64"/>
-    <w:lsdException w:name="Medium List 1" w:uiPriority="65"/>
-    <w:lsdException w:name="Medium List 2" w:uiPriority="66"/>
-    <w:lsdException w:name="Medium Grid 1" w:uiPriority="67"/>
-    <w:lsdException w:name="Medium Grid 2" w:uiPriority="68"/>
-    <w:lsdException w:name="Medium Grid 3" w:uiPriority="69"/>
-    <w:lsdException w:name="Dark List" w:uiPriority="70"/>
-    <w:lsdException w:name="Colorful Shading" w:uiPriority="71"/>
-    <w:lsdException w:name="Colorful List" w:uiPriority="72"/>
-    <w:lsdException w:name="Colorful Grid" w:uiPriority="73"/>
-    <w:lsdException w:name="Light Shading Accent 1" w:uiPriority="60"/>
-    <w:lsdException w:name="Light List Accent 1" w:uiPriority="61"/>
-    <w:lsdException w:name="Light Grid Accent 1" w:uiPriority="62"/>
-    <w:lsdException w:name="Medium Shading 1 Accent 1" w:uiPriority="63"/>
-    <w:lsdException w:name="Medium Shading 2 Accent 1" w:uiPriority="64"/>
-    <w:lsdException w:name="Medium List 1 Accent 1" w:uiPriority="65"/>
-    <w:lsdException w:name="Revision" w:semiHidden="1"/>
-    <w:lsdException w:name="List Paragraph" w:uiPriority="34" w:qFormat="1"/>
-    <w:lsdException w:name="Quote" w:uiPriority="29" w:qFormat="1"/>
-    <w:lsdException w:name="Intense Quote" w:uiPriority="30" w:qFormat="1"/>
-    <w:lsdException w:name="Medium List 2 Accent 1" w:uiPriority="66"/>
-    <w:lsdException w:name="Medium Grid 1 Accent 1" w:uiPriority="67"/>
-    <w:lsdException w:name="Medium Grid 2 Accent 1" w:uiPriority="68"/>
-    <w:lsdException w:name="Medium Grid 3 Accent 1" w:uiPriority="69"/>
-    <w:lsdException w:name="Dark List Accent 1" w:uiPriority="70"/>
-    <w:lsdException w:name="Colorful Shading Accent 1" w:uiPriority="71"/>
-    <w:lsdException w:name="Colorful List Accent 1" w:uiPriority="72"/>
-    <w:lsdException w:name="Colorful Grid Accent 1" w:uiPriority="73"/>
-    <w:lsdException w:name="Light Shading Accent 2" w:uiPriority="60"/>
-    <w:lsdException w:name="Light List Accent 2" w:uiPriority="61"/>
-    <w:lsdException w:name="Light Grid Accent 2" w:uiPriority="62"/>
-    <w:lsdException w:name="Medium Shading 1 Accent 2" w:uiPriority="63"/>
-    <w:lsdException w:name="Medium Shading 2 Accent 2" w:uiPriority="64"/>
-    <w:lsdException w:name="Medium List 1 Accent 2" w:uiPriority="65"/>
-    <w:lsdException w:name="Medium List 2 Accent 2" w:uiPriority="66"/>
-    <w:lsdException w:name="Medium Grid 1 Accent 2" w:uiPriority="67"/>
-    <w:lsdException w:name="Medium Grid 2 Accent 2" w:uiPriority="68"/>
-    <w:lsdException w:name="Medium Grid 3 Accent 2" w:uiPriority="69"/>
-    <w:lsdException w:name="Dark List Accent 2" w:uiPriority="70"/>
-    <w:lsdException w:name="Colorful Shading Accent 2" w:uiPriority="71"/>
-    <w:lsdException w:name="Colorful List Accent 2" w:uiPriority="72"/>
-    <w:lsdException w:name="Colorful Grid Accent 2" w:uiPriority="73"/>
-    <w:lsdException w:name="Light Shading Accent 3" w:uiPriority="60"/>
-    <w:lsdException w:name="Light List Accent 3" w:uiPriority="61"/>
-    <w:lsdException w:name="Light Grid Accent 3" w:uiPriority="62"/>
-    <w:lsdException w:name="Medium Shading 1 Accent 3" w:uiPriority="63"/>
-    <w:lsdException w:name="Medium Shading 2 Accent 3" w:uiPriority="64"/>
-    <w:lsdException w:name="Medium List 1 Accent 3" w:uiPriority="65"/>
-    <w:lsdException w:name="Medium List 2 Accent 3" w:uiPriority="66"/>
-    <w:lsdException w:name="Medium Grid 1 Accent 3" w:uiPriority="67"/>
-    <w:lsdException w:name="Medium Grid 2 Accent 3" w:uiPriority="68"/>
-    <w:lsdException w:name="Medium Grid 3 Accent 3" w:uiPriority="69"/>
-    <w:lsdException w:name="Dark List Accent 3" w:uiPriority="70"/>
-    <w:lsdException w:name="Colorful Shading Accent 3" w:uiPriority="71"/>
-    <w:lsdException w:name="Colorful List Accent 3" w:uiPriority="72"/>
-    <w:lsdException w:name="Colorful Grid Accent 3" w:uiPriority="73"/>
-    <w:lsdException w:name="Light Shading Accent 4" w:uiPriority="60"/>
-    <w:lsdException w:name="Light List Accent 4" w:uiPriority="61"/>
-    <w:lsdException w:name="Light Grid Accent 4" w:uiPriority="62"/>
-    <w:lsdException w:name="Medium Shading 1 Accent 4" w:uiPriority="63"/>
-    <w:lsdException w:name="Medium Shading 2 Accent 4" w:uiPriority="64"/>
-    <w:lsdException w:name="Medium List 1 Accent 4" w:uiPriority="65"/>
-    <w:lsdException w:name="Medium List 2 Accent 4" w:uiPriority="66"/>
-    <w:lsdException w:name="Medium Grid 1 Accent 4" w:uiPriority="67"/>
-    <w:lsdException w:name="Medium Grid 2 Accent 4" w:uiPriority="68"/>
-    <w:lsdException w:name="Medium Grid 3 Accent 4" w:uiPriority="69"/>
-    <w:lsdException w:name="Dark List Accent 4" w:uiPriority="70"/>
-    <w:lsdException w:name="Colorful Shading Accent 4" w:uiPriority="71"/>
-    <w:lsdException w:name="Colorful List Accent 4" w:uiPriority="72"/>
-    <w:lsdException w:name="Colorful Grid Accent 4" w:uiPriority="73"/>
-    <w:lsdException w:name="Light Shading Accent 5" w:uiPriority="60"/>
-    <w:lsdException w:name="Light List Accent 5" w:uiPriority="61"/>
-    <w:lsdException w:name="Light Grid Accent 5" w:uiPriority="62"/>
-    <w:lsdException w:name="Medium Shading 1 Accent 5" w:uiPriority="63"/>
-    <w:lsdException w:name="Medium Shading 2 Accent 5" w:uiPriority="64"/>
-    <w:lsdException w:name="Medium List 1 Accent 5" w:uiPriority="65"/>
-    <w:lsdException w:name="Medium List 2 Accent 5" w:uiPriority="66"/>
-    <w:lsdException w:name="Medium Grid 1 Accent 5" w:uiPriority="67"/>
-    <w:lsdException w:name="Medium Grid 2 Accent 5" w:uiPriority="68"/>
-    <w:lsdException w:name="Medium Grid 3 Accent 5" w:uiPriority="69"/>
-    <w:lsdException w:name="Dark List Accent 5" w:uiPriority="70"/>
-    <w:lsdException w:name="Colorful Shading Accent 5" w:uiPriority="71"/>
-    <w:lsdException w:name="Colorful List Accent 5" w:uiPriority="72"/>
-    <w:lsdException w:name="Colorful Grid Accent 5" w:uiPriority="73"/>
-    <w:lsdException w:name="Light Shading Accent 6" w:uiPriority="60"/>
-    <w:lsdException w:name="Light List Accent 6" w:uiPriority="61"/>
-    <w:lsdException w:name="Light Grid Accent 6" w:uiPriority="62"/>
-    <w:lsdException w:name="Medium Shading 1 Accent 6" w:uiPriority="63"/>
-    <w:lsdException w:name="Medium Shading 2 Accent 6" w:uiPriority="64"/>
-    <w:lsdException w:name="Medium List 1 Accent 6" w:uiPriority="65"/>
-    <w:lsdException w:name="Medium List 2 Accent 6" w:uiPriority="66"/>
-    <w:lsdException w:name="Medium Grid 1 Accent 6" w:uiPriority="67"/>
-    <w:lsdException w:name="Medium Grid 2 Accent 6" w:uiPriority="68"/>
-    <w:lsdException w:name="Medium Grid 3 Accent 6" w:uiPriority="69"/>
-    <w:lsdException w:name="Dark List Accent 6" w:uiPriority="70"/>
-    <w:lsdException w:name="Colorful Shading Accent 6" w:uiPriority="71"/>
-    <w:lsdException w:name="Colorful List Accent 6" w:uiPriority="72"/>
-    <w:lsdException w:name="Colorful Grid Accent 6" w:uiPriority="73"/>
-    <w:lsdException w:name="Subtle Emphasis" w:uiPriority="19" w:qFormat="1"/>
-    <w:lsdException w:name="Intense Emphasis" w:uiPriority="21" w:qFormat="1"/>
-    <w:lsdException w:name="Subtle Reference" w:uiPriority="31" w:qFormat="1"/>
-    <w:lsdException w:name="Intense Reference" w:uiPriority="32" w:qFormat="1"/>
-    <w:lsdException w:name="Book Title" w:uiPriority="33" w:qFormat="1"/>
-    <w:lsdException w:name="Bibliography" w:semiHidden="1" w:uiPriority="37" w:unhideWhenUsed="1"/>
-    <w:lsdException w:name="TOC Heading" w:semiHidden="1" w:uiPriority="39" w:unhideWhenUsed="1" w:qFormat="1"/>
-    <w:lsdException w:name="Plain Table 1" w:uiPriority="41"/>
-    <w:lsdException w:name="Plain Table 2" w:uiPriority="42"/>
-    <w:lsdException w:name="Plain Table 3" w:uiPriority="43"/>
-    <w:lsdException w:name="Plain Table 4" w:uiPriority="44"/>
-    <w:lsdException w:name="Plain Table 5" w:uiPriority="45"/>
-    <w:lsdException w:name="Grid Table Light" w:uiPriority="40"/>
-    <w:lsdException w:name="Grid Table 1 Light" w:uiPriority="46"/>
-    <w:lsdException w:name="Grid Table 2" w:uiPriority="47"/>
-    <w:lsdException w:name="Grid Table 3" w:uiPriority="48"/>
-    <w:lsdException w:name="Grid Table 4" w:uiPriority="49"/>
-    <w:lsdException w:name="Grid Table 5 Dark" w:uiPriority="50"/>
-    <w:lsdException w:name="Grid Table 6 Colorful" w:uiPriority="51"/>
-    <w:lsdException w:name="Grid Table 7 Colorful" w:uiPriority="52"/>
-    <w:lsdException w:name="Grid Table 1 Light Accent 1" w:uiPriority="46"/>
-    <w:lsdException w:name="Grid Table 2 Accent 1" w:uiPriority="47"/>
-    <w:lsdException w:name="Grid Table 3 Accent 1" w:uiPriority="48"/>
-    <w:lsdException w:name="Grid Table 4 Accent 1" w:uiPriority="49"/>
-    <w:lsdException w:name="Grid Table 5 Dark Accent 1" w:uiPriority="50"/>
-    <w:lsdException w:name="Grid Table 6 Colorful Accent 1" w:uiPriority="51"/>
-    <w:lsdException w:name="Grid Table 7 Colorful Accent 1" w:uiPriority="52"/>
-    <w:lsdException w:name="Grid Table 1 Light Accent 2" w:uiPriority="46"/>
-    <w:lsdException w:name="Grid Table 2 Accent 2" w:uiPriority="47"/>
-    <w:lsdException w:name="Grid Table 3 Accent 2" w:uiPriority="48"/>
-    <w:lsdException w:name="Grid Table 4 Accent 2" w:uiPriority="49"/>
-    <w:lsdException w:name="Grid Table 5 Dark Accent 2" w:uiPriority="50"/>
-    <w:lsdException w:name="Grid Table 6 Colorful Accent 2" w:uiPriority="51"/>
-    <w:lsdException w:name="Grid Table 7 Colorful Accent 2" w:uiPriority="52"/>
-    <w:lsdException w:name="Grid Table 1 Light Accent 3" w:uiPriority="46"/>
-    <w:lsdException w:name="Grid Table 2 Accent 3" w:uiPriority="47"/>
-    <w:lsdException w:name="Grid Table 3 Accent 3" w:uiPriority="48"/>
-    <w:lsdException w:name="Grid Table 4 Accent 3" w:uiPriority="49"/>
-    <w:lsdException w:name="Grid Table 5 Dark Accent 3" w:uiPriority="50"/>
-    <w:lsdException w:name="Grid Table 6 Colorful Accent 3" w:uiPriority="51"/>
-    <w:lsdException w:name="Grid Table 7 Colorful Accent 3" w:uiPriority="52"/>
-    <w:lsdException w:name="Grid Table 1 Light Accent 4" w:uiPriority="46"/>
-    <w:lsdException w:name="Grid Table 2 Accent 4" w:uiPriority="47"/>
-    <w:lsdException w:name="Grid Table 3 Accent 4" w:uiPriority="48"/>
-    <w:lsdException w:name="Grid Table 4 Accent 4" w:uiPriority="49"/>
-    <w:lsdException w:name="Grid Table 5 Dark Accent 4" w:uiPriority="50"/>
-    <w:lsdException w:name="Grid Table 6 Colorful Accent 4" w:uiPriority="51"/>
-    <w:lsdException w:name="Grid Table 7 Colorful Accent 4" w:uiPriority="52"/>
-    <w:lsdException w:name="Grid Table 1 Light Accent 5" w:uiPriority="46"/>
-    <w:lsdException w:name="Grid Table 2 Accent 5" w:uiPriority="47"/>
-    <w:lsdException w:name="Grid Table 3 Accent 5" w:uiPriority="48"/>
-    <w:lsdException w:name="Grid Table 4 Accent 5" w:uiPriority="49"/>
-    <w:lsdException w:name="Grid Table 5 Dark Accent 5" w:uiPriority="50"/>
-    <w:lsdException w:name="Grid Table 6 Colorful Accent 5" w:uiPriority="51"/>
-    <w:lsdException w:name="Grid Table 7 Colorful Accent 5" w:uiPriority="52"/>
-    <w:lsdException w:name="Grid Table 1 Light Accent 6" w:uiPriority="46"/>
-    <w:lsdException w:name="Grid Table 2 Accent 6" w:uiPriority="47"/>
-    <w:lsdException w:name="Grid Table 3 Accent 6" w:uiPriority="48"/>
-    <w:lsdException w:name="Grid Table 4 Accent 6" w:uiPriority="49"/>
-    <w:lsdException w:name="Grid Table 5 Dark Accent 6" w:uiPriority="50"/>
-    <w:lsdException w:name="Grid Table 6 Colorful Accent 6" w:uiPriority="51"/>
-    <w:lsdException w:name="Grid Table 7 Colorful Accent 6" w:uiPriority="52"/>
-    <w:lsdException w:name="List Table 1 Light" w:uiPriority="46"/>
-    <w:lsdException w:name="List Table 2" w:uiPriority="47"/>
-    <w:lsdException w:name="List Table 3" w:uiPriority="48"/>
-    <w:lsdException w:name="List Table 4" w:uiPriority="49"/>
-    <w:lsdException w:name="List Table 5 Dark" w:uiPriority="50"/>
-    <w:lsdException w:name="List Table 6 Colorful" w:uiPriority="51"/>
-    <w:lsdException w:name="List Table 7 Colorful" w:uiPriority="52"/>
-    <w:lsdException w:name="List Table 1 Light Accent 1" w:uiPriority="46"/>
-    <w:lsdException w:name="List Table 2 Accent 1" w:uiPriority="47"/>
-    <w:lsdException w:name="List Table 3 Accent 1" w:uiPriority="48"/>
-    <w:lsdException w:name="List Table 4 Accent 1" w:uiPriority="49"/>
-    <w:lsdException w:name="List Table 5 Dark Accent 1" w:uiPriority="50"/>
-    <w:lsdException w:name="List Table 6 Colorful Accent 1" w:uiPriority="51"/>
-    <w:lsdException w:name="List Table 7 Colorful Accent 1" w:uiPriority="52"/>
-    <w:lsdException w:name="List Table 1 Light Accent 2" w:uiPriority="46"/>
-    <w:lsdException w:name="List Table 2 Accent 2" w:uiPriority="47"/>
-    <w:lsdException w:name="List Table 3 Accent 2" w:uiPriority="48"/>
-    <w:lsdException w:name="List Table 4 Accent 2" w:uiPriority="49"/>
-    <w:lsdException w:name="List Table 5 Dark Accent 2" w:uiPriority="50"/>
-    <w:lsdException w:name="List Table 6 Colorful Accent 2" w:uiPriority="51"/>
-    <w:lsdException w:name="List Table 7 Colorful Accent 2" w:uiPriority="52"/>
-    <w:lsdException w:name="List Table 1 Light Accent 3" w:uiPriority="46"/>
-    <w:lsdException w:name="List Table 2 Accent 3" w:uiPriority="47"/>
-    <w:lsdException w:name="List Table 3 Accent 3" w:uiPriority="48"/>
-    <w:lsdException w:name="List Table 4 Accent 3" w:uiPriority="49"/>
-    <w:lsdException w:name="List Table 5 Dark Accent 3" w:uiPriority="50"/>
-    <w:lsdException w:name="List Table 6 Colorful Accent 3" w:uiPriority="51"/>
-    <w:lsdException w:name="List Table 7 Colorful Accent 3" w:uiPriority="52"/>
-    <w:lsdException w:name="List Table 1 Light Accent 4" w:uiPriority="46"/>
-    <w:lsdException w:name="List Table 2 Accent 4" w:uiPriority="47"/>
-    <w:lsdException w:name="List Table 3 Accent 4" w:uiPriority="48"/>
-    <w:lsdException w:name="List Table 4 Accent 4" w:uiPriority="49"/>
-    <w:lsdException w:name="List Table 5 Dark Accent 4" w:uiPriority="50"/>
-    <w:lsdException w:name="List Table 6 Colorful Accent 4" w:uiPriority="51"/>
-    <w:lsdException w:name="List Table 7 Colorful Accent 4" w:uiPriority="52"/>
-    <w:lsdException w:name="List Table 1 Light Accent 5" w:uiPriority="46"/>
-    <w:lsdException w:name="List Table 2 Accent 5" w:uiPriority="47"/>
-    <w:lsdException w:name="List Table 3 Accent 5" w:uiPriority="48"/>
-    <w:lsdException w:name="List Table 4 Accent 5" w:uiPriority="49"/>
-    <w:lsdException w:name="List Table 5 Dark Accent 5" w:uiPriority="50"/>
-    <w:lsdException w:name="List Table 6 Colorful Accent 5" w:uiPriority="51"/>
-    <w:lsdException w:name="List Table 7 Colorful Accent 5" w:uiPriority="52"/>
-    <w:lsdException w:name="List Table 1 Light Accent 6" w:uiPriority="46"/>
-    <w:lsdException w:name="List Table 2 Accent 6" w:uiPriority="47"/>
-    <w:lsdException w:name="List Table 3 Accent 6" w:uiPriority="48"/>
-    <w:lsdException w:name="List Table 4 Accent 6" w:uiPriority="49"/>
-    <w:lsdException w:name="List Table 5 Dark Accent 6" w:uiPriority="50"/>
-    <w:lsdException w:name="List Table 6 Colorful Accent 6" w:uiPriority="51"/>
-    <w:lsdException w:name="List Table 7 Colorful Accent 6" w:uiPriority="52"/>
-    <w:lsdException w:name="Mention" w:semiHidden="1" w:unhideWhenUsed="1"/>
-    <w:lsdException w:name="Smart Hyperlink" w:semiHidden="1" w:unhideWhenUsed="1"/>
-    <w:lsdException w:name="Hashtag" w:semiHidden="1" w:unhideWhenUsed="1"/>
-    <w:lsdException w:name="Unresolved Mention" w:semiHidden="1" w:unhideWhenUsed="1"/>
-    <w:lsdException w:name="Smart Link" w:semiHidden="1" w:unhideWhenUsed="1"/>
-  </w:latentStyles>
-  <w:style w:type="paragraph" w:default="1" w:styleId="Normal">
-    <w:name w:val="Normal"/>
-    <w:qFormat/>
-  </w:style>
-  <w:style w:type="character" w:default="1" w:styleId="DefaultParagraphFont">
-    <w:name w:val="Default Paragraph Font"/>
-    <w:uiPriority w:val="1"/>
-    <w:semiHidden/>
-    <w:unhideWhenUsed/>
-  </w:style>
-  <w:style w:type="table" w:default="1" w:styleId="TableNormal">
-    <w:name w:val="Normal Table"/>
-    <w:uiPriority w:val="99"/>
-    <w:semiHidden/>
-    <w:unhideWhenUsed/>
-    <w:tblPr>
-      <w:tblInd w:w="0" w:type="dxa"/>
-      <w:tblCellMar>
-        <w:top w:w="0" w:type="dxa"/>
-        <w:left w:w="108" w:type="dxa"/>
-        <w:bottom w:w="0" w:type="dxa"/>
-        <w:right w:w="108" w:type="dxa"/>
-      </w:tblCellMar>
-    </w:tblPr>
-  </w:style>
-  <w:style w:type="numbering" w:default="1" w:styleId="NoList">
-    <w:name w:val="No List"/>
-    <w:uiPriority w:val="99"/>
-    <w:semiHidden/>
-    <w:unhideWhenUsed/>
-  </w:style>
-  <w:style w:type="character" w:customStyle="1" w:styleId="Greentext">
-    <w:name w:val="Green  text"/>
-    <w:uiPriority w:val="1"/>
-    <w:qFormat/>
-    <w:rsid w:val="009E7CDE"/>
-    <w:rPr>
-      <w:color w:val="44546A" w:themeColor="text2"/>
-    </w:rPr>
-  </w:style>
-  <w:style w:type="paragraph" w:customStyle="1" w:styleId="FAC7976402A94F1D99331F7979AE94A3">
-    <w:name w:val="FAC7976402A94F1D99331F7979AE94A3"/>
-  </w:style>
-  <w:style w:type="paragraph" w:customStyle="1" w:styleId="2A5552181EB64701BDD21D50549C09A1">
-    <w:name w:val="2A5552181EB64701BDD21D50549C09A1"/>
-  </w:style>
-  <w:style w:type="paragraph" w:customStyle="1" w:styleId="23177E64A2FF42B59A3993EC4CD11589">
-    <w:name w:val="23177E64A2FF42B59A3993EC4CD11589"/>
-  </w:style>
-  <w:style w:type="paragraph" w:customStyle="1" w:styleId="153FB254CDC14AE397392F67C570036A">
-    <w:name w:val="153FB254CDC14AE397392F67C570036A"/>
-  </w:style>
-  <w:style w:type="paragraph" w:customStyle="1" w:styleId="20712E2918E349ADA45B16ACDE2E8C17">
-    <w:name w:val="20712E2918E349ADA45B16ACDE2E8C17"/>
-  </w:style>
-  <w:style w:type="paragraph" w:customStyle="1" w:styleId="059413147D204E73B148C69F75BB9513">
-    <w:name w:val="059413147D204E73B148C69F75BB9513"/>
-  </w:style>
-  <w:style w:type="paragraph" w:customStyle="1" w:styleId="C4CD7CC7A1554CA3AD1B3BF316DDDDBD">
-    <w:name w:val="C4CD7CC7A1554CA3AD1B3BF316DDDDBD"/>
-  </w:style>
-  <w:style w:type="paragraph" w:customStyle="1" w:styleId="53D3778ABB734EA4A101B56FC9D66807">
-    <w:name w:val="53D3778ABB734EA4A101B56FC9D66807"/>
-  </w:style>
-  <w:style w:type="paragraph" w:customStyle="1" w:styleId="ED6B75D25AAC4FCA8AECF217976D1E15">
-    <w:name w:val="ED6B75D25AAC4FCA8AECF217976D1E15"/>
-  </w:style>
-  <w:style w:type="paragraph" w:customStyle="1" w:styleId="AED3BA2F9C254CEE92B923DA74A693BC">
-    <w:name w:val="AED3BA2F9C254CEE92B923DA74A693BC"/>
-  </w:style>
-  <w:style w:type="paragraph" w:customStyle="1" w:styleId="16DC3120EA2F4A86BB829644EB410F68">
-    <w:name w:val="16DC3120EA2F4A86BB829644EB410F68"/>
-  </w:style>
-  <w:style w:type="paragraph" w:customStyle="1" w:styleId="EA92A0A04B9547629D44370032FD1445">
-    <w:name w:val="EA92A0A04B9547629D44370032FD1445"/>
-  </w:style>
-  <w:style w:type="paragraph" w:customStyle="1" w:styleId="BB7CADBE052C44CD8F802E6ED1398A71">
-    <w:name w:val="BB7CADBE052C44CD8F802E6ED1398A71"/>
-  </w:style>
-  <w:style w:type="character" w:customStyle="1" w:styleId="Magentatext">
-    <w:name w:val="Magenta text"/>
-    <w:uiPriority w:val="1"/>
-    <w:qFormat/>
-    <w:rsid w:val="009E7CDE"/>
-    <w:rPr>
-      <w:color w:val="FFC000" w:themeColor="accent4"/>
-    </w:rPr>
-  </w:style>
-  <w:style w:type="paragraph" w:customStyle="1" w:styleId="511AB2C636AE48F3A526304CA92F0C72">
-    <w:name w:val="511AB2C636AE48F3A526304CA92F0C72"/>
-  </w:style>
-  <w:style w:type="paragraph" w:customStyle="1" w:styleId="EC3E2B2D6F8B48CDB7004E893D7B105F">
-    <w:name w:val="EC3E2B2D6F8B48CDB7004E893D7B105F"/>
-  </w:style>
-  <w:style w:type="paragraph" w:customStyle="1" w:styleId="99F0DDF0BE5C4A2E883912439E5B7BED">
-    <w:name w:val="99F0DDF0BE5C4A2E883912439E5B7BED"/>
-  </w:style>
-  <w:style w:type="paragraph" w:customStyle="1" w:styleId="8FCA699DBB3A4532BB6FB352EAC91590">
-    <w:name w:val="8FCA699DBB3A4532BB6FB352EAC91590"/>
-  </w:style>
-  <w:style w:type="paragraph" w:customStyle="1" w:styleId="C4B6023E76AC4C0FB419E82F67ED5688">
-    <w:name w:val="C4B6023E76AC4C0FB419E82F67ED5688"/>
-  </w:style>
-  <w:style w:type="paragraph" w:customStyle="1" w:styleId="D357333E7E684C0A82EECE3CBD617262">
-    <w:name w:val="D357333E7E684C0A82EECE3CBD617262"/>
-  </w:style>
-  <w:style w:type="paragraph" w:customStyle="1" w:styleId="C18254285D454222833568703442E8E1">
-    <w:name w:val="C18254285D454222833568703442E8E1"/>
-  </w:style>
-  <w:style w:type="paragraph" w:customStyle="1" w:styleId="DF745161791840118250FA7672A41D07">
-    <w:name w:val="DF745161791840118250FA7672A41D07"/>
-  </w:style>
-  <w:style w:type="paragraph" w:customStyle="1" w:styleId="D9A5F8FC821947C0A561A3BABE4CCE6B">
-    <w:name w:val="D9A5F8FC821947C0A561A3BABE4CCE6B"/>
-  </w:style>
-  <w:style w:type="paragraph" w:customStyle="1" w:styleId="C544A0F824A24FA9904C13611E79D3B0">
-    <w:name w:val="C544A0F824A24FA9904C13611E79D3B0"/>
-  </w:style>
-  <w:style w:type="paragraph" w:customStyle="1" w:styleId="F6508237139549168D9AC1931B7B4A64">
-    <w:name w:val="F6508237139549168D9AC1931B7B4A64"/>
-  </w:style>
-  <w:style w:type="paragraph" w:customStyle="1" w:styleId="8DDC6436279549B1A4255EDC26221661">
-    <w:name w:val="8DDC6436279549B1A4255EDC26221661"/>
-  </w:style>
-  <w:style w:type="paragraph" w:customStyle="1" w:styleId="3937A52C5CC84FE7BBFBADF7D1179348">
-    <w:name w:val="3937A52C5CC84FE7BBFBADF7D1179348"/>
-  </w:style>
-  <w:style w:type="character" w:customStyle="1" w:styleId="Graytext">
-    <w:name w:val="Gray text"/>
-    <w:uiPriority w:val="1"/>
-    <w:qFormat/>
-    <w:rsid w:val="009E7CDE"/>
-    <w:rPr>
-      <w:color w:val="808080" w:themeColor="background1" w:themeShade="80"/>
-    </w:rPr>
-  </w:style>
-  <w:style w:type="paragraph" w:customStyle="1" w:styleId="F71C7EAC85F3444D9F51789A9941F212">
-    <w:name w:val="F71C7EAC85F3444D9F51789A9941F212"/>
-  </w:style>
-  <w:style w:type="paragraph" w:customStyle="1" w:styleId="AFA24005233C452DA1B3445DAD06D1B7">
-    <w:name w:val="AFA24005233C452DA1B3445DAD06D1B7"/>
-  </w:style>
-  <w:style w:type="paragraph" w:customStyle="1" w:styleId="304E0DA1BC874549834C8BEA6D2748EE">
-    <w:name w:val="304E0DA1BC874549834C8BEA6D2748EE"/>
-  </w:style>
-  <w:style w:type="paragraph" w:customStyle="1" w:styleId="4008A9B935CE4951BC4F2A9118801A56">
-    <w:name w:val="4008A9B935CE4951BC4F2A9118801A56"/>
-  </w:style>
-  <w:style w:type="paragraph" w:customStyle="1" w:styleId="82672E26A4F24B73A4AAD12EF90F8795">
-    <w:name w:val="82672E26A4F24B73A4AAD12EF90F8795"/>
-  </w:style>
-  <w:style w:type="paragraph" w:customStyle="1" w:styleId="A3783EF5E1DB4661BE640116F5345909">
-    <w:name w:val="A3783EF5E1DB4661BE640116F5345909"/>
-  </w:style>
-  <w:style w:type="paragraph" w:customStyle="1" w:styleId="E619020C17C048C89567348AB2925FC2">
-    <w:name w:val="E619020C17C048C89567348AB2925FC2"/>
-  </w:style>
-  <w:style w:type="paragraph" w:customStyle="1" w:styleId="4CDC57DBF13642569D048CEFFF05C232">
-    <w:name w:val="4CDC57DBF13642569D048CEFFF05C232"/>
-  </w:style>
-  <w:style w:type="paragraph" w:customStyle="1" w:styleId="CF361A41DDA1407FB259BA052F5503D2">
-    <w:name w:val="CF361A41DDA1407FB259BA052F5503D2"/>
-  </w:style>
-  <w:style w:type="paragraph" w:customStyle="1" w:styleId="5C9D072640EB4A34B5002C700EAB8FAB">
-    <w:name w:val="5C9D072640EB4A34B5002C700EAB8FAB"/>
-  </w:style>
-  <w:style w:type="paragraph" w:customStyle="1" w:styleId="B43D5F169E3A49E2A606FC1969FE1A77">
-    <w:name w:val="B43D5F169E3A49E2A606FC1969FE1A77"/>
-  </w:style>
-  <w:style w:type="paragraph" w:customStyle="1" w:styleId="082E97DE59B74074A018B8B24AFD418F">
-    <w:name w:val="082E97DE59B74074A018B8B24AFD418F"/>
-  </w:style>
-  <w:style w:type="paragraph" w:customStyle="1" w:styleId="94B66C319C6F48DB8598CB2B4900E269">
-    <w:name w:val="94B66C319C6F48DB8598CB2B4900E269"/>
-  </w:style>
-  <w:style w:type="character" w:styleId="PlaceholderText">
-    <w:name w:val="Placeholder Text"/>
-    <w:basedOn w:val="DefaultParagraphFont"/>
-    <w:uiPriority w:val="99"/>
-    <w:semiHidden/>
-    <w:rsid w:val="009E57C3"/>
-    <w:rPr>
-      <w:color w:val="808080"/>
-    </w:rPr>
-  </w:style>
-  <w:style w:type="paragraph" w:customStyle="1" w:styleId="FAC7976402A94F1D99331F7979AE94A31">
-    <w:name w:val="FAC7976402A94F1D99331F7979AE94A31"/>
-    <w:rsid w:val="009E57C3"/>
-    <w:pPr>
-      <w:widowControl w:val="0"/>
-      <w:autoSpaceDE w:val="0"/>
-      <w:autoSpaceDN w:val="0"/>
-      <w:spacing w:before="40" w:after="0" w:line="360" w:lineRule="auto"/>
-    </w:pPr>
-    <w:rPr>
-      <w:rFonts w:eastAsia="Arial" w:cs="Arial"/>
-      <w:sz w:val="18"/>
-      <w:szCs w:val="16"/>
-      <w:lang w:val="en-US" w:eastAsia="en-US" w:bidi="en-US"/>
-    </w:rPr>
-  </w:style>
-  <w:style w:type="paragraph" w:customStyle="1" w:styleId="2A5552181EB64701BDD21D50549C09A11">
-    <w:name w:val="2A5552181EB64701BDD21D50549C09A11"/>
-    <w:rsid w:val="009E57C3"/>
-    <w:pPr>
-      <w:widowControl w:val="0"/>
-      <w:autoSpaceDE w:val="0"/>
-      <w:autoSpaceDN w:val="0"/>
-      <w:spacing w:before="40" w:after="0" w:line="360" w:lineRule="auto"/>
-    </w:pPr>
-    <w:rPr>
-      <w:rFonts w:eastAsia="Arial" w:cs="Arial"/>
-      <w:sz w:val="18"/>
-      <w:szCs w:val="16"/>
-      <w:lang w:val="en-US" w:eastAsia="en-US" w:bidi="en-US"/>
-    </w:rPr>
-  </w:style>
-  <w:style w:type="paragraph" w:customStyle="1" w:styleId="23177E64A2FF42B59A3993EC4CD115891">
-    <w:name w:val="23177E64A2FF42B59A3993EC4CD115891"/>
-    <w:rsid w:val="009E57C3"/>
-    <w:pPr>
-      <w:widowControl w:val="0"/>
-      <w:autoSpaceDE w:val="0"/>
-      <w:autoSpaceDN w:val="0"/>
-      <w:spacing w:before="40" w:after="0" w:line="360" w:lineRule="auto"/>
-    </w:pPr>
-    <w:rPr>
-      <w:rFonts w:eastAsia="Arial" w:cs="Arial"/>
-      <w:sz w:val="18"/>
-      <w:szCs w:val="16"/>
-      <w:lang w:val="en-US" w:eastAsia="en-US" w:bidi="en-US"/>
-    </w:rPr>
-  </w:style>
-  <w:style w:type="paragraph" w:customStyle="1" w:styleId="20712E2918E349ADA45B16ACDE2E8C171">
-    <w:name w:val="20712E2918E349ADA45B16ACDE2E8C171"/>
-    <w:rsid w:val="009E57C3"/>
-    <w:pPr>
-      <w:widowControl w:val="0"/>
-      <w:autoSpaceDE w:val="0"/>
-      <w:autoSpaceDN w:val="0"/>
-      <w:spacing w:before="40" w:after="0" w:line="360" w:lineRule="auto"/>
-    </w:pPr>
-    <w:rPr>
-      <w:rFonts w:eastAsia="Arial" w:cs="Arial"/>
-      <w:sz w:val="18"/>
-      <w:szCs w:val="16"/>
-      <w:lang w:val="en-US" w:eastAsia="en-US" w:bidi="en-US"/>
-    </w:rPr>
-  </w:style>
-  <w:style w:type="paragraph" w:customStyle="1" w:styleId="059413147D204E73B148C69F75BB95131">
-    <w:name w:val="059413147D204E73B148C69F75BB95131"/>
-    <w:rsid w:val="009E57C3"/>
-    <w:pPr>
-      <w:widowControl w:val="0"/>
-      <w:autoSpaceDE w:val="0"/>
-      <w:autoSpaceDN w:val="0"/>
-      <w:spacing w:before="40" w:after="0" w:line="360" w:lineRule="auto"/>
-    </w:pPr>
-    <w:rPr>
-      <w:rFonts w:eastAsia="Arial" w:cs="Arial"/>
-      <w:sz w:val="18"/>
-      <w:szCs w:val="16"/>
-      <w:lang w:val="en-US" w:eastAsia="en-US" w:bidi="en-US"/>
-    </w:rPr>
-  </w:style>
-  <w:style w:type="paragraph" w:customStyle="1" w:styleId="C4CD7CC7A1554CA3AD1B3BF316DDDDBD1">
-    <w:name w:val="C4CD7CC7A1554CA3AD1B3BF316DDDDBD1"/>
-    <w:rsid w:val="009E57C3"/>
-    <w:pPr>
-      <w:widowControl w:val="0"/>
-      <w:autoSpaceDE w:val="0"/>
-      <w:autoSpaceDN w:val="0"/>
-      <w:spacing w:before="40" w:after="0" w:line="360" w:lineRule="auto"/>
-    </w:pPr>
-    <w:rPr>
-      <w:rFonts w:eastAsia="Arial" w:cs="Arial"/>
-      <w:sz w:val="18"/>
-      <w:szCs w:val="16"/>
-      <w:lang w:val="en-US" w:eastAsia="en-US" w:bidi="en-US"/>
-    </w:rPr>
-  </w:style>
-  <w:style w:type="paragraph" w:customStyle="1" w:styleId="53D3778ABB734EA4A101B56FC9D668071">
-    <w:name w:val="53D3778ABB734EA4A101B56FC9D668071"/>
-    <w:rsid w:val="009E57C3"/>
-    <w:pPr>
-      <w:widowControl w:val="0"/>
-      <w:autoSpaceDE w:val="0"/>
-      <w:autoSpaceDN w:val="0"/>
-      <w:spacing w:before="40" w:after="0" w:line="360" w:lineRule="auto"/>
-    </w:pPr>
-    <w:rPr>
-      <w:rFonts w:eastAsia="Arial" w:cs="Arial"/>
-      <w:sz w:val="18"/>
-      <w:szCs w:val="16"/>
-      <w:lang w:val="en-US" w:eastAsia="en-US" w:bidi="en-US"/>
-    </w:rPr>
-  </w:style>
-  <w:style w:type="paragraph" w:customStyle="1" w:styleId="ED6B75D25AAC4FCA8AECF217976D1E151">
-    <w:name w:val="ED6B75D25AAC4FCA8AECF217976D1E151"/>
-    <w:rsid w:val="009E57C3"/>
-    <w:pPr>
-      <w:widowControl w:val="0"/>
-      <w:autoSpaceDE w:val="0"/>
-      <w:autoSpaceDN w:val="0"/>
-      <w:spacing w:before="40" w:after="0" w:line="360" w:lineRule="auto"/>
-    </w:pPr>
-    <w:rPr>
-      <w:rFonts w:eastAsia="Arial" w:cs="Arial"/>
-      <w:sz w:val="18"/>
-      <w:szCs w:val="16"/>
-      <w:lang w:val="en-US" w:eastAsia="en-US" w:bidi="en-US"/>
-    </w:rPr>
-  </w:style>
-  <w:style w:type="paragraph" w:styleId="Title">
-    <w:name w:val="Title"/>
-    <w:basedOn w:val="Normal"/>
-    <w:next w:val="Normal"/>
-    <w:link w:val="TitleChar"/>
-    <w:uiPriority w:val="10"/>
-    <w:qFormat/>
-    <w:rsid w:val="009E7CDE"/>
-    <w:pPr>
-      <w:widowControl w:val="0"/>
-      <w:autoSpaceDE w:val="0"/>
-      <w:autoSpaceDN w:val="0"/>
-      <w:spacing w:before="27" w:after="240" w:line="216" w:lineRule="auto"/>
-      <w:outlineLvl w:val="0"/>
-    </w:pPr>
-    <w:rPr>
-      <w:rFonts w:asciiTheme="majorHAnsi" w:eastAsia="Arial" w:hAnsiTheme="majorHAnsi" w:cs="Arial"/>
-      <w:b/>
-      <w:color w:val="231F20"/>
-      <w:sz w:val="96"/>
-      <w:szCs w:val="16"/>
-      <w:lang w:val="en-US" w:eastAsia="en-US" w:bidi="en-US"/>
-    </w:rPr>
-  </w:style>
-  <w:style w:type="character" w:customStyle="1" w:styleId="TitleChar">
-    <w:name w:val="Title Char"/>
-    <w:basedOn w:val="DefaultParagraphFont"/>
-    <w:link w:val="Title"/>
-    <w:uiPriority w:val="10"/>
-    <w:rsid w:val="009E7CDE"/>
-    <w:rPr>
-      <w:rFonts w:asciiTheme="majorHAnsi" w:eastAsia="Arial" w:hAnsiTheme="majorHAnsi" w:cs="Arial"/>
-      <w:b/>
-      <w:color w:val="231F20"/>
-      <w:sz w:val="96"/>
-      <w:szCs w:val="16"/>
-      <w:lang w:val="en-US" w:eastAsia="en-US" w:bidi="en-US"/>
-    </w:rPr>
-  </w:style>
-  <w:style w:type="paragraph" w:customStyle="1" w:styleId="BB7CADBE052C44CD8F802E6ED1398A711">
-    <w:name w:val="BB7CADBE052C44CD8F802E6ED1398A711"/>
-    <w:rsid w:val="009E57C3"/>
-    <w:pPr>
-      <w:widowControl w:val="0"/>
-      <w:autoSpaceDE w:val="0"/>
-      <w:autoSpaceDN w:val="0"/>
-      <w:spacing w:before="240" w:after="240" w:line="240" w:lineRule="auto"/>
-      <w:outlineLvl w:val="0"/>
-    </w:pPr>
-    <w:rPr>
-      <w:rFonts w:eastAsia="Arial" w:cs="Arial"/>
-      <w:b/>
-      <w:bCs/>
-      <w:sz w:val="18"/>
-      <w:szCs w:val="40"/>
-      <w:lang w:val="en-US" w:eastAsia="en-US" w:bidi="en-US"/>
-    </w:rPr>
-  </w:style>
-  <w:style w:type="paragraph" w:customStyle="1" w:styleId="511AB2C636AE48F3A526304CA92F0C721">
-    <w:name w:val="511AB2C636AE48F3A526304CA92F0C721"/>
-    <w:rsid w:val="009E57C3"/>
-    <w:pPr>
-      <w:widowControl w:val="0"/>
-      <w:autoSpaceDE w:val="0"/>
-      <w:autoSpaceDN w:val="0"/>
-      <w:spacing w:before="40" w:after="0" w:line="360" w:lineRule="auto"/>
-    </w:pPr>
-    <w:rPr>
-      <w:rFonts w:eastAsia="Arial" w:cs="Arial"/>
-      <w:sz w:val="18"/>
-      <w:szCs w:val="16"/>
-      <w:lang w:val="en-US" w:eastAsia="en-US" w:bidi="en-US"/>
-    </w:rPr>
-  </w:style>
-  <w:style w:type="paragraph" w:customStyle="1" w:styleId="EC3E2B2D6F8B48CDB7004E893D7B105F1">
-    <w:name w:val="EC3E2B2D6F8B48CDB7004E893D7B105F1"/>
-    <w:rsid w:val="009E57C3"/>
-    <w:pPr>
-      <w:widowControl w:val="0"/>
-      <w:autoSpaceDE w:val="0"/>
-      <w:autoSpaceDN w:val="0"/>
-      <w:spacing w:before="40" w:after="0" w:line="360" w:lineRule="auto"/>
-    </w:pPr>
-    <w:rPr>
-      <w:rFonts w:eastAsia="Arial" w:cs="Arial"/>
-      <w:sz w:val="18"/>
-      <w:szCs w:val="16"/>
-      <w:lang w:val="en-US" w:eastAsia="en-US" w:bidi="en-US"/>
-    </w:rPr>
-  </w:style>
-  <w:style w:type="paragraph" w:customStyle="1" w:styleId="99F0DDF0BE5C4A2E883912439E5B7BED1">
-    <w:name w:val="99F0DDF0BE5C4A2E883912439E5B7BED1"/>
-    <w:rsid w:val="009E57C3"/>
-    <w:pPr>
-      <w:widowControl w:val="0"/>
-      <w:autoSpaceDE w:val="0"/>
-      <w:autoSpaceDN w:val="0"/>
-      <w:spacing w:before="40" w:after="0" w:line="360" w:lineRule="auto"/>
-    </w:pPr>
-    <w:rPr>
-      <w:rFonts w:eastAsia="Arial" w:cs="Arial"/>
-      <w:sz w:val="18"/>
-      <w:szCs w:val="16"/>
-      <w:lang w:val="en-US" w:eastAsia="en-US" w:bidi="en-US"/>
-    </w:rPr>
-  </w:style>
-  <w:style w:type="paragraph" w:customStyle="1" w:styleId="C4B6023E76AC4C0FB419E82F67ED56881">
-    <w:name w:val="C4B6023E76AC4C0FB419E82F67ED56881"/>
-    <w:rsid w:val="009E57C3"/>
-    <w:pPr>
-      <w:widowControl w:val="0"/>
-      <w:autoSpaceDE w:val="0"/>
-      <w:autoSpaceDN w:val="0"/>
-      <w:spacing w:before="40" w:after="0" w:line="360" w:lineRule="auto"/>
-    </w:pPr>
-    <w:rPr>
-      <w:rFonts w:eastAsia="Arial" w:cs="Arial"/>
-      <w:sz w:val="18"/>
-      <w:szCs w:val="16"/>
-      <w:lang w:val="en-US" w:eastAsia="en-US" w:bidi="en-US"/>
-    </w:rPr>
-  </w:style>
-  <w:style w:type="paragraph" w:customStyle="1" w:styleId="D357333E7E684C0A82EECE3CBD6172621">
-    <w:name w:val="D357333E7E684C0A82EECE3CBD6172621"/>
-    <w:rsid w:val="009E57C3"/>
-    <w:pPr>
-      <w:widowControl w:val="0"/>
-      <w:autoSpaceDE w:val="0"/>
-      <w:autoSpaceDN w:val="0"/>
-      <w:spacing w:before="40" w:after="0" w:line="360" w:lineRule="auto"/>
-    </w:pPr>
-    <w:rPr>
-      <w:rFonts w:eastAsia="Arial" w:cs="Arial"/>
-      <w:sz w:val="18"/>
-      <w:szCs w:val="16"/>
-      <w:lang w:val="en-US" w:eastAsia="en-US" w:bidi="en-US"/>
-    </w:rPr>
-  </w:style>
-  <w:style w:type="paragraph" w:customStyle="1" w:styleId="C18254285D454222833568703442E8E11">
-    <w:name w:val="C18254285D454222833568703442E8E11"/>
-    <w:rsid w:val="009E57C3"/>
-    <w:pPr>
-      <w:widowControl w:val="0"/>
-      <w:autoSpaceDE w:val="0"/>
-      <w:autoSpaceDN w:val="0"/>
-      <w:spacing w:before="40" w:after="0" w:line="360" w:lineRule="auto"/>
-    </w:pPr>
-    <w:rPr>
-      <w:rFonts w:eastAsia="Arial" w:cs="Arial"/>
-      <w:sz w:val="18"/>
-      <w:szCs w:val="16"/>
-      <w:lang w:val="en-US" w:eastAsia="en-US" w:bidi="en-US"/>
-    </w:rPr>
-  </w:style>
-  <w:style w:type="paragraph" w:customStyle="1" w:styleId="DF745161791840118250FA7672A41D071">
-    <w:name w:val="DF745161791840118250FA7672A41D071"/>
-    <w:rsid w:val="009E57C3"/>
-    <w:pPr>
-      <w:widowControl w:val="0"/>
-      <w:autoSpaceDE w:val="0"/>
-      <w:autoSpaceDN w:val="0"/>
-      <w:spacing w:before="40" w:after="0" w:line="360" w:lineRule="auto"/>
-    </w:pPr>
-    <w:rPr>
-      <w:rFonts w:eastAsia="Arial" w:cs="Arial"/>
-      <w:sz w:val="18"/>
-      <w:szCs w:val="16"/>
-      <w:lang w:val="en-US" w:eastAsia="en-US" w:bidi="en-US"/>
-    </w:rPr>
-  </w:style>
-  <w:style w:type="paragraph" w:customStyle="1" w:styleId="D9A5F8FC821947C0A561A3BABE4CCE6B1">
-    <w:name w:val="D9A5F8FC821947C0A561A3BABE4CCE6B1"/>
-    <w:rsid w:val="009E57C3"/>
-    <w:pPr>
-      <w:widowControl w:val="0"/>
-      <w:autoSpaceDE w:val="0"/>
-      <w:autoSpaceDN w:val="0"/>
-      <w:spacing w:before="40" w:after="0" w:line="360" w:lineRule="auto"/>
-    </w:pPr>
-    <w:rPr>
-      <w:rFonts w:eastAsia="Arial" w:cs="Arial"/>
-      <w:sz w:val="18"/>
-      <w:szCs w:val="16"/>
-      <w:lang w:val="en-US" w:eastAsia="en-US" w:bidi="en-US"/>
-    </w:rPr>
-  </w:style>
-  <w:style w:type="paragraph" w:customStyle="1" w:styleId="3937A52C5CC84FE7BBFBADF7D11793481">
-    <w:name w:val="3937A52C5CC84FE7BBFBADF7D11793481"/>
-    <w:rsid w:val="009E57C3"/>
-    <w:pPr>
-      <w:widowControl w:val="0"/>
-      <w:autoSpaceDE w:val="0"/>
-      <w:autoSpaceDN w:val="0"/>
-      <w:spacing w:before="240" w:after="240" w:line="240" w:lineRule="auto"/>
-      <w:outlineLvl w:val="0"/>
-    </w:pPr>
-    <w:rPr>
-      <w:rFonts w:eastAsia="Arial" w:cs="Arial"/>
-      <w:b/>
-      <w:bCs/>
-      <w:sz w:val="18"/>
-      <w:szCs w:val="40"/>
-      <w:lang w:val="en-US" w:eastAsia="en-US" w:bidi="en-US"/>
-    </w:rPr>
-  </w:style>
-  <w:style w:type="paragraph" w:customStyle="1" w:styleId="F71C7EAC85F3444D9F51789A9941F2121">
-    <w:name w:val="F71C7EAC85F3444D9F51789A9941F2121"/>
-    <w:rsid w:val="009E57C3"/>
-    <w:pPr>
-      <w:widowControl w:val="0"/>
-      <w:autoSpaceDE w:val="0"/>
-      <w:autoSpaceDN w:val="0"/>
-      <w:spacing w:before="40" w:after="0" w:line="360" w:lineRule="auto"/>
-    </w:pPr>
-    <w:rPr>
-      <w:rFonts w:eastAsia="Arial" w:cs="Arial"/>
-      <w:sz w:val="18"/>
-      <w:szCs w:val="16"/>
-      <w:lang w:val="en-US" w:eastAsia="en-US" w:bidi="en-US"/>
-    </w:rPr>
-  </w:style>
-  <w:style w:type="paragraph" w:customStyle="1" w:styleId="AFA24005233C452DA1B3445DAD06D1B71">
-    <w:name w:val="AFA24005233C452DA1B3445DAD06D1B71"/>
-    <w:rsid w:val="009E57C3"/>
-    <w:pPr>
-      <w:widowControl w:val="0"/>
-      <w:autoSpaceDE w:val="0"/>
-      <w:autoSpaceDN w:val="0"/>
-      <w:spacing w:before="40" w:after="0" w:line="360" w:lineRule="auto"/>
-    </w:pPr>
-    <w:rPr>
-      <w:rFonts w:eastAsia="Arial" w:cs="Arial"/>
-      <w:sz w:val="18"/>
-      <w:szCs w:val="16"/>
-      <w:lang w:val="en-US" w:eastAsia="en-US" w:bidi="en-US"/>
-    </w:rPr>
-  </w:style>
-  <w:style w:type="paragraph" w:customStyle="1" w:styleId="304E0DA1BC874549834C8BEA6D2748EE1">
-    <w:name w:val="304E0DA1BC874549834C8BEA6D2748EE1"/>
-    <w:rsid w:val="009E57C3"/>
-    <w:pPr>
-      <w:widowControl w:val="0"/>
-      <w:autoSpaceDE w:val="0"/>
-      <w:autoSpaceDN w:val="0"/>
-      <w:spacing w:before="40" w:after="0" w:line="360" w:lineRule="auto"/>
-    </w:pPr>
-    <w:rPr>
-      <w:rFonts w:eastAsia="Arial" w:cs="Arial"/>
-      <w:sz w:val="18"/>
-      <w:szCs w:val="16"/>
-      <w:lang w:val="en-US" w:eastAsia="en-US" w:bidi="en-US"/>
-    </w:rPr>
-  </w:style>
-  <w:style w:type="paragraph" w:customStyle="1" w:styleId="82672E26A4F24B73A4AAD12EF90F87951">
-    <w:name w:val="82672E26A4F24B73A4AAD12EF90F87951"/>
-    <w:rsid w:val="009E57C3"/>
-    <w:pPr>
-      <w:widowControl w:val="0"/>
-      <w:autoSpaceDE w:val="0"/>
-      <w:autoSpaceDN w:val="0"/>
-      <w:spacing w:before="40" w:after="0" w:line="360" w:lineRule="auto"/>
-    </w:pPr>
-    <w:rPr>
-      <w:rFonts w:eastAsia="Arial" w:cs="Arial"/>
-      <w:sz w:val="18"/>
-      <w:szCs w:val="16"/>
-      <w:lang w:val="en-US" w:eastAsia="en-US" w:bidi="en-US"/>
-    </w:rPr>
-  </w:style>
-  <w:style w:type="paragraph" w:customStyle="1" w:styleId="A3783EF5E1DB4661BE640116F53459091">
-    <w:name w:val="A3783EF5E1DB4661BE640116F53459091"/>
-    <w:rsid w:val="009E57C3"/>
-    <w:pPr>
-      <w:widowControl w:val="0"/>
-      <w:autoSpaceDE w:val="0"/>
-      <w:autoSpaceDN w:val="0"/>
-      <w:spacing w:before="40" w:after="0" w:line="360" w:lineRule="auto"/>
-    </w:pPr>
-    <w:rPr>
-      <w:rFonts w:eastAsia="Arial" w:cs="Arial"/>
-      <w:sz w:val="18"/>
-      <w:szCs w:val="16"/>
-      <w:lang w:val="en-US" w:eastAsia="en-US" w:bidi="en-US"/>
-    </w:rPr>
-  </w:style>
-  <w:style w:type="paragraph" w:customStyle="1" w:styleId="E619020C17C048C89567348AB2925FC21">
-    <w:name w:val="E619020C17C048C89567348AB2925FC21"/>
-    <w:rsid w:val="009E57C3"/>
-    <w:pPr>
-      <w:widowControl w:val="0"/>
-      <w:autoSpaceDE w:val="0"/>
-      <w:autoSpaceDN w:val="0"/>
-      <w:spacing w:before="40" w:after="0" w:line="360" w:lineRule="auto"/>
-    </w:pPr>
-    <w:rPr>
-      <w:rFonts w:eastAsia="Arial" w:cs="Arial"/>
-      <w:sz w:val="18"/>
-      <w:szCs w:val="16"/>
-      <w:lang w:val="en-US" w:eastAsia="en-US" w:bidi="en-US"/>
-    </w:rPr>
-  </w:style>
-  <w:style w:type="paragraph" w:customStyle="1" w:styleId="4CDC57DBF13642569D048CEFFF05C2321">
-    <w:name w:val="4CDC57DBF13642569D048CEFFF05C2321"/>
-    <w:rsid w:val="009E57C3"/>
-    <w:pPr>
-      <w:widowControl w:val="0"/>
-      <w:autoSpaceDE w:val="0"/>
-      <w:autoSpaceDN w:val="0"/>
-      <w:spacing w:before="40" w:after="0" w:line="360" w:lineRule="auto"/>
-    </w:pPr>
-    <w:rPr>
-      <w:rFonts w:eastAsia="Arial" w:cs="Arial"/>
-      <w:sz w:val="18"/>
-      <w:szCs w:val="16"/>
-      <w:lang w:val="en-US" w:eastAsia="en-US" w:bidi="en-US"/>
-    </w:rPr>
-  </w:style>
-  <w:style w:type="paragraph" w:customStyle="1" w:styleId="CF361A41DDA1407FB259BA052F5503D21">
-    <w:name w:val="CF361A41DDA1407FB259BA052F5503D21"/>
-    <w:rsid w:val="009E57C3"/>
-    <w:pPr>
-      <w:widowControl w:val="0"/>
-      <w:autoSpaceDE w:val="0"/>
-      <w:autoSpaceDN w:val="0"/>
-      <w:spacing w:before="40" w:after="0" w:line="360" w:lineRule="auto"/>
-    </w:pPr>
-    <w:rPr>
-      <w:rFonts w:eastAsia="Arial" w:cs="Arial"/>
-      <w:sz w:val="18"/>
-      <w:szCs w:val="16"/>
-      <w:lang w:val="en-US" w:eastAsia="en-US" w:bidi="en-US"/>
-    </w:rPr>
-  </w:style>
-  <w:style w:type="paragraph" w:customStyle="1" w:styleId="94B66C319C6F48DB8598CB2B4900E2691">
-    <w:name w:val="94B66C319C6F48DB8598CB2B4900E2691"/>
-    <w:rsid w:val="009E57C3"/>
-    <w:pPr>
-      <w:widowControl w:val="0"/>
-      <w:autoSpaceDE w:val="0"/>
-      <w:autoSpaceDN w:val="0"/>
-      <w:spacing w:before="240" w:after="240" w:line="240" w:lineRule="auto"/>
-      <w:outlineLvl w:val="0"/>
-    </w:pPr>
-    <w:rPr>
-      <w:rFonts w:eastAsia="Arial" w:cs="Arial"/>
-      <w:b/>
-      <w:bCs/>
-      <w:sz w:val="18"/>
-      <w:szCs w:val="40"/>
-      <w:lang w:val="en-US" w:eastAsia="en-US" w:bidi="en-US"/>
-    </w:rPr>
-  </w:style>
-  <w:style w:type="paragraph" w:customStyle="1" w:styleId="FAC7976402A94F1D99331F7979AE94A32">
-    <w:name w:val="FAC7976402A94F1D99331F7979AE94A32"/>
-    <w:rsid w:val="009E7CDE"/>
-    <w:pPr>
-      <w:widowControl w:val="0"/>
-      <w:autoSpaceDE w:val="0"/>
-      <w:autoSpaceDN w:val="0"/>
-      <w:spacing w:before="40" w:after="0" w:line="360" w:lineRule="auto"/>
-    </w:pPr>
-    <w:rPr>
-      <w:rFonts w:eastAsia="Arial" w:cs="Arial"/>
-      <w:sz w:val="18"/>
-      <w:szCs w:val="16"/>
-      <w:lang w:val="en-US" w:eastAsia="en-US" w:bidi="en-US"/>
-    </w:rPr>
-  </w:style>
-  <w:style w:type="paragraph" w:customStyle="1" w:styleId="2A5552181EB64701BDD21D50549C09A12">
-    <w:name w:val="2A5552181EB64701BDD21D50549C09A12"/>
-    <w:rsid w:val="009E7CDE"/>
-    <w:pPr>
-      <w:widowControl w:val="0"/>
-      <w:autoSpaceDE w:val="0"/>
-      <w:autoSpaceDN w:val="0"/>
-      <w:spacing w:before="40" w:after="0" w:line="360" w:lineRule="auto"/>
-    </w:pPr>
-    <w:rPr>
-      <w:rFonts w:eastAsia="Arial" w:cs="Arial"/>
-      <w:sz w:val="18"/>
-      <w:szCs w:val="16"/>
-      <w:lang w:val="en-US" w:eastAsia="en-US" w:bidi="en-US"/>
-    </w:rPr>
-  </w:style>
-  <w:style w:type="paragraph" w:customStyle="1" w:styleId="23177E64A2FF42B59A3993EC4CD115892">
-    <w:name w:val="23177E64A2FF42B59A3993EC4CD115892"/>
-    <w:rsid w:val="009E7CDE"/>
-    <w:pPr>
-      <w:widowControl w:val="0"/>
-      <w:autoSpaceDE w:val="0"/>
-      <w:autoSpaceDN w:val="0"/>
-      <w:spacing w:before="40" w:after="0" w:line="360" w:lineRule="auto"/>
-    </w:pPr>
-    <w:rPr>
-      <w:rFonts w:eastAsia="Arial" w:cs="Arial"/>
-      <w:sz w:val="18"/>
-      <w:szCs w:val="16"/>
-      <w:lang w:val="en-US" w:eastAsia="en-US" w:bidi="en-US"/>
-    </w:rPr>
-  </w:style>
-  <w:style w:type="paragraph" w:customStyle="1" w:styleId="20712E2918E349ADA45B16ACDE2E8C172">
-    <w:name w:val="20712E2918E349ADA45B16ACDE2E8C172"/>
-    <w:rsid w:val="009E7CDE"/>
-    <w:pPr>
-      <w:widowControl w:val="0"/>
-      <w:autoSpaceDE w:val="0"/>
-      <w:autoSpaceDN w:val="0"/>
-      <w:spacing w:before="40" w:after="0" w:line="360" w:lineRule="auto"/>
-    </w:pPr>
-    <w:rPr>
-      <w:rFonts w:eastAsia="Arial" w:cs="Arial"/>
-      <w:sz w:val="18"/>
-      <w:szCs w:val="16"/>
-      <w:lang w:val="en-US" w:eastAsia="en-US" w:bidi="en-US"/>
-    </w:rPr>
-  </w:style>
-  <w:style w:type="paragraph" w:customStyle="1" w:styleId="059413147D204E73B148C69F75BB95132">
-    <w:name w:val="059413147D204E73B148C69F75BB95132"/>
-    <w:rsid w:val="009E7CDE"/>
-    <w:pPr>
-      <w:widowControl w:val="0"/>
-      <w:autoSpaceDE w:val="0"/>
-      <w:autoSpaceDN w:val="0"/>
-      <w:spacing w:before="40" w:after="0" w:line="360" w:lineRule="auto"/>
-    </w:pPr>
-    <w:rPr>
-      <w:rFonts w:eastAsia="Arial" w:cs="Arial"/>
-      <w:sz w:val="18"/>
-      <w:szCs w:val="16"/>
-      <w:lang w:val="en-US" w:eastAsia="en-US" w:bidi="en-US"/>
-    </w:rPr>
-  </w:style>
-  <w:style w:type="paragraph" w:customStyle="1" w:styleId="C4CD7CC7A1554CA3AD1B3BF316DDDDBD2">
-    <w:name w:val="C4CD7CC7A1554CA3AD1B3BF316DDDDBD2"/>
-    <w:rsid w:val="009E7CDE"/>
-    <w:pPr>
-      <w:widowControl w:val="0"/>
-      <w:autoSpaceDE w:val="0"/>
-      <w:autoSpaceDN w:val="0"/>
-      <w:spacing w:before="40" w:after="0" w:line="360" w:lineRule="auto"/>
-    </w:pPr>
-    <w:rPr>
-      <w:rFonts w:eastAsia="Arial" w:cs="Arial"/>
-      <w:sz w:val="18"/>
-      <w:szCs w:val="16"/>
-      <w:lang w:val="en-US" w:eastAsia="en-US" w:bidi="en-US"/>
-    </w:rPr>
-  </w:style>
-  <w:style w:type="paragraph" w:customStyle="1" w:styleId="53D3778ABB734EA4A101B56FC9D668072">
-    <w:name w:val="53D3778ABB734EA4A101B56FC9D668072"/>
-    <w:rsid w:val="009E7CDE"/>
-    <w:pPr>
-      <w:widowControl w:val="0"/>
-      <w:autoSpaceDE w:val="0"/>
-      <w:autoSpaceDN w:val="0"/>
-      <w:spacing w:before="40" w:after="0" w:line="360" w:lineRule="auto"/>
-    </w:pPr>
-    <w:rPr>
-      <w:rFonts w:eastAsia="Arial" w:cs="Arial"/>
-      <w:sz w:val="18"/>
-      <w:szCs w:val="16"/>
-      <w:lang w:val="en-US" w:eastAsia="en-US" w:bidi="en-US"/>
-    </w:rPr>
-  </w:style>
-  <w:style w:type="paragraph" w:customStyle="1" w:styleId="ED6B75D25AAC4FCA8AECF217976D1E152">
-    <w:name w:val="ED6B75D25AAC4FCA8AECF217976D1E152"/>
-    <w:rsid w:val="009E7CDE"/>
-    <w:pPr>
-      <w:widowControl w:val="0"/>
-      <w:autoSpaceDE w:val="0"/>
-      <w:autoSpaceDN w:val="0"/>
-      <w:spacing w:before="40" w:after="0" w:line="360" w:lineRule="auto"/>
-    </w:pPr>
-    <w:rPr>
-      <w:rFonts w:eastAsia="Arial" w:cs="Arial"/>
-      <w:sz w:val="18"/>
-      <w:szCs w:val="16"/>
-      <w:lang w:val="en-US" w:eastAsia="en-US" w:bidi="en-US"/>
-    </w:rPr>
-  </w:style>
-  <w:style w:type="paragraph" w:customStyle="1" w:styleId="BB7CADBE052C44CD8F802E6ED1398A712">
-    <w:name w:val="BB7CADBE052C44CD8F802E6ED1398A712"/>
-    <w:rsid w:val="009E7CDE"/>
-    <w:pPr>
-      <w:widowControl w:val="0"/>
-      <w:autoSpaceDE w:val="0"/>
-      <w:autoSpaceDN w:val="0"/>
-      <w:spacing w:before="240" w:after="240" w:line="240" w:lineRule="auto"/>
-      <w:outlineLvl w:val="0"/>
-    </w:pPr>
-    <w:rPr>
-      <w:rFonts w:eastAsia="Arial" w:cs="Arial"/>
-      <w:b/>
-      <w:bCs/>
-      <w:sz w:val="18"/>
-      <w:szCs w:val="40"/>
-      <w:lang w:val="en-US" w:eastAsia="en-US" w:bidi="en-US"/>
-    </w:rPr>
-  </w:style>
-  <w:style w:type="paragraph" w:customStyle="1" w:styleId="511AB2C636AE48F3A526304CA92F0C722">
-    <w:name w:val="511AB2C636AE48F3A526304CA92F0C722"/>
-    <w:rsid w:val="009E7CDE"/>
-    <w:pPr>
-      <w:widowControl w:val="0"/>
-      <w:autoSpaceDE w:val="0"/>
-      <w:autoSpaceDN w:val="0"/>
-      <w:spacing w:before="40" w:after="0" w:line="360" w:lineRule="auto"/>
-    </w:pPr>
-    <w:rPr>
-      <w:rFonts w:eastAsia="Arial" w:cs="Arial"/>
-      <w:sz w:val="18"/>
-      <w:szCs w:val="16"/>
-      <w:lang w:val="en-US" w:eastAsia="en-US" w:bidi="en-US"/>
-    </w:rPr>
-  </w:style>
-  <w:style w:type="paragraph" w:customStyle="1" w:styleId="EC3E2B2D6F8B48CDB7004E893D7B105F2">
-    <w:name w:val="EC3E2B2D6F8B48CDB7004E893D7B105F2"/>
-    <w:rsid w:val="009E7CDE"/>
-    <w:pPr>
-      <w:widowControl w:val="0"/>
-      <w:autoSpaceDE w:val="0"/>
-      <w:autoSpaceDN w:val="0"/>
-      <w:spacing w:before="40" w:after="0" w:line="360" w:lineRule="auto"/>
-    </w:pPr>
-    <w:rPr>
-      <w:rFonts w:eastAsia="Arial" w:cs="Arial"/>
-      <w:sz w:val="18"/>
-      <w:szCs w:val="16"/>
-      <w:lang w:val="en-US" w:eastAsia="en-US" w:bidi="en-US"/>
-    </w:rPr>
-  </w:style>
-  <w:style w:type="paragraph" w:customStyle="1" w:styleId="99F0DDF0BE5C4A2E883912439E5B7BED2">
-    <w:name w:val="99F0DDF0BE5C4A2E883912439E5B7BED2"/>
-    <w:rsid w:val="009E7CDE"/>
-    <w:pPr>
-      <w:widowControl w:val="0"/>
-      <w:autoSpaceDE w:val="0"/>
-      <w:autoSpaceDN w:val="0"/>
-      <w:spacing w:before="40" w:after="0" w:line="360" w:lineRule="auto"/>
-    </w:pPr>
-    <w:rPr>
-      <w:rFonts w:eastAsia="Arial" w:cs="Arial"/>
-      <w:sz w:val="18"/>
-      <w:szCs w:val="16"/>
-      <w:lang w:val="en-US" w:eastAsia="en-US" w:bidi="en-US"/>
-    </w:rPr>
-  </w:style>
-  <w:style w:type="paragraph" w:customStyle="1" w:styleId="C4B6023E76AC4C0FB419E82F67ED56882">
-    <w:name w:val="C4B6023E76AC4C0FB419E82F67ED56882"/>
-    <w:rsid w:val="009E7CDE"/>
-    <w:pPr>
-      <w:widowControl w:val="0"/>
-      <w:autoSpaceDE w:val="0"/>
-      <w:autoSpaceDN w:val="0"/>
-      <w:spacing w:before="40" w:after="0" w:line="360" w:lineRule="auto"/>
-    </w:pPr>
-    <w:rPr>
-      <w:rFonts w:eastAsia="Arial" w:cs="Arial"/>
-      <w:sz w:val="18"/>
-      <w:szCs w:val="16"/>
-      <w:lang w:val="en-US" w:eastAsia="en-US" w:bidi="en-US"/>
-    </w:rPr>
-  </w:style>
-  <w:style w:type="paragraph" w:customStyle="1" w:styleId="D357333E7E684C0A82EECE3CBD6172622">
-    <w:name w:val="D357333E7E684C0A82EECE3CBD6172622"/>
-    <w:rsid w:val="009E7CDE"/>
-    <w:pPr>
-      <w:widowControl w:val="0"/>
-      <w:autoSpaceDE w:val="0"/>
-      <w:autoSpaceDN w:val="0"/>
-      <w:spacing w:before="40" w:after="0" w:line="360" w:lineRule="auto"/>
-    </w:pPr>
-    <w:rPr>
-      <w:rFonts w:eastAsia="Arial" w:cs="Arial"/>
-      <w:sz w:val="18"/>
-      <w:szCs w:val="16"/>
-      <w:lang w:val="en-US" w:eastAsia="en-US" w:bidi="en-US"/>
-    </w:rPr>
-  </w:style>
-  <w:style w:type="paragraph" w:customStyle="1" w:styleId="C18254285D454222833568703442E8E12">
-    <w:name w:val="C18254285D454222833568703442E8E12"/>
-    <w:rsid w:val="009E7CDE"/>
-    <w:pPr>
-      <w:widowControl w:val="0"/>
-      <w:autoSpaceDE w:val="0"/>
-      <w:autoSpaceDN w:val="0"/>
-      <w:spacing w:before="40" w:after="0" w:line="360" w:lineRule="auto"/>
-    </w:pPr>
-    <w:rPr>
-      <w:rFonts w:eastAsia="Arial" w:cs="Arial"/>
-      <w:sz w:val="18"/>
-      <w:szCs w:val="16"/>
-      <w:lang w:val="en-US" w:eastAsia="en-US" w:bidi="en-US"/>
-    </w:rPr>
-  </w:style>
-  <w:style w:type="paragraph" w:customStyle="1" w:styleId="DF745161791840118250FA7672A41D072">
-    <w:name w:val="DF745161791840118250FA7672A41D072"/>
-    <w:rsid w:val="009E7CDE"/>
-    <w:pPr>
-      <w:widowControl w:val="0"/>
-      <w:autoSpaceDE w:val="0"/>
-      <w:autoSpaceDN w:val="0"/>
-      <w:spacing w:before="40" w:after="0" w:line="360" w:lineRule="auto"/>
-    </w:pPr>
-    <w:rPr>
-      <w:rFonts w:eastAsia="Arial" w:cs="Arial"/>
-      <w:sz w:val="18"/>
-      <w:szCs w:val="16"/>
-      <w:lang w:val="en-US" w:eastAsia="en-US" w:bidi="en-US"/>
-    </w:rPr>
-  </w:style>
-  <w:style w:type="paragraph" w:customStyle="1" w:styleId="D9A5F8FC821947C0A561A3BABE4CCE6B2">
-    <w:name w:val="D9A5F8FC821947C0A561A3BABE4CCE6B2"/>
-    <w:rsid w:val="009E7CDE"/>
-    <w:pPr>
-      <w:widowControl w:val="0"/>
-      <w:autoSpaceDE w:val="0"/>
-      <w:autoSpaceDN w:val="0"/>
-      <w:spacing w:before="40" w:after="0" w:line="360" w:lineRule="auto"/>
-    </w:pPr>
-    <w:rPr>
-      <w:rFonts w:eastAsia="Arial" w:cs="Arial"/>
-      <w:sz w:val="18"/>
-      <w:szCs w:val="16"/>
-      <w:lang w:val="en-US" w:eastAsia="en-US" w:bidi="en-US"/>
-    </w:rPr>
-  </w:style>
-  <w:style w:type="paragraph" w:customStyle="1" w:styleId="3937A52C5CC84FE7BBFBADF7D11793482">
-    <w:name w:val="3937A52C5CC84FE7BBFBADF7D11793482"/>
-    <w:rsid w:val="009E7CDE"/>
-    <w:pPr>
-      <w:widowControl w:val="0"/>
-      <w:autoSpaceDE w:val="0"/>
-      <w:autoSpaceDN w:val="0"/>
-      <w:spacing w:before="240" w:after="240" w:line="240" w:lineRule="auto"/>
-      <w:outlineLvl w:val="0"/>
-    </w:pPr>
-    <w:rPr>
-      <w:rFonts w:eastAsia="Arial" w:cs="Arial"/>
-      <w:b/>
-      <w:bCs/>
-      <w:sz w:val="18"/>
-      <w:szCs w:val="40"/>
-      <w:lang w:val="en-US" w:eastAsia="en-US" w:bidi="en-US"/>
-    </w:rPr>
-  </w:style>
-  <w:style w:type="paragraph" w:customStyle="1" w:styleId="F71C7EAC85F3444D9F51789A9941F2122">
-    <w:name w:val="F71C7EAC85F3444D9F51789A9941F2122"/>
-    <w:rsid w:val="009E7CDE"/>
-    <w:pPr>
-      <w:widowControl w:val="0"/>
-      <w:autoSpaceDE w:val="0"/>
-      <w:autoSpaceDN w:val="0"/>
-      <w:spacing w:before="40" w:after="0" w:line="360" w:lineRule="auto"/>
-    </w:pPr>
-    <w:rPr>
-      <w:rFonts w:eastAsia="Arial" w:cs="Arial"/>
-      <w:sz w:val="18"/>
-      <w:szCs w:val="16"/>
-      <w:lang w:val="en-US" w:eastAsia="en-US" w:bidi="en-US"/>
-    </w:rPr>
-  </w:style>
-  <w:style w:type="paragraph" w:customStyle="1" w:styleId="AFA24005233C452DA1B3445DAD06D1B72">
-    <w:name w:val="AFA24005233C452DA1B3445DAD06D1B72"/>
-    <w:rsid w:val="009E7CDE"/>
-    <w:pPr>
-      <w:widowControl w:val="0"/>
-      <w:autoSpaceDE w:val="0"/>
-      <w:autoSpaceDN w:val="0"/>
-      <w:spacing w:before="40" w:after="0" w:line="360" w:lineRule="auto"/>
-    </w:pPr>
-    <w:rPr>
-      <w:rFonts w:eastAsia="Arial" w:cs="Arial"/>
-      <w:sz w:val="18"/>
-      <w:szCs w:val="16"/>
-      <w:lang w:val="en-US" w:eastAsia="en-US" w:bidi="en-US"/>
-    </w:rPr>
-  </w:style>
-  <w:style w:type="paragraph" w:customStyle="1" w:styleId="304E0DA1BC874549834C8BEA6D2748EE2">
-    <w:name w:val="304E0DA1BC874549834C8BEA6D2748EE2"/>
-    <w:rsid w:val="009E7CDE"/>
-    <w:pPr>
-      <w:widowControl w:val="0"/>
-      <w:autoSpaceDE w:val="0"/>
-      <w:autoSpaceDN w:val="0"/>
-      <w:spacing w:before="40" w:after="0" w:line="360" w:lineRule="auto"/>
-    </w:pPr>
-    <w:rPr>
-      <w:rFonts w:eastAsia="Arial" w:cs="Arial"/>
-      <w:sz w:val="18"/>
-      <w:szCs w:val="16"/>
-      <w:lang w:val="en-US" w:eastAsia="en-US" w:bidi="en-US"/>
-    </w:rPr>
-  </w:style>
-  <w:style w:type="paragraph" w:customStyle="1" w:styleId="82672E26A4F24B73A4AAD12EF90F87952">
-    <w:name w:val="82672E26A4F24B73A4AAD12EF90F87952"/>
-    <w:rsid w:val="009E7CDE"/>
-    <w:pPr>
-      <w:widowControl w:val="0"/>
-      <w:autoSpaceDE w:val="0"/>
-      <w:autoSpaceDN w:val="0"/>
-      <w:spacing w:before="40" w:after="0" w:line="360" w:lineRule="auto"/>
-    </w:pPr>
-    <w:rPr>
-      <w:rFonts w:eastAsia="Arial" w:cs="Arial"/>
-      <w:sz w:val="18"/>
-      <w:szCs w:val="16"/>
-      <w:lang w:val="en-US" w:eastAsia="en-US" w:bidi="en-US"/>
-    </w:rPr>
-  </w:style>
-  <w:style w:type="paragraph" w:customStyle="1" w:styleId="A3783EF5E1DB4661BE640116F53459092">
-    <w:name w:val="A3783EF5E1DB4661BE640116F53459092"/>
-    <w:rsid w:val="009E7CDE"/>
-    <w:pPr>
-      <w:widowControl w:val="0"/>
-      <w:autoSpaceDE w:val="0"/>
-      <w:autoSpaceDN w:val="0"/>
-      <w:spacing w:before="40" w:after="0" w:line="360" w:lineRule="auto"/>
-    </w:pPr>
-    <w:rPr>
-      <w:rFonts w:eastAsia="Arial" w:cs="Arial"/>
-      <w:sz w:val="18"/>
-      <w:szCs w:val="16"/>
-      <w:lang w:val="en-US" w:eastAsia="en-US" w:bidi="en-US"/>
-    </w:rPr>
-  </w:style>
-  <w:style w:type="paragraph" w:customStyle="1" w:styleId="E619020C17C048C89567348AB2925FC22">
-    <w:name w:val="E619020C17C048C89567348AB2925FC22"/>
-    <w:rsid w:val="009E7CDE"/>
-    <w:pPr>
-      <w:widowControl w:val="0"/>
-      <w:autoSpaceDE w:val="0"/>
-      <w:autoSpaceDN w:val="0"/>
-      <w:spacing w:before="40" w:after="0" w:line="360" w:lineRule="auto"/>
-    </w:pPr>
-    <w:rPr>
-      <w:rFonts w:eastAsia="Arial" w:cs="Arial"/>
-      <w:sz w:val="18"/>
-      <w:szCs w:val="16"/>
-      <w:lang w:val="en-US" w:eastAsia="en-US" w:bidi="en-US"/>
-    </w:rPr>
-  </w:style>
-  <w:style w:type="paragraph" w:customStyle="1" w:styleId="4CDC57DBF13642569D048CEFFF05C2322">
-    <w:name w:val="4CDC57DBF13642569D048CEFFF05C2322"/>
-    <w:rsid w:val="009E7CDE"/>
-    <w:pPr>
-      <w:widowControl w:val="0"/>
-      <w:autoSpaceDE w:val="0"/>
-      <w:autoSpaceDN w:val="0"/>
-      <w:spacing w:before="40" w:after="0" w:line="360" w:lineRule="auto"/>
-    </w:pPr>
-    <w:rPr>
-      <w:rFonts w:eastAsia="Arial" w:cs="Arial"/>
-      <w:sz w:val="18"/>
-      <w:szCs w:val="16"/>
-      <w:lang w:val="en-US" w:eastAsia="en-US" w:bidi="en-US"/>
-    </w:rPr>
-  </w:style>
-  <w:style w:type="paragraph" w:customStyle="1" w:styleId="CF361A41DDA1407FB259BA052F5503D22">
-    <w:name w:val="CF361A41DDA1407FB259BA052F5503D22"/>
-    <w:rsid w:val="009E7CDE"/>
-    <w:pPr>
-      <w:widowControl w:val="0"/>
-      <w:autoSpaceDE w:val="0"/>
-      <w:autoSpaceDN w:val="0"/>
-      <w:spacing w:before="40" w:after="0" w:line="360" w:lineRule="auto"/>
-    </w:pPr>
-    <w:rPr>
-      <w:rFonts w:eastAsia="Arial" w:cs="Arial"/>
-      <w:sz w:val="18"/>
-      <w:szCs w:val="16"/>
-      <w:lang w:val="en-US" w:eastAsia="en-US" w:bidi="en-US"/>
-    </w:rPr>
-  </w:style>
-  <w:style w:type="paragraph" w:customStyle="1" w:styleId="SmallFont">
-    <w:name w:val="Small Font"/>
-    <w:basedOn w:val="Normal"/>
-    <w:semiHidden/>
-    <w:qFormat/>
-    <w:rsid w:val="009E7CDE"/>
-    <w:pPr>
-      <w:widowControl w:val="0"/>
-      <w:autoSpaceDE w:val="0"/>
-      <w:autoSpaceDN w:val="0"/>
-      <w:spacing w:after="0" w:line="312" w:lineRule="auto"/>
-    </w:pPr>
-    <w:rPr>
-      <w:rFonts w:eastAsia="Arial" w:cs="Arial"/>
-      <w:color w:val="231F20"/>
-      <w:sz w:val="6"/>
-      <w:szCs w:val="6"/>
-      <w:lang w:val="en-US" w:eastAsia="en-US" w:bidi="en-US"/>
-    </w:rPr>
-  </w:style>
-  <w:style w:type="paragraph" w:customStyle="1" w:styleId="94B66C319C6F48DB8598CB2B4900E2692">
-    <w:name w:val="94B66C319C6F48DB8598CB2B4900E2692"/>
-    <w:rsid w:val="009E7CDE"/>
-    <w:pPr>
-      <w:widowControl w:val="0"/>
-      <w:autoSpaceDE w:val="0"/>
-      <w:autoSpaceDN w:val="0"/>
-      <w:spacing w:before="240" w:after="240" w:line="240" w:lineRule="auto"/>
-      <w:outlineLvl w:val="0"/>
-    </w:pPr>
-    <w:rPr>
-      <w:rFonts w:eastAsia="Arial" w:cs="Arial"/>
-      <w:b/>
-      <w:bCs/>
-      <w:sz w:val="18"/>
-      <w:szCs w:val="40"/>
-      <w:lang w:val="en-US" w:eastAsia="en-US" w:bidi="en-US"/>
-    </w:rPr>
-  </w:style>
-</w:styles>
-</file>
-
-<file path=word/glossary/webSettings.xml><?xml version="1.0" encoding="utf-8"?>
-<w:webSettings xmlns:mc="http://schemas.openxmlformats.org/markup-compatibility/2006" xmlns:r="http://schemas.openxmlformats.org/officeDocument/2006/relationships" xmlns:w="http://schemas.openxmlformats.org/wordprocessingml/2006/main" xmlns:w14="http://schemas.microsoft.com/office/word/2010/wordml" xmlns:w15="http://schemas.microsoft.com/office/word/2012/wordml" xmlns:w16cex="http://schemas.microsoft.com/office/word/2018/wordml/cex" xmlns:w16cid="http://schemas.microsoft.com/office/word/2016/wordml/cid" xmlns:w16="http://schemas.microsoft.com/office/word/2018/wordml" xmlns:w16sdtdh="http://schemas.microsoft.com/office/word/2020/wordml/sdtdatahash" xmlns:w16se="http://schemas.microsoft.com/office/word/2015/wordml/symex" mc:Ignorable="w14 w15 w16se w16cid w16 w16cex w16sdtdh">
-  <w:optimizeForBrowser/>
-  <w:allowPNG/>
-</w:webSettings>
-</file>
-
 <file path=word/theme/theme11.xml><?xml version="1.0" encoding="utf-8"?>
 <a:theme xmlns:a="http://schemas.openxmlformats.org/drawingml/2006/main" name="Office Theme">
   <a:themeElements>
@@ -9705,347 +6885,6 @@
 </a:theme>
 </file>
 
-<file path=customXml/item13.xml><?xml version="1.0" encoding="utf-8"?>
-<ct:contentTypeSchema xmlns:ct="http://schemas.microsoft.com/office/2006/metadata/contentType" xmlns:ma="http://schemas.microsoft.com/office/2006/metadata/properties/metaAttributes" ct:_="" ma:_="" ma:contentTypeName="Document" ma:contentTypeID="0x01010079F111ED35F8CC479449609E8A0923A6" ma:contentTypeVersion="26" ma:contentTypeDescription="Create a new document." ma:contentTypeScope="" ma:versionID="ac37c1753acd5e330d2062ccec26ea66">
-  <xsd:schema xmlns:xsd="http://www.w3.org/2001/XMLSchema" xmlns:xs="http://www.w3.org/2001/XMLSchema" xmlns:p="http://schemas.microsoft.com/office/2006/metadata/properties" xmlns:ns1="http://schemas.microsoft.com/sharepoint/v3" xmlns:ns2="71af3243-3dd4-4a8d-8c0d-dd76da1f02a5" xmlns:ns3="16c05727-aa75-4e4a-9b5f-8a80a1165891" xmlns:ns4="230e9df3-be65-4c73-a93b-d1236ebd677e" targetNamespace="http://schemas.microsoft.com/office/2006/metadata/properties" ma:root="true" ma:fieldsID="3b340c7101c92c5120abd06486f94548" ns1:_="" ns2:_="" ns3:_="" ns4:_="">
-    <xsd:import namespace="http://schemas.microsoft.com/sharepoint/v3"/>
-    <xsd:import namespace="71af3243-3dd4-4a8d-8c0d-dd76da1f02a5"/>
-    <xsd:import namespace="16c05727-aa75-4e4a-9b5f-8a80a1165891"/>
-    <xsd:import namespace="230e9df3-be65-4c73-a93b-d1236ebd677e"/>
-    <xsd:element name="properties">
-      <xsd:complexType>
-        <xsd:sequence>
-          <xsd:element name="documentManagement">
-            <xsd:complexType>
-              <xsd:all>
-                <xsd:element ref="ns2:Status" minOccurs="0"/>
-                <xsd:element ref="ns2:Image" minOccurs="0"/>
-                <xsd:element ref="ns2:MediaServiceMetadata" minOccurs="0"/>
-                <xsd:element ref="ns2:MediaServiceFastMetadata" minOccurs="0"/>
-                <xsd:element ref="ns2:MediaServiceOCR" minOccurs="0"/>
-                <xsd:element ref="ns2:MediaServiceAutoTags" minOccurs="0"/>
-                <xsd:element ref="ns2:MediaServiceEventHashCode" minOccurs="0"/>
-                <xsd:element ref="ns2:MediaServiceGenerationTime" minOccurs="0"/>
-                <xsd:element ref="ns3:SharedWithUsers" minOccurs="0"/>
-                <xsd:element ref="ns3:SharedWithDetails" minOccurs="0"/>
-                <xsd:element ref="ns2:MediaServiceAutoKeyPoints" minOccurs="0"/>
-                <xsd:element ref="ns2:MediaServiceKeyPoints" minOccurs="0"/>
-                <xsd:element ref="ns2:MediaServiceDateTaken" minOccurs="0"/>
-                <xsd:element ref="ns1:_ip_UnifiedCompliancePolicyProperties" minOccurs="0"/>
-                <xsd:element ref="ns1:_ip_UnifiedCompliancePolicyUIAction" minOccurs="0"/>
-                <xsd:element ref="ns4:TaxCatchAll" minOccurs="0"/>
-                <xsd:element ref="ns2:ImageTagsTaxHTField" minOccurs="0"/>
-                <xsd:element ref="ns2:MediaServiceLocation" minOccurs="0"/>
-                <xsd:element ref="ns2:MediaLengthInSeconds" minOccurs="0"/>
-                <xsd:element ref="ns2:Background" minOccurs="0"/>
-                <xsd:element ref="ns2:MediaServiceSearchProperties" minOccurs="0"/>
-                <xsd:element ref="ns2:MediaServiceDocTags" minOccurs="0"/>
-              </xsd:all>
-            </xsd:complexType>
-          </xsd:element>
-        </xsd:sequence>
-      </xsd:complexType>
-    </xsd:element>
-  </xsd:schema>
-  <xsd:schema xmlns:xsd="http://www.w3.org/2001/XMLSchema" xmlns:xs="http://www.w3.org/2001/XMLSchema" xmlns:dms="http://schemas.microsoft.com/office/2006/documentManagement/types" xmlns:pc="http://schemas.microsoft.com/office/infopath/2007/PartnerControls" targetNamespace="http://schemas.microsoft.com/sharepoint/v3" elementFormDefault="qualified">
-    <xsd:import namespace="http://schemas.microsoft.com/office/2006/documentManagement/types"/>
-    <xsd:import namespace="http://schemas.microsoft.com/office/infopath/2007/PartnerControls"/>
-    <xsd:element name="_ip_UnifiedCompliancePolicyProperties" ma:index="20" nillable="true" ma:displayName="Unified Compliance Policy Properties" ma:hidden="true" ma:internalName="_ip_UnifiedCompliancePolicyProperties" ma:readOnly="false">
-      <xsd:simpleType>
-        <xsd:restriction base="dms:Note"/>
-      </xsd:simpleType>
-    </xsd:element>
-    <xsd:element name="_ip_UnifiedCompliancePolicyUIAction" ma:index="21" nillable="true" ma:displayName="Unified Compliance Policy UI Action" ma:hidden="true" ma:internalName="_ip_UnifiedCompliancePolicyUIAction" ma:readOnly="false">
-      <xsd:simpleType>
-        <xsd:restriction base="dms:Text"/>
-      </xsd:simpleType>
-    </xsd:element>
-  </xsd:schema>
-  <xsd:schema xmlns:xsd="http://www.w3.org/2001/XMLSchema" xmlns:xs="http://www.w3.org/2001/XMLSchema" xmlns:dms="http://schemas.microsoft.com/office/2006/documentManagement/types" xmlns:pc="http://schemas.microsoft.com/office/infopath/2007/PartnerControls" targetNamespace="71af3243-3dd4-4a8d-8c0d-dd76da1f02a5" elementFormDefault="qualified">
-    <xsd:import namespace="http://schemas.microsoft.com/office/2006/documentManagement/types"/>
-    <xsd:import namespace="http://schemas.microsoft.com/office/infopath/2007/PartnerControls"/>
-    <xsd:element name="Status" ma:index="2" nillable="true" ma:displayName="Status" ma:default="Not started" ma:format="Dropdown" ma:internalName="Status" ma:readOnly="false">
-      <xsd:simpleType>
-        <xsd:restriction base="dms:Choice">
-          <xsd:enumeration value="Not started"/>
-          <xsd:enumeration value="In Progress"/>
-          <xsd:enumeration value="Completed"/>
-        </xsd:restriction>
-      </xsd:simpleType>
-    </xsd:element>
-    <xsd:element name="Image" ma:index="3" nillable="true" ma:displayName="Image" ma:format="Image" ma:internalName="Image" ma:readOnly="false">
-      <xsd:complexType>
-        <xsd:complexContent>
-          <xsd:extension base="dms:URL">
-            <xsd:sequence>
-              <xsd:element name="Url" type="dms:ValidUrl" minOccurs="0" nillable="true"/>
-              <xsd:element name="Description" type="xsd:string" nillable="true"/>
-            </xsd:sequence>
-          </xsd:extension>
-        </xsd:complexContent>
-      </xsd:complexType>
-    </xsd:element>
-    <xsd:element name="MediaServiceMetadata" ma:index="8" nillable="true" ma:displayName="MediaServiceMetadata" ma:hidden="true" ma:internalName="MediaServiceMetadata" ma:readOnly="true">
-      <xsd:simpleType>
-        <xsd:restriction base="dms:Note"/>
-      </xsd:simpleType>
-    </xsd:element>
-    <xsd:element name="MediaServiceFastMetadata" ma:index="9" nillable="true" ma:displayName="MediaServiceFastMetadata" ma:hidden="true" ma:internalName="MediaServiceFastMetadata" ma:readOnly="true">
-      <xsd:simpleType>
-        <xsd:restriction base="dms:Note"/>
-      </xsd:simpleType>
-    </xsd:element>
-    <xsd:element name="MediaServiceOCR" ma:index="10" nillable="true" ma:displayName="MediaServiceOCR" ma:hidden="true" ma:internalName="MediaServiceOCR" ma:readOnly="true">
-      <xsd:simpleType>
-        <xsd:restriction base="dms:Note"/>
-      </xsd:simpleType>
-    </xsd:element>
-    <xsd:element name="MediaServiceAutoTags" ma:index="11" nillable="true" ma:displayName="MediaServiceAutoTags" ma:hidden="true" ma:internalName="MediaServiceAutoTags" ma:readOnly="true">
-      <xsd:simpleType>
-        <xsd:restriction base="dms:Text"/>
-      </xsd:simpleType>
-    </xsd:element>
-    <xsd:element name="MediaServiceEventHashCode" ma:index="12" nillable="true" ma:displayName="MediaServiceEventHashCode" ma:hidden="true" ma:internalName="MediaServiceEventHashCode" ma:readOnly="true">
-      <xsd:simpleType>
-        <xsd:restriction base="dms:Text"/>
-      </xsd:simpleType>
-    </xsd:element>
-    <xsd:element name="MediaServiceGenerationTime" ma:index="13" nillable="true" ma:displayName="MediaServiceGenerationTime" ma:hidden="true" ma:internalName="MediaServiceGenerationTime" ma:readOnly="true">
-      <xsd:simpleType>
-        <xsd:restriction base="dms:Text"/>
-      </xsd:simpleType>
-    </xsd:element>
-    <xsd:element name="MediaServiceAutoKeyPoints" ma:index="16" nillable="true" ma:displayName="MediaServiceAutoKeyPoints" ma:hidden="true" ma:internalName="MediaServiceAutoKeyPoints" ma:readOnly="true">
-      <xsd:simpleType>
-        <xsd:restriction base="dms:Note"/>
-      </xsd:simpleType>
-    </xsd:element>
-    <xsd:element name="MediaServiceKeyPoints" ma:index="17" nillable="true" ma:displayName="KeyPoints" ma:hidden="true" ma:internalName="MediaServiceKeyPoints" ma:readOnly="false">
-      <xsd:simpleType>
-        <xsd:restriction base="dms:Note"/>
-      </xsd:simpleType>
-    </xsd:element>
-    <xsd:element name="MediaServiceDateTaken" ma:index="18" nillable="true" ma:displayName="MediaServiceDateTaken" ma:hidden="true" ma:internalName="MediaServiceDateTaken" ma:readOnly="true">
-      <xsd:simpleType>
-        <xsd:restriction base="dms:Text"/>
-      </xsd:simpleType>
-    </xsd:element>
-    <xsd:element name="ImageTagsTaxHTField" ma:index="25" nillable="true" ma:taxonomy="true" ma:internalName="ImageTagsTaxHTField" ma:taxonomyFieldName="MediaServiceImageTags" ma:displayName="Image Tags" ma:readOnly="false" ma:fieldId="{5cf76f15-5ced-4ddc-b409-7134ff3c332f}" ma:taxonomyMulti="true" ma:sspId="e385fb40-52d4-4fae-9c5b-3e8ff8a5878e" ma:termSetId="09814cd3-568e-fe90-9814-8d621ff8fb84" ma:anchorId="fba54fb3-c3e1-fe81-a776-ca4b69148c4d" ma:open="true" ma:isKeyword="false">
-      <xsd:complexType>
-        <xsd:sequence>
-          <xsd:element ref="pc:Terms" minOccurs="0" maxOccurs="1"/>
-        </xsd:sequence>
-      </xsd:complexType>
-    </xsd:element>
-    <xsd:element name="MediaServiceLocation" ma:index="26" nillable="true" ma:displayName="Location" ma:hidden="true" ma:internalName="MediaServiceLocation" ma:readOnly="true">
-      <xsd:simpleType>
-        <xsd:restriction base="dms:Text"/>
-      </xsd:simpleType>
-    </xsd:element>
-    <xsd:element name="MediaLengthInSeconds" ma:index="27" nillable="true" ma:displayName="MediaLengthInSeconds" ma:hidden="true" ma:internalName="MediaLengthInSeconds" ma:readOnly="true">
-      <xsd:simpleType>
-        <xsd:restriction base="dms:Unknown"/>
-      </xsd:simpleType>
-    </xsd:element>
-    <xsd:element name="Background" ma:index="28" nillable="true" ma:displayName="Background" ma:default="0" ma:format="Dropdown" ma:internalName="Background">
-      <xsd:simpleType>
-        <xsd:restriction base="dms:Boolean"/>
-      </xsd:simpleType>
-    </xsd:element>
-    <xsd:element name="MediaServiceSearchProperties" ma:index="29" nillable="true" ma:displayName="MediaServiceSearchProperties" ma:hidden="true" ma:internalName="MediaServiceSearchProperties" ma:readOnly="true">
-      <xsd:simpleType>
-        <xsd:restriction base="dms:Note"/>
-      </xsd:simpleType>
-    </xsd:element>
-    <xsd:element name="MediaServiceDocTags" ma:index="30" nillable="true" ma:displayName="MediaServiceDocTags" ma:hidden="true" ma:internalName="MediaServiceDocTags" ma:readOnly="true">
-      <xsd:simpleType>
-        <xsd:restriction base="dms:Note"/>
-      </xsd:simpleType>
-    </xsd:element>
-  </xsd:schema>
-  <xsd:schema xmlns:xsd="http://www.w3.org/2001/XMLSchema" xmlns:xs="http://www.w3.org/2001/XMLSchema" xmlns:dms="http://schemas.microsoft.com/office/2006/documentManagement/types" xmlns:pc="http://schemas.microsoft.com/office/infopath/2007/PartnerControls" targetNamespace="16c05727-aa75-4e4a-9b5f-8a80a1165891" elementFormDefault="qualified">
-    <xsd:import namespace="http://schemas.microsoft.com/office/2006/documentManagement/types"/>
-    <xsd:import namespace="http://schemas.microsoft.com/office/infopath/2007/PartnerControls"/>
-    <xsd:element name="SharedWithUsers" ma:index="14" nillable="true" ma:displayName="Shared With" ma:hidden="true" ma:internalName="SharedWithUsers" ma:readOnly="true">
-      <xsd:complexType>
-        <xsd:complexContent>
-          <xsd:extension base="dms:UserMulti">
-            <xsd:sequence>
-              <xsd:element name="UserInfo" minOccurs="0" maxOccurs="unbounded">
-                <xsd:complexType>
-                  <xsd:sequence>
-                    <xsd:element name="DisplayName" type="xsd:string" minOccurs="0"/>
-                    <xsd:element name="AccountId" type="dms:UserId" minOccurs="0" nillable="true"/>
-                    <xsd:element name="AccountType" type="xsd:string" minOccurs="0"/>
-                  </xsd:sequence>
-                </xsd:complexType>
-              </xsd:element>
-            </xsd:sequence>
-          </xsd:extension>
-        </xsd:complexContent>
-      </xsd:complexType>
-    </xsd:element>
-    <xsd:element name="SharedWithDetails" ma:index="15" nillable="true" ma:displayName="Shared With Details" ma:hidden="true" ma:internalName="SharedWithDetails" ma:readOnly="true">
-      <xsd:simpleType>
-        <xsd:restriction base="dms:Note"/>
-      </xsd:simpleType>
-    </xsd:element>
-  </xsd:schema>
-  <xsd:schema xmlns:xsd="http://www.w3.org/2001/XMLSchema" xmlns:xs="http://www.w3.org/2001/XMLSchema" xmlns:dms="http://schemas.microsoft.com/office/2006/documentManagement/types" xmlns:pc="http://schemas.microsoft.com/office/infopath/2007/PartnerControls" targetNamespace="230e9df3-be65-4c73-a93b-d1236ebd677e" elementFormDefault="qualified">
-    <xsd:import namespace="http://schemas.microsoft.com/office/2006/documentManagement/types"/>
-    <xsd:import namespace="http://schemas.microsoft.com/office/infopath/2007/PartnerControls"/>
-    <xsd:element name="TaxCatchAll" ma:index="23" nillable="true" ma:displayName="Taxonomy Catch All Column" ma:hidden="true" ma:list="{3f6bfcbc-3db3-4ae6-bd76-326f0798ad28}" ma:internalName="TaxCatchAll" ma:readOnly="false" ma:showField="CatchAllData" ma:web="16c05727-aa75-4e4a-9b5f-8a80a1165891">
-      <xsd:complexType>
-        <xsd:complexContent>
-          <xsd:extension base="dms:MultiChoiceLookup">
-            <xsd:sequence>
-              <xsd:element name="Value" type="dms:Lookup" maxOccurs="unbounded" minOccurs="0" nillable="true"/>
-            </xsd:sequence>
-          </xsd:extension>
-        </xsd:complexContent>
-      </xsd:complexType>
-    </xsd:element>
-  </xsd:schema>
-  <xsd:schema xmlns="http://schemas.openxmlformats.org/package/2006/metadata/core-properties" xmlns:xsd="http://www.w3.org/2001/XMLSchema" xmlns:xsi="http://www.w3.org/2001/XMLSchema-instance" xmlns:dc="http://purl.org/dc/elements/1.1/" xmlns:dcterms="http://purl.org/dc/terms/" xmlns:odoc="http://schemas.microsoft.com/internal/obd" targetNamespace="http://schemas.openxmlformats.org/package/2006/metadata/core-properties" elementFormDefault="qualified" attributeFormDefault="unqualified" blockDefault="#all">
-    <xsd:import namespace="http://purl.org/dc/elements/1.1/" schemaLocation="http://dublincore.org/schemas/xmls/qdc/2003/04/02/dc.xsd"/>
-    <xsd:import namespace="http://purl.org/dc/terms/" schemaLocation="http://dublincore.org/schemas/xmls/qdc/2003/04/02/dcterms.xsd"/>
-    <xsd:element name="coreProperties" type="CT_coreProperties"/>
-    <xsd:complexType name="CT_coreProperties">
-      <xsd:all>
-        <xsd:element ref="dc:creator" minOccurs="0" maxOccurs="1"/>
-        <xsd:element ref="dcterms:created" minOccurs="0" maxOccurs="1"/>
-        <xsd:element ref="dc:identifier" minOccurs="0" maxOccurs="1"/>
-        <xsd:element name="contentType" minOccurs="0" maxOccurs="1" type="xsd:string" ma:displayName="Content Type"/>
-        <xsd:element ref="dc:title" minOccurs="0" maxOccurs="1" ma:index="1" ma:displayName="Title"/>
-        <xsd:element ref="dc:subject" minOccurs="0" maxOccurs="1"/>
-        <xsd:element ref="dc:description" minOccurs="0" maxOccurs="1"/>
-        <xsd:element name="keywords" minOccurs="0" maxOccurs="1" type="xsd:string"/>
-        <xsd:element ref="dc:language" minOccurs="0" maxOccurs="1"/>
-        <xsd:element name="category" minOccurs="0" maxOccurs="1" type="xsd:string"/>
-        <xsd:element name="version" minOccurs="0" maxOccurs="1" type="xsd:string"/>
-        <xsd:element name="revision" minOccurs="0" maxOccurs="1" type="xsd:string">
-          <xsd:annotation>
-            <xsd:documentation>
-                        This value indicates the number of saves or revisions. The application is responsible for updating this value after each revision.
-                    </xsd:documentation>
-          </xsd:annotation>
-        </xsd:element>
-        <xsd:element name="lastModifiedBy" minOccurs="0" maxOccurs="1" type="xsd:string"/>
-        <xsd:element ref="dcterms:modified" minOccurs="0" maxOccurs="1"/>
-        <xsd:element name="contentStatus" minOccurs="0" maxOccurs="1" type="xsd:string"/>
-      </xsd:all>
-    </xsd:complexType>
-  </xsd:schema>
-  <xs:schema xmlns:pc="http://schemas.microsoft.com/office/infopath/2007/PartnerControls" xmlns:xs="http://www.w3.org/2001/XMLSchema" targetNamespace="http://schemas.microsoft.com/office/infopath/2007/PartnerControls" elementFormDefault="qualified" attributeFormDefault="unqualified">
-    <xs:element name="Person">
-      <xs:complexType>
-        <xs:sequence>
-          <xs:element ref="pc:DisplayName" minOccurs="0"/>
-          <xs:element ref="pc:AccountId" minOccurs="0"/>
-          <xs:element ref="pc:AccountType" minOccurs="0"/>
-        </xs:sequence>
-      </xs:complexType>
-    </xs:element>
-    <xs:element name="DisplayName" type="xs:string"/>
-    <xs:element name="AccountId" type="xs:string"/>
-    <xs:element name="AccountType" type="xs:string"/>
-    <xs:element name="BDCAssociatedEntity">
-      <xs:complexType>
-        <xs:sequence>
-          <xs:element ref="pc:BDCEntity" minOccurs="0" maxOccurs="unbounded"/>
-        </xs:sequence>
-        <xs:attribute ref="pc:EntityNamespace"/>
-        <xs:attribute ref="pc:EntityName"/>
-        <xs:attribute ref="pc:SystemInstanceName"/>
-        <xs:attribute ref="pc:AssociationName"/>
-      </xs:complexType>
-    </xs:element>
-    <xs:attribute name="EntityNamespace" type="xs:string"/>
-    <xs:attribute name="EntityName" type="xs:string"/>
-    <xs:attribute name="SystemInstanceName" type="xs:string"/>
-    <xs:attribute name="AssociationName" type="xs:string"/>
-    <xs:element name="BDCEntity">
-      <xs:complexType>
-        <xs:sequence>
-          <xs:element ref="pc:EntityDisplayName" minOccurs="0"/>
-          <xs:element ref="pc:EntityInstanceReference" minOccurs="0"/>
-          <xs:element ref="pc:EntityId1" minOccurs="0"/>
-          <xs:element ref="pc:EntityId2" minOccurs="0"/>
-          <xs:element ref="pc:EntityId3" minOccurs="0"/>
-          <xs:element ref="pc:EntityId4" minOccurs="0"/>
-          <xs:element ref="pc:EntityId5" minOccurs="0"/>
-        </xs:sequence>
-      </xs:complexType>
-    </xs:element>
-    <xs:element name="EntityDisplayName" type="xs:string"/>
-    <xs:element name="EntityInstanceReference" type="xs:string"/>
-    <xs:element name="EntityId1" type="xs:string"/>
-    <xs:element name="EntityId2" type="xs:string"/>
-    <xs:element name="EntityId3" type="xs:string"/>
-    <xs:element name="EntityId4" type="xs:string"/>
-    <xs:element name="EntityId5" type="xs:string"/>
-    <xs:element name="Terms">
-      <xs:complexType>
-        <xs:sequence>
-          <xs:element ref="pc:TermInfo" minOccurs="0" maxOccurs="unbounded"/>
-        </xs:sequence>
-      </xs:complexType>
-    </xs:element>
-    <xs:element name="TermInfo">
-      <xs:complexType>
-        <xs:sequence>
-          <xs:element ref="pc:TermName" minOccurs="0"/>
-          <xs:element ref="pc:TermId" minOccurs="0"/>
-        </xs:sequence>
-      </xs:complexType>
-    </xs:element>
-    <xs:element name="TermName" type="xs:string"/>
-    <xs:element name="TermId" type="xs:string"/>
-  </xs:schema>
-</ct:contentTypeSchema>
-</file>
-
-<file path=customXml/item22.xml><?xml version="1.0" encoding="utf-8"?>
-<?mso-contentType ?>
-<FormTemplates xmlns="http://schemas.microsoft.com/sharepoint/v3/contenttype/forms">
-  <Display>DocumentLibraryForm</Display>
-  <Edit>DocumentLibraryForm</Edit>
-  <New>DocumentLibraryForm</New>
-</FormTemplates>
-</file>
-
-<file path=customXml/item3.xml><?xml version="1.0" encoding="utf-8"?>
-<p:properties xmlns:p="http://schemas.microsoft.com/office/2006/metadata/properties" xmlns:xsi="http://www.w3.org/2001/XMLSchema-instance" xmlns:pc="http://schemas.microsoft.com/office/infopath/2007/PartnerControls">
-  <documentManagement>
-    <_ip_UnifiedCompliancePolicyUIAction xmlns="http://schemas.microsoft.com/sharepoint/v3" xsi:nil="true"/>
-    <Image xmlns="71af3243-3dd4-4a8d-8c0d-dd76da1f02a5">
-      <Url xsi:nil="true"/>
-      <Description xsi:nil="true"/>
-    </Image>
-    <Status xmlns="71af3243-3dd4-4a8d-8c0d-dd76da1f02a5">Not started</Status>
-    <Background xmlns="71af3243-3dd4-4a8d-8c0d-dd76da1f02a5">false</Background>
-    <_ip_UnifiedCompliancePolicyProperties xmlns="http://schemas.microsoft.com/sharepoint/v3" xsi:nil="true"/>
-    <ImageTagsTaxHTField xmlns="71af3243-3dd4-4a8d-8c0d-dd76da1f02a5">
-      <Terms xmlns="http://schemas.microsoft.com/office/infopath/2007/PartnerControls"/>
-    </ImageTagsTaxHTField>
-    <TaxCatchAll xmlns="230e9df3-be65-4c73-a93b-d1236ebd677e" xsi:nil="true"/>
-    <MediaServiceKeyPoints xmlns="71af3243-3dd4-4a8d-8c0d-dd76da1f02a5" xsi:nil="true"/>
-  </documentManagement>
-</p:properties>
-</file>
-
-<file path=customXml/itemProps13.xml><?xml version="1.0" encoding="utf-8"?>
-<ds:datastoreItem xmlns:ds="http://schemas.openxmlformats.org/officeDocument/2006/customXml" ds:itemID="{6947664C-29C2-4784-A929-B5FB2A2B4057}"/>
-</file>
-
-<file path=customXml/itemProps22.xml><?xml version="1.0" encoding="utf-8"?>
-<ds:datastoreItem xmlns:ds="http://schemas.openxmlformats.org/officeDocument/2006/customXml" ds:itemID="{833FA0EA-EA69-4889-830D-DE991FBC1B74}"/>
-</file>
-
-<file path=customXml/itemProps31.xml><?xml version="1.0" encoding="utf-8"?>
-<ds:datastoreItem xmlns:ds="http://schemas.openxmlformats.org/officeDocument/2006/customXml" ds:itemID="{54501176-2FC8-4C4A-B93D-BA17CFCD45A8}"/>
-</file>
-
 <file path=docMetadata/LabelInfo.xml><?xml version="1.0" encoding="utf-8"?>
 <clbl:labelList xmlns:clbl="http://schemas.microsoft.com/office/2020/mipLabelMetadata"/>
 </file>